--- a/templates/template_paragrahs.docx
+++ b/templates/template_paragrahs.docx
@@ -3634,6 +3634,1084 @@
         </w:rPr>
         <w:t>}</w:t>
       </w:r>
+    </w:p>
+    <w:p>
+      <w:pPr>
+        <w:spacing w:after="0" w:line="268" w:lineRule="auto"/>
+        <w:rPr>
+          <w:rFonts w:ascii="Cambria" w:eastAsia="Cambria" w:hAnsi="Cambria" w:cs="Cambria"/>
+          <w:b/>
+          <w:bCs/>
+          <w:sz w:val="18"/>
+          <w:lang w:val="fr-FR"/>
+        </w:rPr>
+      </w:pPr>
+      <w:r>
+        <w:rPr>
+          <w:rFonts w:ascii="Cambria" w:eastAsia="Cambria" w:hAnsi="Cambria" w:cs="Cambria"/>
+          <w:b/>
+          <w:bCs/>
+          <w:sz w:val="18"/>
+          <w:lang w:val="fr-FR"/>
+        </w:rPr>
+        <w:t>{START_MENTION_ART11_NONSACEM}</w:t>
+      </w:r>
+    </w:p>
+    <w:p>
+      <w:pPr>
+        <w:spacing w:after="0" w:line="268" w:lineRule="auto"/>
+        <w:rPr>
+          <w:rFonts w:ascii="Cambria" w:eastAsia="Cambria" w:hAnsi="Cambria" w:cs="Cambria"/>
+          <w:sz w:val="18"/>
+          <w:lang w:val="fr-FR"/>
+        </w:rPr>
+      </w:pPr>
+      <w:r>
+        <w:rPr>
+          <w:rFonts w:ascii="Cambria" w:eastAsia="Cambria" w:hAnsi="Cambria" w:cs="Cambria"/>
+          <w:sz w:val="18"/>
+          <w:lang w:val="fr-FR"/>
+        </w:rPr>
+        <w:t>Il est ici précisé que l'ŒUVRE est coéditée avec d'une part, [</w:t>
+      </w:r>
+      <w:proofErr w:type="spellStart"/>
+      <w:r>
+        <w:rPr>
+          <w:rFonts w:ascii="Cambria" w:eastAsia="Cambria" w:hAnsi="Cambria" w:cs="Cambria"/>
+          <w:sz w:val="18"/>
+          <w:lang w:val="fr-FR"/>
+        </w:rPr>
+        <w:t>ListeE_SACEM</w:t>
+      </w:r>
+      <w:proofErr w:type="spellEnd"/>
+      <w:r>
+        <w:rPr>
+          <w:rFonts w:ascii="Cambria" w:eastAsia="Cambria" w:hAnsi="Cambria" w:cs="Cambria"/>
+          <w:sz w:val="18"/>
+          <w:lang w:val="fr-FR"/>
+        </w:rPr>
+        <w:t>], et d'autre part [</w:t>
+      </w:r>
+      <w:proofErr w:type="spellStart"/>
+      <w:r>
+        <w:rPr>
+          <w:rFonts w:ascii="Cambria" w:eastAsia="Cambria" w:hAnsi="Cambria" w:cs="Cambria"/>
+          <w:sz w:val="18"/>
+          <w:lang w:val="fr-FR"/>
+        </w:rPr>
+        <w:t>ListeNonSACEM</w:t>
+      </w:r>
+      <w:proofErr w:type="spellEnd"/>
+      <w:r>
+        <w:rPr>
+          <w:rFonts w:ascii="Cambria" w:eastAsia="Cambria" w:hAnsi="Cambria" w:cs="Cambria"/>
+          <w:sz w:val="18"/>
+          <w:lang w:val="fr-FR"/>
+        </w:rPr>
+        <w:t>], qui en contrôlent respectivement [</w:t>
+      </w:r>
+      <w:proofErr w:type="spellStart"/>
+      <w:r>
+        <w:rPr>
+          <w:rFonts w:ascii="Cambria" w:eastAsia="Cambria" w:hAnsi="Cambria" w:cs="Cambria"/>
+          <w:sz w:val="18"/>
+          <w:lang w:val="fr-FR"/>
+        </w:rPr>
+        <w:t>PartsSACEM</w:t>
+      </w:r>
+      <w:proofErr w:type="spellEnd"/>
+      <w:r>
+        <w:rPr>
+          <w:rFonts w:ascii="Cambria" w:eastAsia="Cambria" w:hAnsi="Cambria" w:cs="Cambria"/>
+          <w:sz w:val="18"/>
+          <w:lang w:val="fr-FR"/>
+        </w:rPr>
+        <w:t>]% et [</w:t>
+      </w:r>
+      <w:proofErr w:type="spellStart"/>
+      <w:r>
+        <w:rPr>
+          <w:rFonts w:ascii="Cambria" w:eastAsia="Cambria" w:hAnsi="Cambria" w:cs="Cambria"/>
+          <w:sz w:val="18"/>
+          <w:lang w:val="fr-FR"/>
+        </w:rPr>
+        <w:t>PartsNonSACEM</w:t>
+      </w:r>
+      <w:proofErr w:type="spellEnd"/>
+      <w:r>
+        <w:rPr>
+          <w:rFonts w:ascii="Cambria" w:eastAsia="Cambria" w:hAnsi="Cambria" w:cs="Cambria"/>
+          <w:sz w:val="18"/>
+          <w:lang w:val="fr-FR"/>
+        </w:rPr>
+        <w:t>]%.</w:t>
+      </w:r>
+    </w:p>
+    <w:p>
+      <w:pPr>
+        <w:spacing w:after="0" w:line="268" w:lineRule="auto"/>
+        <w:rPr>
+          <w:rFonts w:ascii="Cambria" w:eastAsia="Cambria" w:hAnsi="Cambria" w:cs="Cambria"/>
+          <w:sz w:val="18"/>
+          <w:lang w:val="fr-FR"/>
+        </w:rPr>
+      </w:pPr>
+      <w:r>
+        <w:rPr>
+          <w:rFonts w:ascii="Cambria" w:eastAsia="Cambria" w:hAnsi="Cambria" w:cs="Cambria"/>
+          <w:sz w:val="18"/>
+          <w:lang w:val="fr-FR"/>
+        </w:rPr>
+        <w:t>Dans ce contexte, tous les pourcentages stipulés au présent contrat s'entendent au prorata de la part contrôlée par l'EDITEUR, soit [</w:t>
+      </w:r>
+      <w:proofErr w:type="spellStart"/>
+      <w:r>
+        <w:rPr>
+          <w:rFonts w:ascii="Cambria" w:eastAsia="Cambria" w:hAnsi="Cambria" w:cs="Cambria"/>
+          <w:sz w:val="18"/>
+          <w:lang w:val="fr-FR"/>
+        </w:rPr>
+        <w:t>PartsSACEM</w:t>
+      </w:r>
+      <w:proofErr w:type="spellEnd"/>
+      <w:r>
+        <w:rPr>
+          <w:rFonts w:ascii="Cambria" w:eastAsia="Cambria" w:hAnsi="Cambria" w:cs="Cambria"/>
+          <w:sz w:val="18"/>
+          <w:lang w:val="fr-FR"/>
+        </w:rPr>
+        <w:t>]% de l'ŒUVRE.</w:t>
+      </w:r>
+    </w:p>
+    <w:p>
+      <w:pPr>
+        <w:spacing w:after="0" w:line="268" w:lineRule="auto"/>
+        <w:rPr>
+          <w:rFonts w:ascii="Cambria" w:eastAsia="Cambria" w:hAnsi="Cambria" w:cs="Cambria"/>
+          <w:b/>
+          <w:bCs/>
+          <w:sz w:val="18"/>
+          <w:lang w:val="fr-FR"/>
+        </w:rPr>
+      </w:pPr>
+      <w:r>
+        <w:rPr>
+          <w:rFonts w:ascii="Cambria" w:eastAsia="Cambria" w:hAnsi="Cambria" w:cs="Cambria"/>
+          <w:b/>
+          <w:bCs/>
+          <w:sz w:val="18"/>
+          <w:lang w:val="fr-FR"/>
+        </w:rPr>
+        <w:t>{END_MENTION_ART11_NONSACEM}</w:t>
+      </w:r>
+    </w:p>
+    <w:p>
+      <w:pPr>
+        <w:spacing w:after="0" w:line="268" w:lineRule="auto"/>
+        <w:rPr>
+          <w:rFonts w:ascii="Cambria" w:eastAsia="Cambria" w:hAnsi="Cambria" w:cs="Cambria"/>
+          <w:sz w:val="18"/>
+          <w:lang w:val="fr-FR"/>
+        </w:rPr>
+      </w:pPr>
+    </w:p>
+    <w:p>
+      <w:pPr>
+        <w:spacing w:after="0" w:line="268" w:lineRule="auto"/>
+        <w:rPr>
+          <w:rFonts w:ascii="Cambria" w:eastAsia="Cambria" w:hAnsi="Cambria" w:cs="Cambria"/>
+          <w:b/>
+          <w:bCs/>
+          <w:sz w:val="18"/>
+          <w:lang w:val="fr-FR"/>
+        </w:rPr>
+      </w:pPr>
+      <w:r>
+        <w:rPr>
+          <w:rFonts w:ascii="Cambria" w:eastAsia="Cambria" w:hAnsi="Cambria" w:cs="Cambria"/>
+          <w:b/>
+          <w:bCs/>
+          <w:sz w:val="18"/>
+          <w:lang w:val="fr-FR"/>
+        </w:rPr>
+        <w:t>{START_MENTION_ART16_NONSACEM}</w:t>
+      </w:r>
+    </w:p>
+    <w:p>
+      <w:pPr>
+        <w:spacing w:after="0" w:line="268" w:lineRule="auto"/>
+        <w:rPr>
+          <w:rFonts w:ascii="Cambria" w:eastAsia="Cambria" w:hAnsi="Cambria" w:cs="Cambria"/>
+          <w:sz w:val="18"/>
+          <w:lang w:val="fr-FR"/>
+        </w:rPr>
+      </w:pPr>
+      <w:r>
+        <w:rPr>
+          <w:rFonts w:ascii="Cambria" w:eastAsia="Cambria" w:hAnsi="Cambria" w:cs="Cambria"/>
+          <w:sz w:val="18"/>
+          <w:lang w:val="fr-FR"/>
+        </w:rPr>
+        <w:t>[</w:t>
+      </w:r>
+      <w:proofErr w:type="spellStart"/>
+      <w:r>
+        <w:rPr>
+          <w:rFonts w:ascii="Cambria" w:eastAsia="Cambria" w:hAnsi="Cambria" w:cs="Cambria"/>
+          <w:sz w:val="18"/>
+          <w:lang w:val="fr-FR"/>
+        </w:rPr>
+        <w:t>NumPoint</w:t>
+      </w:r>
+      <w:proofErr w:type="spellEnd"/>
+      <w:r>
+        <w:rPr>
+          <w:rFonts w:ascii="Cambria" w:eastAsia="Cambria" w:hAnsi="Cambria" w:cs="Cambria"/>
+          <w:sz w:val="18"/>
+          <w:lang w:val="fr-FR"/>
+        </w:rPr>
+        <w:t>]- Il est ici précisé que l'ŒUVRE est coéditée avec d'une part, [</w:t>
+      </w:r>
+      <w:proofErr w:type="spellStart"/>
+      <w:r>
+        <w:rPr>
+          <w:rFonts w:ascii="Cambria" w:eastAsia="Cambria" w:hAnsi="Cambria" w:cs="Cambria"/>
+          <w:sz w:val="18"/>
+          <w:lang w:val="fr-FR"/>
+        </w:rPr>
+        <w:t>ListeE_SACEM</w:t>
+      </w:r>
+      <w:proofErr w:type="spellEnd"/>
+      <w:r>
+        <w:rPr>
+          <w:rFonts w:ascii="Cambria" w:eastAsia="Cambria" w:hAnsi="Cambria" w:cs="Cambria"/>
+          <w:sz w:val="18"/>
+          <w:lang w:val="fr-FR"/>
+        </w:rPr>
+        <w:t>], et d'autre part [</w:t>
+      </w:r>
+      <w:proofErr w:type="spellStart"/>
+      <w:r>
+        <w:rPr>
+          <w:rFonts w:ascii="Cambria" w:eastAsia="Cambria" w:hAnsi="Cambria" w:cs="Cambria"/>
+          <w:sz w:val="18"/>
+          <w:lang w:val="fr-FR"/>
+        </w:rPr>
+        <w:t>ListeNonSACEM</w:t>
+      </w:r>
+      <w:proofErr w:type="spellEnd"/>
+      <w:r>
+        <w:rPr>
+          <w:rFonts w:ascii="Cambria" w:eastAsia="Cambria" w:hAnsi="Cambria" w:cs="Cambria"/>
+          <w:sz w:val="18"/>
+          <w:lang w:val="fr-FR"/>
+        </w:rPr>
+        <w:t>], qui en contrôlent respectivement [</w:t>
+      </w:r>
+      <w:proofErr w:type="spellStart"/>
+      <w:r>
+        <w:rPr>
+          <w:rFonts w:ascii="Cambria" w:eastAsia="Cambria" w:hAnsi="Cambria" w:cs="Cambria"/>
+          <w:sz w:val="18"/>
+          <w:lang w:val="fr-FR"/>
+        </w:rPr>
+        <w:t>PartsSACEM</w:t>
+      </w:r>
+      <w:proofErr w:type="spellEnd"/>
+      <w:r>
+        <w:rPr>
+          <w:rFonts w:ascii="Cambria" w:eastAsia="Cambria" w:hAnsi="Cambria" w:cs="Cambria"/>
+          <w:sz w:val="18"/>
+          <w:lang w:val="fr-FR"/>
+        </w:rPr>
+        <w:t>]% et [</w:t>
+      </w:r>
+      <w:proofErr w:type="spellStart"/>
+      <w:r>
+        <w:rPr>
+          <w:rFonts w:ascii="Cambria" w:eastAsia="Cambria" w:hAnsi="Cambria" w:cs="Cambria"/>
+          <w:sz w:val="18"/>
+          <w:lang w:val="fr-FR"/>
+        </w:rPr>
+        <w:t>PartsNonSACEM</w:t>
+      </w:r>
+      <w:proofErr w:type="spellEnd"/>
+      <w:r>
+        <w:rPr>
+          <w:rFonts w:ascii="Cambria" w:eastAsia="Cambria" w:hAnsi="Cambria" w:cs="Cambria"/>
+          <w:sz w:val="18"/>
+          <w:lang w:val="fr-FR"/>
+        </w:rPr>
+        <w:t>]%.</w:t>
+      </w:r>
+    </w:p>
+    <w:p>
+      <w:pPr>
+        <w:spacing w:after="0" w:line="268" w:lineRule="auto"/>
+        <w:rPr>
+          <w:rFonts w:ascii="Cambria" w:eastAsia="Cambria" w:hAnsi="Cambria" w:cs="Cambria"/>
+          <w:sz w:val="18"/>
+          <w:lang w:val="fr-FR"/>
+        </w:rPr>
+      </w:pPr>
+    </w:p>
+    <w:p>
+      <w:pPr>
+        <w:spacing w:after="0" w:line="268" w:lineRule="auto"/>
+        <w:rPr>
+          <w:rFonts w:ascii="Cambria" w:eastAsia="Cambria" w:hAnsi="Cambria" w:cs="Cambria"/>
+          <w:sz w:val="18"/>
+          <w:lang w:val="fr-FR"/>
+        </w:rPr>
+      </w:pPr>
+      <w:r>
+        <w:rPr>
+          <w:rFonts w:ascii="Cambria" w:eastAsia="Cambria" w:hAnsi="Cambria" w:cs="Cambria"/>
+          <w:sz w:val="18"/>
+          <w:lang w:val="fr-FR"/>
+        </w:rPr>
+        <w:t>Dans ce contexte, tous les pourcentages stipulés au présent contrat s'entendent au prorata de la part contrôlée par l'EDITEUR, soit [</w:t>
+      </w:r>
+      <w:proofErr w:type="spellStart"/>
+      <w:r>
+        <w:rPr>
+          <w:rFonts w:ascii="Cambria" w:eastAsia="Cambria" w:hAnsi="Cambria" w:cs="Cambria"/>
+          <w:sz w:val="18"/>
+          <w:lang w:val="fr-FR"/>
+        </w:rPr>
+        <w:t>PartsSACEM</w:t>
+      </w:r>
+      <w:proofErr w:type="spellEnd"/>
+      <w:r>
+        <w:rPr>
+          <w:rFonts w:ascii="Cambria" w:eastAsia="Cambria" w:hAnsi="Cambria" w:cs="Cambria"/>
+          <w:sz w:val="18"/>
+          <w:lang w:val="fr-FR"/>
+        </w:rPr>
+        <w:t>]% de l'ŒUVRE.</w:t>
+      </w:r>
+    </w:p>
+    <w:p>
+      <w:pPr>
+        <w:spacing w:after="0" w:line="268" w:lineRule="auto"/>
+        <w:rPr>
+          <w:rFonts w:ascii="Cambria" w:eastAsia="Cambria" w:hAnsi="Cambria" w:cs="Cambria"/>
+          <w:sz w:val="18"/>
+          <w:lang w:val="fr-FR"/>
+        </w:rPr>
+      </w:pPr>
+    </w:p>
+    <w:p>
+      <w:pPr>
+        <w:spacing w:after="0" w:line="268" w:lineRule="auto"/>
+        <w:rPr>
+          <w:rFonts w:ascii="Cambria" w:eastAsia="Cambria" w:hAnsi="Cambria" w:cs="Cambria"/>
+          <w:sz w:val="18"/>
+          <w:lang w:val="fr-FR"/>
+        </w:rPr>
+      </w:pPr>
+      <w:r>
+        <w:rPr>
+          <w:rFonts w:ascii="Cambria" w:eastAsia="Cambria" w:hAnsi="Cambria" w:cs="Cambria"/>
+          <w:sz w:val="18"/>
+          <w:lang w:val="fr-FR"/>
+        </w:rPr>
+        <w:t>[</w:t>
+      </w:r>
+      <w:proofErr w:type="spellStart"/>
+      <w:r>
+        <w:rPr>
+          <w:rFonts w:ascii="Cambria" w:eastAsia="Cambria" w:hAnsi="Cambria" w:cs="Cambria"/>
+          <w:sz w:val="18"/>
+          <w:lang w:val="fr-FR"/>
+        </w:rPr>
+        <w:t>ListeNonSACEM_Noms</w:t>
+      </w:r>
+      <w:proofErr w:type="spellEnd"/>
+      <w:r>
+        <w:rPr>
+          <w:rFonts w:ascii="Cambria" w:eastAsia="Cambria" w:hAnsi="Cambria" w:cs="Cambria"/>
+          <w:sz w:val="18"/>
+          <w:lang w:val="fr-FR"/>
+        </w:rPr>
+        <w:t>] [</w:t>
+      </w:r>
+      <w:proofErr w:type="spellStart"/>
+      <w:r>
+        <w:rPr>
+          <w:rFonts w:ascii="Cambria" w:eastAsia="Cambria" w:hAnsi="Cambria" w:cs="Cambria"/>
+          <w:sz w:val="18"/>
+          <w:lang w:val="fr-FR"/>
+        </w:rPr>
+        <w:t>EstSont</w:t>
+      </w:r>
+      <w:proofErr w:type="spellEnd"/>
+      <w:r>
+        <w:rPr>
+          <w:rFonts w:ascii="Cambria" w:eastAsia="Cambria" w:hAnsi="Cambria" w:cs="Cambria"/>
+          <w:sz w:val="18"/>
+          <w:lang w:val="fr-FR"/>
+        </w:rPr>
+        <w:t xml:space="preserve">] </w:t>
+      </w:r>
+      <w:proofErr w:type="gramStart"/>
+      <w:r>
+        <w:rPr>
+          <w:rFonts w:ascii="Cambria" w:eastAsia="Cambria" w:hAnsi="Cambria" w:cs="Cambria"/>
+          <w:sz w:val="18"/>
+          <w:lang w:val="fr-FR"/>
+        </w:rPr>
+        <w:t>membre[</w:t>
+      </w:r>
+      <w:proofErr w:type="gramEnd"/>
+      <w:r>
+        <w:rPr>
+          <w:rFonts w:ascii="Cambria" w:eastAsia="Cambria" w:hAnsi="Cambria" w:cs="Cambria"/>
+          <w:sz w:val="18"/>
+          <w:lang w:val="fr-FR"/>
+        </w:rPr>
+        <w:t>Pluriel] d'une autre société de gestion collective autre que la SACEM. [</w:t>
+      </w:r>
+      <w:proofErr w:type="spellStart"/>
+      <w:r>
+        <w:rPr>
+          <w:rFonts w:ascii="Cambria" w:eastAsia="Cambria" w:hAnsi="Cambria" w:cs="Cambria"/>
+          <w:sz w:val="18"/>
+          <w:lang w:val="fr-FR"/>
+        </w:rPr>
+        <w:t>IlIls</w:t>
+      </w:r>
+      <w:proofErr w:type="spellEnd"/>
+      <w:r>
+        <w:rPr>
+          <w:rFonts w:ascii="Cambria" w:eastAsia="Cambria" w:hAnsi="Cambria" w:cs="Cambria"/>
+          <w:sz w:val="18"/>
+          <w:lang w:val="fr-FR"/>
+        </w:rPr>
+        <w:t>] [</w:t>
+      </w:r>
+      <w:proofErr w:type="spellStart"/>
+      <w:r>
+        <w:rPr>
+          <w:rFonts w:ascii="Cambria" w:eastAsia="Cambria" w:hAnsi="Cambria" w:cs="Cambria"/>
+          <w:sz w:val="18"/>
+          <w:lang w:val="fr-FR"/>
+        </w:rPr>
+        <w:t>NestPasNeSontPas</w:t>
+      </w:r>
+      <w:proofErr w:type="spellEnd"/>
+      <w:r>
+        <w:rPr>
+          <w:rFonts w:ascii="Cambria" w:eastAsia="Cambria" w:hAnsi="Cambria" w:cs="Cambria"/>
+          <w:sz w:val="18"/>
+          <w:lang w:val="fr-FR"/>
+        </w:rPr>
+        <w:t xml:space="preserve">] </w:t>
+      </w:r>
+      <w:proofErr w:type="gramStart"/>
+      <w:r>
+        <w:rPr>
+          <w:rFonts w:ascii="Cambria" w:eastAsia="Cambria" w:hAnsi="Cambria" w:cs="Cambria"/>
+          <w:sz w:val="18"/>
+          <w:lang w:val="fr-FR"/>
+        </w:rPr>
+        <w:t>signataire[</w:t>
+      </w:r>
+      <w:proofErr w:type="gramEnd"/>
+      <w:r>
+        <w:rPr>
+          <w:rFonts w:ascii="Cambria" w:eastAsia="Cambria" w:hAnsi="Cambria" w:cs="Cambria"/>
+          <w:sz w:val="18"/>
+          <w:lang w:val="fr-FR"/>
+        </w:rPr>
+        <w:t>Pluriel] du présent contrat mais de la lettre de répartition ci-après annexée.</w:t>
+      </w:r>
+    </w:p>
+    <w:p>
+      <w:pPr>
+        <w:spacing w:after="0" w:line="268" w:lineRule="auto"/>
+        <w:rPr>
+          <w:rFonts w:ascii="Cambria" w:eastAsia="Cambria" w:hAnsi="Cambria" w:cs="Cambria"/>
+          <w:b/>
+          <w:bCs/>
+          <w:sz w:val="18"/>
+          <w:lang w:val="fr-FR"/>
+        </w:rPr>
+      </w:pPr>
+      <w:r>
+        <w:rPr>
+          <w:rFonts w:ascii="Cambria" w:eastAsia="Cambria" w:hAnsi="Cambria" w:cs="Cambria"/>
+          <w:b/>
+          <w:bCs/>
+          <w:sz w:val="18"/>
+          <w:lang w:val="fr-FR"/>
+        </w:rPr>
+        <w:t>{END_MENTION_ART16_NONSACEM}</w:t>
+      </w:r>
+    </w:p>
+    <w:p>
+      <w:pPr>
+        <w:spacing w:after="0" w:line="268" w:lineRule="auto"/>
+        <w:rPr>
+          <w:rFonts w:ascii="Cambria" w:eastAsia="Cambria" w:hAnsi="Cambria" w:cs="Cambria"/>
+          <w:sz w:val="18"/>
+          <w:lang w:val="fr-FR"/>
+        </w:rPr>
+      </w:pPr>
+    </w:p>
+    <w:p>
+      <w:pPr>
+        <w:spacing w:after="0" w:line="268" w:lineRule="auto"/>
+        <w:rPr>
+          <w:rFonts w:ascii="Cambria" w:eastAsia="Cambria" w:hAnsi="Cambria" w:cs="Cambria"/>
+          <w:b/>
+          <w:bCs/>
+          <w:sz w:val="18"/>
+          <w:lang w:val="fr-FR"/>
+        </w:rPr>
+      </w:pPr>
+      <w:r>
+        <w:rPr>
+          <w:rFonts w:ascii="Cambria" w:eastAsia="Cambria" w:hAnsi="Cambria" w:cs="Cambria"/>
+          <w:b/>
+          <w:bCs/>
+          <w:sz w:val="18"/>
+          <w:lang w:val="fr-FR"/>
+        </w:rPr>
+        <w:t>{START_MENTION_COED_NONSACEM}</w:t>
+      </w:r>
+    </w:p>
+    <w:p>
+      <w:pPr>
+        <w:spacing w:after="0" w:line="268" w:lineRule="auto"/>
+        <w:rPr>
+          <w:rFonts w:ascii="Cambria" w:eastAsia="Cambria" w:hAnsi="Cambria" w:cs="Cambria"/>
+          <w:sz w:val="18"/>
+          <w:lang w:val="fr-FR"/>
+        </w:rPr>
+      </w:pPr>
+      <w:r>
+        <w:rPr>
+          <w:rFonts w:ascii="Cambria" w:eastAsia="Cambria" w:hAnsi="Cambria" w:cs="Cambria"/>
+          <w:sz w:val="18"/>
+          <w:lang w:val="fr-FR"/>
+        </w:rPr>
+        <w:t>Il est ici précisé que l'ŒUVRE est coéditée avec d'une part, [</w:t>
+      </w:r>
+      <w:proofErr w:type="spellStart"/>
+      <w:r>
+        <w:rPr>
+          <w:rFonts w:ascii="Cambria" w:eastAsia="Cambria" w:hAnsi="Cambria" w:cs="Cambria"/>
+          <w:sz w:val="18"/>
+          <w:lang w:val="fr-FR"/>
+        </w:rPr>
+        <w:t>ListeE_SACEM</w:t>
+      </w:r>
+      <w:proofErr w:type="spellEnd"/>
+      <w:r>
+        <w:rPr>
+          <w:rFonts w:ascii="Cambria" w:eastAsia="Cambria" w:hAnsi="Cambria" w:cs="Cambria"/>
+          <w:sz w:val="18"/>
+          <w:lang w:val="fr-FR"/>
+        </w:rPr>
+        <w:t>], et d'autre part [</w:t>
+      </w:r>
+      <w:proofErr w:type="spellStart"/>
+      <w:r>
+        <w:rPr>
+          <w:rFonts w:ascii="Cambria" w:eastAsia="Cambria" w:hAnsi="Cambria" w:cs="Cambria"/>
+          <w:sz w:val="18"/>
+          <w:lang w:val="fr-FR"/>
+        </w:rPr>
+        <w:t>ListeNonSACEM</w:t>
+      </w:r>
+      <w:proofErr w:type="spellEnd"/>
+      <w:r>
+        <w:rPr>
+          <w:rFonts w:ascii="Cambria" w:eastAsia="Cambria" w:hAnsi="Cambria" w:cs="Cambria"/>
+          <w:sz w:val="18"/>
+          <w:lang w:val="fr-FR"/>
+        </w:rPr>
+        <w:t>], qui en contrôlent respectivement [</w:t>
+      </w:r>
+      <w:proofErr w:type="spellStart"/>
+      <w:r>
+        <w:rPr>
+          <w:rFonts w:ascii="Cambria" w:eastAsia="Cambria" w:hAnsi="Cambria" w:cs="Cambria"/>
+          <w:sz w:val="18"/>
+          <w:lang w:val="fr-FR"/>
+        </w:rPr>
+        <w:t>PartsSACEM</w:t>
+      </w:r>
+      <w:proofErr w:type="spellEnd"/>
+      <w:r>
+        <w:rPr>
+          <w:rFonts w:ascii="Cambria" w:eastAsia="Cambria" w:hAnsi="Cambria" w:cs="Cambria"/>
+          <w:sz w:val="18"/>
+          <w:lang w:val="fr-FR"/>
+        </w:rPr>
+        <w:t>]% et [</w:t>
+      </w:r>
+      <w:proofErr w:type="spellStart"/>
+      <w:r>
+        <w:rPr>
+          <w:rFonts w:ascii="Cambria" w:eastAsia="Cambria" w:hAnsi="Cambria" w:cs="Cambria"/>
+          <w:sz w:val="18"/>
+          <w:lang w:val="fr-FR"/>
+        </w:rPr>
+        <w:t>PartsNonSACEM</w:t>
+      </w:r>
+      <w:proofErr w:type="spellEnd"/>
+      <w:r>
+        <w:rPr>
+          <w:rFonts w:ascii="Cambria" w:eastAsia="Cambria" w:hAnsi="Cambria" w:cs="Cambria"/>
+          <w:sz w:val="18"/>
+          <w:lang w:val="fr-FR"/>
+        </w:rPr>
+        <w:t>]%.</w:t>
+      </w:r>
+    </w:p>
+    <w:p>
+      <w:pPr>
+        <w:spacing w:after="0" w:line="268" w:lineRule="auto"/>
+        <w:rPr>
+          <w:rFonts w:ascii="Cambria" w:eastAsia="Cambria" w:hAnsi="Cambria" w:cs="Cambria"/>
+          <w:sz w:val="18"/>
+          <w:lang w:val="fr-FR"/>
+        </w:rPr>
+      </w:pPr>
+    </w:p>
+    <w:p>
+      <w:pPr>
+        <w:spacing w:after="0" w:line="268" w:lineRule="auto"/>
+        <w:rPr>
+          <w:rFonts w:ascii="Cambria" w:eastAsia="Cambria" w:hAnsi="Cambria" w:cs="Cambria"/>
+          <w:sz w:val="18"/>
+          <w:lang w:val="fr-FR"/>
+        </w:rPr>
+      </w:pPr>
+      <w:r>
+        <w:rPr>
+          <w:rFonts w:ascii="Cambria" w:eastAsia="Cambria" w:hAnsi="Cambria" w:cs="Cambria"/>
+          <w:sz w:val="18"/>
+          <w:lang w:val="fr-FR"/>
+        </w:rPr>
+        <w:t>Dans ce contexte, tous les pourcentages stipulés au présent contrat s'entendent au prorata de la part contrôlée par les COEDITEURS, soit [</w:t>
+      </w:r>
+      <w:proofErr w:type="spellStart"/>
+      <w:r>
+        <w:rPr>
+          <w:rFonts w:ascii="Cambria" w:eastAsia="Cambria" w:hAnsi="Cambria" w:cs="Cambria"/>
+          <w:sz w:val="18"/>
+          <w:lang w:val="fr-FR"/>
+        </w:rPr>
+        <w:t>PartsSACEM</w:t>
+      </w:r>
+      <w:proofErr w:type="spellEnd"/>
+      <w:r>
+        <w:rPr>
+          <w:rFonts w:ascii="Cambria" w:eastAsia="Cambria" w:hAnsi="Cambria" w:cs="Cambria"/>
+          <w:sz w:val="18"/>
+          <w:lang w:val="fr-FR"/>
+        </w:rPr>
+        <w:t>]% de l'ŒUVRE.</w:t>
+      </w:r>
+    </w:p>
+    <w:p>
+      <w:pPr>
+        <w:spacing w:after="0" w:line="268" w:lineRule="auto"/>
+        <w:rPr>
+          <w:rFonts w:ascii="Cambria" w:eastAsia="Cambria" w:hAnsi="Cambria" w:cs="Cambria"/>
+          <w:sz w:val="18"/>
+          <w:lang w:val="fr-FR"/>
+        </w:rPr>
+      </w:pPr>
+    </w:p>
+    <w:p>
+      <w:pPr>
+        <w:spacing w:after="0" w:line="268" w:lineRule="auto"/>
+        <w:rPr>
+          <w:rFonts w:ascii="Cambria" w:eastAsia="Cambria" w:hAnsi="Cambria" w:cs="Cambria"/>
+          <w:sz w:val="18"/>
+          <w:lang w:val="fr-FR"/>
+        </w:rPr>
+      </w:pPr>
+      <w:r>
+        <w:rPr>
+          <w:rFonts w:ascii="Cambria" w:eastAsia="Cambria" w:hAnsi="Cambria" w:cs="Cambria"/>
+          <w:sz w:val="18"/>
+          <w:lang w:val="fr-FR"/>
+        </w:rPr>
+        <w:t>[</w:t>
+      </w:r>
+      <w:proofErr w:type="spellStart"/>
+      <w:r>
+        <w:rPr>
+          <w:rFonts w:ascii="Cambria" w:eastAsia="Cambria" w:hAnsi="Cambria" w:cs="Cambria"/>
+          <w:sz w:val="18"/>
+          <w:lang w:val="fr-FR"/>
+        </w:rPr>
+        <w:t>ListeNonSACEM_Noms</w:t>
+      </w:r>
+      <w:proofErr w:type="spellEnd"/>
+      <w:r>
+        <w:rPr>
+          <w:rFonts w:ascii="Cambria" w:eastAsia="Cambria" w:hAnsi="Cambria" w:cs="Cambria"/>
+          <w:sz w:val="18"/>
+          <w:lang w:val="fr-FR"/>
+        </w:rPr>
+        <w:t>] [</w:t>
+      </w:r>
+      <w:proofErr w:type="spellStart"/>
+      <w:r>
+        <w:rPr>
+          <w:rFonts w:ascii="Cambria" w:eastAsia="Cambria" w:hAnsi="Cambria" w:cs="Cambria"/>
+          <w:sz w:val="18"/>
+          <w:lang w:val="fr-FR"/>
+        </w:rPr>
+        <w:t>EstSont</w:t>
+      </w:r>
+      <w:proofErr w:type="spellEnd"/>
+      <w:r>
+        <w:rPr>
+          <w:rFonts w:ascii="Cambria" w:eastAsia="Cambria" w:hAnsi="Cambria" w:cs="Cambria"/>
+          <w:sz w:val="18"/>
+          <w:lang w:val="fr-FR"/>
+        </w:rPr>
+        <w:t xml:space="preserve">] </w:t>
+      </w:r>
+      <w:proofErr w:type="gramStart"/>
+      <w:r>
+        <w:rPr>
+          <w:rFonts w:ascii="Cambria" w:eastAsia="Cambria" w:hAnsi="Cambria" w:cs="Cambria"/>
+          <w:sz w:val="18"/>
+          <w:lang w:val="fr-FR"/>
+        </w:rPr>
+        <w:t>membre[</w:t>
+      </w:r>
+      <w:proofErr w:type="gramEnd"/>
+      <w:r>
+        <w:rPr>
+          <w:rFonts w:ascii="Cambria" w:eastAsia="Cambria" w:hAnsi="Cambria" w:cs="Cambria"/>
+          <w:sz w:val="18"/>
+          <w:lang w:val="fr-FR"/>
+        </w:rPr>
+        <w:t>Pluriel] d'une société de gestion collective autre que la SACEM. [</w:t>
+      </w:r>
+      <w:proofErr w:type="spellStart"/>
+      <w:r>
+        <w:rPr>
+          <w:rFonts w:ascii="Cambria" w:eastAsia="Cambria" w:hAnsi="Cambria" w:cs="Cambria"/>
+          <w:sz w:val="18"/>
+          <w:lang w:val="fr-FR"/>
+        </w:rPr>
+        <w:t>IlIls</w:t>
+      </w:r>
+      <w:proofErr w:type="spellEnd"/>
+      <w:r>
+        <w:rPr>
+          <w:rFonts w:ascii="Cambria" w:eastAsia="Cambria" w:hAnsi="Cambria" w:cs="Cambria"/>
+          <w:sz w:val="18"/>
+          <w:lang w:val="fr-FR"/>
+        </w:rPr>
+        <w:t>] [</w:t>
+      </w:r>
+      <w:proofErr w:type="spellStart"/>
+      <w:r>
+        <w:rPr>
+          <w:rFonts w:ascii="Cambria" w:eastAsia="Cambria" w:hAnsi="Cambria" w:cs="Cambria"/>
+          <w:sz w:val="18"/>
+          <w:lang w:val="fr-FR"/>
+        </w:rPr>
+        <w:t>NestPasNeSontPas</w:t>
+      </w:r>
+      <w:proofErr w:type="spellEnd"/>
+      <w:r>
+        <w:rPr>
+          <w:rFonts w:ascii="Cambria" w:eastAsia="Cambria" w:hAnsi="Cambria" w:cs="Cambria"/>
+          <w:sz w:val="18"/>
+          <w:lang w:val="fr-FR"/>
+        </w:rPr>
+        <w:t xml:space="preserve">] </w:t>
+      </w:r>
+      <w:proofErr w:type="gramStart"/>
+      <w:r>
+        <w:rPr>
+          <w:rFonts w:ascii="Cambria" w:eastAsia="Cambria" w:hAnsi="Cambria" w:cs="Cambria"/>
+          <w:sz w:val="18"/>
+          <w:lang w:val="fr-FR"/>
+        </w:rPr>
+        <w:t>signataire[</w:t>
+      </w:r>
+      <w:proofErr w:type="gramEnd"/>
+      <w:r>
+        <w:rPr>
+          <w:rFonts w:ascii="Cambria" w:eastAsia="Cambria" w:hAnsi="Cambria" w:cs="Cambria"/>
+          <w:sz w:val="18"/>
+          <w:lang w:val="fr-FR"/>
+        </w:rPr>
+        <w:t>Pluriel] du présent contrat.</w:t>
+      </w:r>
+    </w:p>
+    <w:p>
+      <w:pPr>
+        <w:spacing w:after="0" w:line="268" w:lineRule="auto"/>
+        <w:rPr>
+          <w:rFonts w:ascii="Cambria" w:eastAsia="Cambria" w:hAnsi="Cambria" w:cs="Cambria"/>
+          <w:sz w:val="18"/>
+          <w:lang w:val="fr-FR"/>
+        </w:rPr>
+      </w:pPr>
+    </w:p>
+    <w:p>
+      <w:pPr>
+        <w:spacing w:after="0" w:line="268" w:lineRule="auto"/>
+        <w:rPr>
+          <w:rFonts w:ascii="Cambria" w:eastAsia="Cambria" w:hAnsi="Cambria" w:cs="Cambria"/>
+          <w:sz w:val="18"/>
+          <w:lang w:val="fr-FR"/>
+        </w:rPr>
+      </w:pPr>
+      <w:r>
+        <w:rPr>
+          <w:rFonts w:ascii="Cambria" w:eastAsia="Cambria" w:hAnsi="Cambria" w:cs="Cambria"/>
+          <w:sz w:val="18"/>
+          <w:lang w:val="fr-FR"/>
+        </w:rPr>
+        <w:t>Les droits collectés par les Organismes de gestion collective ou indépendants seront répartis directement par ceux-ci.</w:t>
+      </w:r>
+    </w:p>
+    <w:p>
+      <w:pPr>
+        <w:spacing w:after="0" w:line="268" w:lineRule="auto"/>
+        <w:rPr>
+          <w:rFonts w:ascii="Cambria" w:eastAsia="Cambria" w:hAnsi="Cambria" w:cs="Cambria"/>
+          <w:b/>
+          <w:bCs/>
+          <w:sz w:val="18"/>
+          <w:lang w:val="fr-FR"/>
+        </w:rPr>
+      </w:pPr>
+      <w:r>
+        <w:rPr>
+          <w:rFonts w:ascii="Cambria" w:eastAsia="Cambria" w:hAnsi="Cambria" w:cs="Cambria"/>
+          <w:b/>
+          <w:bCs/>
+          <w:sz w:val="18"/>
+          <w:lang w:val="fr-FR"/>
+        </w:rPr>
+        <w:t>{END_MENTION_COED_NONSACEM}</w:t>
+      </w:r>
+    </w:p>
+    <w:p>
+      <w:pPr>
+        <w:spacing w:after="296" w:line="268" w:lineRule="auto"/>
+        <w:rPr>
+          <w:rFonts w:ascii="Cambria" w:eastAsia="Cambria" w:hAnsi="Cambria" w:cs="Cambria"/>
+          <w:b/>
+          <w:bCs/>
+          <w:sz w:val="18"/>
+          <w:lang w:val="fr-FR"/>
+        </w:rPr>
+      </w:pPr>
+    </w:p>
+    <w:p>
+      <w:pPr>
+        <w:spacing w:after="0" w:line="268" w:lineRule="auto"/>
+        <w:rPr>
+          <w:rFonts w:ascii="Cambria" w:eastAsia="Cambria" w:hAnsi="Cambria" w:cs="Cambria"/>
+          <w:b/>
+          <w:bCs/>
+          <w:sz w:val="18"/>
+          <w:lang w:val="fr-FR"/>
+        </w:rPr>
+      </w:pPr>
+      <w:r>
+        <w:rPr>
+          <w:rFonts w:ascii="Cambria" w:eastAsia="Cambria" w:hAnsi="Cambria" w:cs="Cambria"/>
+          <w:b/>
+          <w:bCs/>
+          <w:sz w:val="18"/>
+          <w:lang w:val="fr-FR"/>
+        </w:rPr>
+        <w:t>{START_BDO_COMMENTAIRE_NONSACEM}</w:t>
+      </w:r>
+    </w:p>
+    <w:p>
+      <w:pPr>
+        <w:spacing w:after="0" w:line="268" w:lineRule="auto"/>
+        <w:rPr>
+          <w:rFonts w:ascii="Cambria" w:eastAsia="Cambria" w:hAnsi="Cambria" w:cs="Cambria"/>
+          <w:sz w:val="18"/>
+          <w:lang w:val="fr-FR"/>
+        </w:rPr>
+      </w:pPr>
+      <w:r>
+        <w:rPr>
+          <w:rFonts w:ascii="Cambria" w:eastAsia="Cambria" w:hAnsi="Cambria" w:cs="Cambria"/>
+          <w:sz w:val="18"/>
+          <w:lang w:val="fr-FR"/>
+        </w:rPr>
+        <w:t>Le présent dépôt porte sur [</w:t>
+      </w:r>
+      <w:proofErr w:type="spellStart"/>
+      <w:r>
+        <w:rPr>
+          <w:rFonts w:ascii="Cambria" w:eastAsia="Cambria" w:hAnsi="Cambria" w:cs="Cambria"/>
+          <w:sz w:val="18"/>
+          <w:lang w:val="fr-FR"/>
+        </w:rPr>
+        <w:t>PartsSACEM</w:t>
+      </w:r>
+      <w:proofErr w:type="spellEnd"/>
+      <w:r>
+        <w:rPr>
+          <w:rFonts w:ascii="Cambria" w:eastAsia="Cambria" w:hAnsi="Cambria" w:cs="Cambria"/>
+          <w:sz w:val="18"/>
+          <w:lang w:val="fr-FR"/>
+        </w:rPr>
+        <w:t>]% de l'œuvre (parts de [</w:t>
+      </w:r>
+      <w:proofErr w:type="spellStart"/>
+      <w:r>
+        <w:rPr>
+          <w:rFonts w:ascii="Cambria" w:eastAsia="Cambria" w:hAnsi="Cambria" w:cs="Cambria"/>
+          <w:sz w:val="18"/>
+          <w:lang w:val="fr-FR"/>
+        </w:rPr>
+        <w:t>ListeAC_SACEM</w:t>
+      </w:r>
+      <w:proofErr w:type="spellEnd"/>
+      <w:r>
+        <w:rPr>
+          <w:rFonts w:ascii="Cambria" w:eastAsia="Cambria" w:hAnsi="Cambria" w:cs="Cambria"/>
+          <w:sz w:val="18"/>
+          <w:lang w:val="fr-FR"/>
+        </w:rPr>
+        <w:t>] et leurs éditeurs [</w:t>
+      </w:r>
+      <w:proofErr w:type="spellStart"/>
+      <w:r>
+        <w:rPr>
+          <w:rFonts w:ascii="Cambria" w:eastAsia="Cambria" w:hAnsi="Cambria" w:cs="Cambria"/>
+          <w:sz w:val="18"/>
+          <w:lang w:val="fr-FR"/>
+        </w:rPr>
+        <w:t>ListeE_SACEM</w:t>
+      </w:r>
+      <w:proofErr w:type="spellEnd"/>
+      <w:r>
+        <w:rPr>
+          <w:rFonts w:ascii="Cambria" w:eastAsia="Cambria" w:hAnsi="Cambria" w:cs="Cambria"/>
+          <w:sz w:val="18"/>
+          <w:lang w:val="fr-FR"/>
+        </w:rPr>
+        <w:t>]). Les autres [</w:t>
+      </w:r>
+      <w:proofErr w:type="spellStart"/>
+      <w:r>
+        <w:rPr>
+          <w:rFonts w:ascii="Cambria" w:eastAsia="Cambria" w:hAnsi="Cambria" w:cs="Cambria"/>
+          <w:sz w:val="18"/>
+          <w:lang w:val="fr-FR"/>
+        </w:rPr>
+        <w:t>PartsNonSACEM</w:t>
+      </w:r>
+      <w:proofErr w:type="spellEnd"/>
+      <w:r>
+        <w:rPr>
+          <w:rFonts w:ascii="Cambria" w:eastAsia="Cambria" w:hAnsi="Cambria" w:cs="Cambria"/>
+          <w:sz w:val="18"/>
+          <w:lang w:val="fr-FR"/>
+        </w:rPr>
+        <w:t>]% reviennent à [</w:t>
+      </w:r>
+      <w:proofErr w:type="spellStart"/>
+      <w:r>
+        <w:rPr>
+          <w:rFonts w:ascii="Cambria" w:eastAsia="Cambria" w:hAnsi="Cambria" w:cs="Cambria"/>
+          <w:sz w:val="18"/>
+          <w:lang w:val="fr-FR"/>
+        </w:rPr>
+        <w:t>ListeNonSACEM</w:t>
+      </w:r>
+      <w:proofErr w:type="spellEnd"/>
+      <w:r>
+        <w:rPr>
+          <w:rFonts w:ascii="Cambria" w:eastAsia="Cambria" w:hAnsi="Cambria" w:cs="Cambria"/>
+          <w:sz w:val="18"/>
+          <w:lang w:val="fr-FR"/>
+        </w:rPr>
+        <w:t>][</w:t>
+      </w:r>
+      <w:proofErr w:type="spellStart"/>
+      <w:r>
+        <w:rPr>
+          <w:rFonts w:ascii="Cambria" w:eastAsia="Cambria" w:hAnsi="Cambria" w:cs="Cambria"/>
+          <w:sz w:val="18"/>
+          <w:lang w:val="fr-FR"/>
+        </w:rPr>
+        <w:t>EditeurDe</w:t>
+      </w:r>
+      <w:proofErr w:type="spellEnd"/>
+      <w:r>
+        <w:rPr>
+          <w:rFonts w:ascii="Cambria" w:eastAsia="Cambria" w:hAnsi="Cambria" w:cs="Cambria"/>
+          <w:sz w:val="18"/>
+          <w:lang w:val="fr-FR"/>
+        </w:rPr>
+        <w:t xml:space="preserve">], </w:t>
+      </w:r>
+      <w:proofErr w:type="gramStart"/>
+      <w:r>
+        <w:rPr>
+          <w:rFonts w:ascii="Cambria" w:eastAsia="Cambria" w:hAnsi="Cambria" w:cs="Cambria"/>
+          <w:sz w:val="18"/>
+          <w:lang w:val="fr-FR"/>
+        </w:rPr>
+        <w:t>membre[</w:t>
+      </w:r>
+      <w:proofErr w:type="gramEnd"/>
+      <w:r>
+        <w:rPr>
+          <w:rFonts w:ascii="Cambria" w:eastAsia="Cambria" w:hAnsi="Cambria" w:cs="Cambria"/>
+          <w:sz w:val="18"/>
+          <w:lang w:val="fr-FR"/>
+        </w:rPr>
+        <w:t>Pluriel] d'une société de gestion collective étrangère.</w:t>
+      </w:r>
+    </w:p>
+    <w:p>
+      <w:pPr>
+        <w:spacing w:after="0" w:line="268" w:lineRule="auto"/>
+        <w:rPr>
+          <w:rFonts w:ascii="Cambria" w:eastAsia="Cambria" w:hAnsi="Cambria" w:cs="Cambria"/>
+          <w:b/>
+          <w:bCs/>
+          <w:sz w:val="18"/>
+          <w:lang w:val="fr-FR"/>
+        </w:rPr>
+      </w:pPr>
+      <w:r>
+        <w:rPr>
+          <w:rFonts w:ascii="Cambria" w:eastAsia="Cambria" w:hAnsi="Cambria" w:cs="Cambria"/>
+          <w:b/>
+          <w:bCs/>
+          <w:sz w:val="18"/>
+          <w:lang w:val="fr-FR"/>
+        </w:rPr>
+        <w:t>{END_BDO_COMMENTAIRE_NONSACEM}</w:t>
+      </w:r>
+    </w:p>
+    <w:p>
+      <w:pPr>
+        <w:spacing w:after="296" w:line="268" w:lineRule="auto"/>
+        <w:rPr>
+          <w:rFonts w:ascii="Cambria" w:eastAsia="Cambria" w:hAnsi="Cambria" w:cs="Cambria"/>
+          <w:sz w:val="18"/>
+          <w:lang w:val="fr-FR"/>
+        </w:rPr>
+      </w:pPr>
     </w:p>
     <w:p>
       <w:pPr>

--- a/templates/template_paragrahs.docx
+++ b/templates/template_paragrahs.docx
@@ -352,23 +352,13 @@
           <w:lang w:val="fr-FR"/>
         </w:rPr>
       </w:pPr>
-      <w:proofErr w:type="gramStart"/>
-      <w:r>
-        <w:rPr>
-          <w:rFonts w:ascii="Cambria" w:eastAsia="Cambria" w:hAnsi="Cambria" w:cs="Cambria"/>
-          <w:sz w:val="18"/>
-          <w:lang w:val="fr-FR"/>
-        </w:rPr>
-        <w:t>Email</w:t>
-      </w:r>
-      <w:proofErr w:type="gramEnd"/>
-      <w:r>
-        <w:rPr>
-          <w:rFonts w:ascii="Cambria" w:eastAsia="Cambria" w:hAnsi="Cambria" w:cs="Cambria"/>
-          <w:sz w:val="18"/>
-          <w:lang w:val="fr-FR"/>
-        </w:rPr>
-        <w:t xml:space="preserve"> : </w:t>
+      <w:r>
+        <w:rPr>
+          <w:rFonts w:ascii="Cambria" w:eastAsia="Cambria" w:hAnsi="Cambria" w:cs="Cambria"/>
+          <w:sz w:val="18"/>
+          <w:lang w:val="fr-FR"/>
+        </w:rPr>
+        <w:t xml:space="preserve">Email : </w:t>
       </w:r>
       <w:r>
         <w:rPr>
@@ -931,23 +921,13 @@
           <w:lang w:val="fr-FR"/>
         </w:rPr>
       </w:pPr>
-      <w:proofErr w:type="gramStart"/>
-      <w:r>
-        <w:rPr>
-          <w:rFonts w:ascii="Cambria" w:eastAsia="Cambria" w:hAnsi="Cambria" w:cs="Cambria"/>
-          <w:sz w:val="18"/>
-          <w:lang w:val="fr-FR"/>
-        </w:rPr>
-        <w:t>Email</w:t>
-      </w:r>
-      <w:proofErr w:type="gramEnd"/>
-      <w:r>
-        <w:rPr>
-          <w:rFonts w:ascii="Cambria" w:eastAsia="Cambria" w:hAnsi="Cambria" w:cs="Cambria"/>
-          <w:sz w:val="18"/>
-          <w:lang w:val="fr-FR"/>
-        </w:rPr>
-        <w:t xml:space="preserve"> : </w:t>
+      <w:r>
+        <w:rPr>
+          <w:rFonts w:ascii="Cambria" w:eastAsia="Cambria" w:hAnsi="Cambria" w:cs="Cambria"/>
+          <w:sz w:val="18"/>
+          <w:lang w:val="fr-FR"/>
+        </w:rPr>
+        <w:t xml:space="preserve">Email : </w:t>
       </w:r>
       <w:r>
         <w:rPr>
@@ -1354,23 +1334,13 @@
           <w:lang w:val="fr-FR"/>
         </w:rPr>
       </w:pPr>
-      <w:proofErr w:type="gramStart"/>
-      <w:r>
-        <w:rPr>
-          <w:rFonts w:ascii="Cambria" w:eastAsia="Cambria" w:hAnsi="Cambria" w:cs="Cambria"/>
-          <w:sz w:val="18"/>
-          <w:lang w:val="fr-FR"/>
-        </w:rPr>
-        <w:t>Email</w:t>
-      </w:r>
-      <w:proofErr w:type="gramEnd"/>
-      <w:r>
-        <w:rPr>
-          <w:rFonts w:ascii="Cambria" w:eastAsia="Cambria" w:hAnsi="Cambria" w:cs="Cambria"/>
-          <w:sz w:val="18"/>
-          <w:lang w:val="fr-FR"/>
-        </w:rPr>
-        <w:t xml:space="preserve"> : </w:t>
+      <w:r>
+        <w:rPr>
+          <w:rFonts w:ascii="Cambria" w:eastAsia="Cambria" w:hAnsi="Cambria" w:cs="Cambria"/>
+          <w:sz w:val="18"/>
+          <w:lang w:val="fr-FR"/>
+        </w:rPr>
+        <w:t xml:space="preserve">Email : </w:t>
       </w:r>
       <w:r>
         <w:rPr>
@@ -1825,23 +1795,13 @@
           <w:lang w:val="fr-FR"/>
         </w:rPr>
       </w:pPr>
-      <w:proofErr w:type="gramStart"/>
-      <w:r>
-        <w:rPr>
-          <w:rFonts w:ascii="Cambria" w:eastAsia="Cambria" w:hAnsi="Cambria" w:cs="Cambria"/>
-          <w:sz w:val="18"/>
-          <w:lang w:val="fr-FR"/>
-        </w:rPr>
-        <w:t>Email</w:t>
-      </w:r>
-      <w:proofErr w:type="gramEnd"/>
-      <w:r>
-        <w:rPr>
-          <w:rFonts w:ascii="Cambria" w:eastAsia="Cambria" w:hAnsi="Cambria" w:cs="Cambria"/>
-          <w:sz w:val="18"/>
-          <w:lang w:val="fr-FR"/>
-        </w:rPr>
-        <w:t xml:space="preserve"> : </w:t>
+      <w:r>
+        <w:rPr>
+          <w:rFonts w:ascii="Cambria" w:eastAsia="Cambria" w:hAnsi="Cambria" w:cs="Cambria"/>
+          <w:sz w:val="18"/>
+          <w:lang w:val="fr-FR"/>
+        </w:rPr>
+        <w:t xml:space="preserve">Email : </w:t>
       </w:r>
       <w:r>
         <w:rPr>
@@ -2416,23 +2376,13 @@
           <w:lang w:val="fr-FR"/>
         </w:rPr>
       </w:pPr>
-      <w:proofErr w:type="gramStart"/>
-      <w:r>
-        <w:rPr>
-          <w:rFonts w:ascii="Cambria" w:eastAsia="Cambria" w:hAnsi="Cambria" w:cs="Cambria"/>
-          <w:sz w:val="18"/>
-          <w:lang w:val="fr-FR"/>
-        </w:rPr>
-        <w:t>Email</w:t>
-      </w:r>
-      <w:proofErr w:type="gramEnd"/>
-      <w:r>
-        <w:rPr>
-          <w:rFonts w:ascii="Cambria" w:eastAsia="Cambria" w:hAnsi="Cambria" w:cs="Cambria"/>
-          <w:sz w:val="18"/>
-          <w:lang w:val="fr-FR"/>
-        </w:rPr>
-        <w:t xml:space="preserve"> : </w:t>
+      <w:r>
+        <w:rPr>
+          <w:rFonts w:ascii="Cambria" w:eastAsia="Cambria" w:hAnsi="Cambria" w:cs="Cambria"/>
+          <w:sz w:val="18"/>
+          <w:lang w:val="fr-FR"/>
+        </w:rPr>
+        <w:t xml:space="preserve">Email : </w:t>
       </w:r>
       <w:r>
         <w:rPr>
@@ -2726,7 +2676,6 @@
         <w:t>sub</w:t>
       </w:r>
       <w:proofErr w:type="spellEnd"/>
-      <w:proofErr w:type="gramStart"/>
       <w:r>
         <w:rPr>
           <w:rFonts w:ascii="Cambria" w:eastAsia="Cambria" w:hAnsi="Cambria" w:cs="Cambria"/>
@@ -2753,16 +2702,7 @@
           <w:sz w:val="18"/>
           <w:lang w:val="fr-FR"/>
         </w:rPr>
-        <w:t xml:space="preserve"> la</w:t>
-      </w:r>
-      <w:proofErr w:type="gramEnd"/>
-      <w:r>
-        <w:rPr>
-          <w:rFonts w:ascii="Cambria" w:eastAsia="Cambria" w:hAnsi="Cambria" w:cs="Cambria"/>
-          <w:sz w:val="18"/>
-          <w:lang w:val="fr-FR"/>
-        </w:rPr>
-        <w:t xml:space="preserve"> part des redevances lui revenant sur celles que </w:t>
+        <w:t xml:space="preserve"> la part des redevances lui revenant sur celles que </w:t>
       </w:r>
       <w:r>
         <w:rPr>
@@ -3040,7 +2980,6 @@
         <w:t>[</w:t>
       </w:r>
       <w:proofErr w:type="spellStart"/>
-      <w:proofErr w:type="gramStart"/>
       <w:r>
         <w:rPr>
           <w:rFonts w:ascii="Cambria" w:eastAsia="Cambria" w:hAnsi="Cambria" w:cs="Cambria"/>
@@ -3053,7 +2992,6 @@
         <w:t>editeur</w:t>
       </w:r>
       <w:proofErr w:type="spellEnd"/>
-      <w:proofErr w:type="gramEnd"/>
       <w:r>
         <w:rPr>
           <w:rFonts w:ascii="Cambria" w:eastAsia="Cambria" w:hAnsi="Cambria" w:cs="Cambria"/>
@@ -3297,7 +3235,6 @@
         <w:t>lic</w:t>
       </w:r>
       <w:proofErr w:type="spellEnd"/>
-      <w:proofErr w:type="gramStart"/>
       <w:r>
         <w:rPr>
           <w:rFonts w:ascii="Cambria" w:eastAsia="Cambria" w:hAnsi="Cambria" w:cs="Cambria"/>
@@ -3348,7 +3285,6 @@
         </w:rPr>
         <w:t xml:space="preserve"> </w:t>
       </w:r>
-      <w:proofErr w:type="gramEnd"/>
       <w:r>
         <w:rPr>
           <w:rFonts w:ascii="Cambria" w:eastAsia="Cambria" w:hAnsi="Cambria" w:cs="Cambria"/>
@@ -3450,7 +3386,6 @@
         <w:t>[</w:t>
       </w:r>
       <w:proofErr w:type="spellStart"/>
-      <w:proofErr w:type="gramStart"/>
       <w:r>
         <w:rPr>
           <w:rFonts w:ascii="Cambria" w:hAnsi="Cambria"/>
@@ -3464,7 +3399,6 @@
         <w:t>createur</w:t>
       </w:r>
       <w:proofErr w:type="spellEnd"/>
-      <w:proofErr w:type="gramEnd"/>
       <w:r>
         <w:rPr>
           <w:rFonts w:ascii="Cambria" w:eastAsia="Cambria" w:hAnsi="Cambria" w:cs="Cambria"/>
@@ -3654,7 +3588,7 @@
           <w:sz w:val="18"/>
           <w:lang w:val="fr-FR"/>
         </w:rPr>
-        <w:t>{START_MENTION_ART11_NONSACEM}</w:t>
+        <w:t>{START_MENTION_NONSACEM}</w:t>
       </w:r>
     </w:p>
     <w:p>
@@ -3802,7 +3736,7 @@
           <w:sz w:val="18"/>
           <w:lang w:val="fr-FR"/>
         </w:rPr>
-        <w:t>{END_MENTION_ART11_NONSACEM}</w:t>
+        <w:t>{END_MENTION_NONSACEM}</w:t>
       </w:r>
     </w:p>
     <w:p>
@@ -3834,7 +3768,27 @@
           <w:sz w:val="18"/>
           <w:lang w:val="fr-FR"/>
         </w:rPr>
-        <w:t>{START_MENTION_ART16_NONSACEM}</w:t>
+        <w:t>{START_</w:t>
+      </w:r>
+      <w:r>
+        <w:rPr>
+          <w:rFonts w:ascii="Cambria" w:eastAsia="Cambria" w:hAnsi="Cambria" w:cs="Cambria"/>
+          <w:b/>
+          <w:bCs/>
+          <w:sz w:val="18"/>
+          <w:lang w:val="fr-FR"/>
+        </w:rPr>
+        <w:t>LIST</w:t>
+      </w:r>
+      <w:r>
+        <w:rPr>
+          <w:rFonts w:ascii="Cambria" w:eastAsia="Cambria" w:hAnsi="Cambria" w:cs="Cambria"/>
+          <w:b/>
+          <w:bCs/>
+          <w:sz w:val="18"/>
+          <w:lang w:val="fr-FR"/>
+        </w:rPr>
+        <w:t>_NONSACEM}</w:t>
       </w:r>
     </w:p>
     <w:p>
@@ -3861,7 +3815,7 @@
           <w:sz w:val="18"/>
           <w:lang w:val="fr-FR"/>
         </w:rPr>
-        <w:t>NumPoint</w:t>
+        <w:t>ListeNonSACEM_Noms</w:t>
       </w:r>
       <w:proofErr w:type="spellEnd"/>
       <w:r>
@@ -3870,7 +3824,7 @@
           <w:sz w:val="18"/>
           <w:lang w:val="fr-FR"/>
         </w:rPr>
-        <w:t>]- Il est ici précisé que l'ŒUVRE est coéditée avec d'une part, [</w:t>
+        <w:t>] [</w:t>
       </w:r>
       <w:proofErr w:type="spellStart"/>
       <w:r>
@@ -3879,7 +3833,7 @@
           <w:sz w:val="18"/>
           <w:lang w:val="fr-FR"/>
         </w:rPr>
-        <w:t>ListeE_SACEM</w:t>
+        <w:t>EstSont</w:t>
       </w:r>
       <w:proofErr w:type="spellEnd"/>
       <w:r>
@@ -3888,7 +3842,7 @@
           <w:sz w:val="18"/>
           <w:lang w:val="fr-FR"/>
         </w:rPr>
-        <w:t>], et d'autre part [</w:t>
+        <w:t>] membre[Pluriel] d'une autre société de gestion collective autre que la SACEM. [</w:t>
       </w:r>
       <w:proofErr w:type="spellStart"/>
       <w:r>
@@ -3897,7 +3851,7 @@
           <w:sz w:val="18"/>
           <w:lang w:val="fr-FR"/>
         </w:rPr>
-        <w:t>ListeNonSACEM</w:t>
+        <w:t>IlIls</w:t>
       </w:r>
       <w:proofErr w:type="spellEnd"/>
       <w:r>
@@ -3906,7 +3860,7 @@
           <w:sz w:val="18"/>
           <w:lang w:val="fr-FR"/>
         </w:rPr>
-        <w:t>], qui en contrôlent respectivement [</w:t>
+        <w:t>] [</w:t>
       </w:r>
       <w:proofErr w:type="spellStart"/>
       <w:r>
@@ -3915,7 +3869,7 @@
           <w:sz w:val="18"/>
           <w:lang w:val="fr-FR"/>
         </w:rPr>
-        <w:t>PartsSACEM</w:t>
+        <w:t>NestPasNeSontPas</w:t>
       </w:r>
       <w:proofErr w:type="spellEnd"/>
       <w:r>
@@ -3924,25 +3878,7 @@
           <w:sz w:val="18"/>
           <w:lang w:val="fr-FR"/>
         </w:rPr>
-        <w:t>]% et [</w:t>
-      </w:r>
-      <w:proofErr w:type="spellStart"/>
-      <w:r>
-        <w:rPr>
-          <w:rFonts w:ascii="Cambria" w:eastAsia="Cambria" w:hAnsi="Cambria" w:cs="Cambria"/>
-          <w:sz w:val="18"/>
-          <w:lang w:val="fr-FR"/>
-        </w:rPr>
-        <w:t>PartsNonSACEM</w:t>
-      </w:r>
-      <w:proofErr w:type="spellEnd"/>
-      <w:r>
-        <w:rPr>
-          <w:rFonts w:ascii="Cambria" w:eastAsia="Cambria" w:hAnsi="Cambria" w:cs="Cambria"/>
-          <w:sz w:val="18"/>
-          <w:lang w:val="fr-FR"/>
-        </w:rPr>
-        <w:t>]%.</w:t>
+        <w:t>] signataire[Pluriel] du présent contrat mais de la lettre de répartition ci-après annexée.</w:t>
       </w:r>
     </w:p>
     <w:p>
@@ -3950,6 +3886,50 @@
         <w:spacing w:after="0" w:line="268" w:lineRule="auto"/>
         <w:rPr>
           <w:rFonts w:ascii="Cambria" w:eastAsia="Cambria" w:hAnsi="Cambria" w:cs="Cambria"/>
+          <w:b/>
+          <w:bCs/>
+          <w:sz w:val="18"/>
+          <w:lang w:val="fr-FR"/>
+        </w:rPr>
+      </w:pPr>
+      <w:r>
+        <w:rPr>
+          <w:rFonts w:ascii="Cambria" w:eastAsia="Cambria" w:hAnsi="Cambria" w:cs="Cambria"/>
+          <w:b/>
+          <w:bCs/>
+          <w:sz w:val="18"/>
+          <w:lang w:val="fr-FR"/>
+        </w:rPr>
+        <w:t>{END_</w:t>
+      </w:r>
+      <w:r>
+        <w:rPr>
+          <w:rFonts w:ascii="Cambria" w:eastAsia="Cambria" w:hAnsi="Cambria" w:cs="Cambria"/>
+          <w:b/>
+          <w:bCs/>
+          <w:sz w:val="18"/>
+          <w:lang w:val="fr-FR"/>
+        </w:rPr>
+        <w:t>LIST_</w:t>
+      </w:r>
+      <w:r>
+        <w:rPr>
+          <w:rFonts w:ascii="Cambria" w:eastAsia="Cambria" w:hAnsi="Cambria" w:cs="Cambria"/>
+          <w:b/>
+          <w:bCs/>
+          <w:sz w:val="18"/>
+          <w:lang w:val="fr-FR"/>
+        </w:rPr>
+        <w:t>NONSACEM}</w:t>
+      </w:r>
+    </w:p>
+    <w:p>
+      <w:pPr>
+        <w:spacing w:after="0" w:line="268" w:lineRule="auto"/>
+        <w:rPr>
+          <w:rFonts w:ascii="Cambria" w:eastAsia="Cambria" w:hAnsi="Cambria" w:cs="Cambria"/>
+          <w:b/>
+          <w:bCs/>
           <w:sz w:val="18"/>
           <w:lang w:val="fr-FR"/>
         </w:rPr>
@@ -3960,6 +3940,8 @@
         <w:spacing w:after="0" w:line="268" w:lineRule="auto"/>
         <w:rPr>
           <w:rFonts w:ascii="Cambria" w:eastAsia="Cambria" w:hAnsi="Cambria" w:cs="Cambria"/>
+          <w:b/>
+          <w:bCs/>
           <w:sz w:val="18"/>
           <w:lang w:val="fr-FR"/>
         </w:rPr>
@@ -3967,28 +3949,12 @@
       <w:r>
         <w:rPr>
           <w:rFonts w:ascii="Cambria" w:eastAsia="Cambria" w:hAnsi="Cambria" w:cs="Cambria"/>
-          <w:sz w:val="18"/>
-          <w:lang w:val="fr-FR"/>
-        </w:rPr>
-        <w:t>Dans ce contexte, tous les pourcentages stipulés au présent contrat s'entendent au prorata de la part contrôlée par l'EDITEUR, soit [</w:t>
-      </w:r>
-      <w:proofErr w:type="spellStart"/>
-      <w:r>
-        <w:rPr>
-          <w:rFonts w:ascii="Cambria" w:eastAsia="Cambria" w:hAnsi="Cambria" w:cs="Cambria"/>
-          <w:sz w:val="18"/>
-          <w:lang w:val="fr-FR"/>
-        </w:rPr>
-        <w:t>PartsSACEM</w:t>
-      </w:r>
-      <w:proofErr w:type="spellEnd"/>
-      <w:r>
-        <w:rPr>
-          <w:rFonts w:ascii="Cambria" w:eastAsia="Cambria" w:hAnsi="Cambria" w:cs="Cambria"/>
-          <w:sz w:val="18"/>
-          <w:lang w:val="fr-FR"/>
-        </w:rPr>
-        <w:t>]% de l'ŒUVRE.</w:t>
+          <w:b/>
+          <w:bCs/>
+          <w:sz w:val="18"/>
+          <w:lang w:val="fr-FR"/>
+        </w:rPr>
+        <w:t>{START_BDO_COMMENTAIRE_NONSACEM}</w:t>
       </w:r>
     </w:p>
     <w:p>
@@ -4000,23 +3966,13 @@
           <w:lang w:val="fr-FR"/>
         </w:rPr>
       </w:pPr>
-    </w:p>
-    <w:p>
-      <w:pPr>
-        <w:spacing w:after="0" w:line="268" w:lineRule="auto"/>
-        <w:rPr>
-          <w:rFonts w:ascii="Cambria" w:eastAsia="Cambria" w:hAnsi="Cambria" w:cs="Cambria"/>
-          <w:sz w:val="18"/>
-          <w:lang w:val="fr-FR"/>
-        </w:rPr>
-      </w:pPr>
-      <w:r>
-        <w:rPr>
-          <w:rFonts w:ascii="Cambria" w:eastAsia="Cambria" w:hAnsi="Cambria" w:cs="Cambria"/>
-          <w:sz w:val="18"/>
-          <w:lang w:val="fr-FR"/>
-        </w:rPr>
-        <w:t>[</w:t>
+      <w:r>
+        <w:rPr>
+          <w:rFonts w:ascii="Cambria" w:eastAsia="Cambria" w:hAnsi="Cambria" w:cs="Cambria"/>
+          <w:sz w:val="18"/>
+          <w:lang w:val="fr-FR"/>
+        </w:rPr>
+        <w:t>Le présent dépôt porte sur [</w:t>
       </w:r>
       <w:proofErr w:type="spellStart"/>
       <w:r>
@@ -4025,7 +3981,7 @@
           <w:sz w:val="18"/>
           <w:lang w:val="fr-FR"/>
         </w:rPr>
-        <w:t>ListeNonSACEM_Noms</w:t>
+        <w:t>PartsSACEM</w:t>
       </w:r>
       <w:proofErr w:type="spellEnd"/>
       <w:r>
@@ -4034,7 +3990,7 @@
           <w:sz w:val="18"/>
           <w:lang w:val="fr-FR"/>
         </w:rPr>
-        <w:t>] [</w:t>
+        <w:t>]% de l'œuvre (parts de [</w:t>
       </w:r>
       <w:proofErr w:type="spellStart"/>
       <w:r>
@@ -4043,7 +3999,7 @@
           <w:sz w:val="18"/>
           <w:lang w:val="fr-FR"/>
         </w:rPr>
-        <w:t>EstSont</w:t>
+        <w:t>ListeAC_SACEM</w:t>
       </w:r>
       <w:proofErr w:type="spellEnd"/>
       <w:r>
@@ -4052,25 +4008,7 @@
           <w:sz w:val="18"/>
           <w:lang w:val="fr-FR"/>
         </w:rPr>
-        <w:t xml:space="preserve">] </w:t>
-      </w:r>
-      <w:proofErr w:type="gramStart"/>
-      <w:r>
-        <w:rPr>
-          <w:rFonts w:ascii="Cambria" w:eastAsia="Cambria" w:hAnsi="Cambria" w:cs="Cambria"/>
-          <w:sz w:val="18"/>
-          <w:lang w:val="fr-FR"/>
-        </w:rPr>
-        <w:t>membre[</w:t>
-      </w:r>
-      <w:proofErr w:type="gramEnd"/>
-      <w:r>
-        <w:rPr>
-          <w:rFonts w:ascii="Cambria" w:eastAsia="Cambria" w:hAnsi="Cambria" w:cs="Cambria"/>
-          <w:sz w:val="18"/>
-          <w:lang w:val="fr-FR"/>
-        </w:rPr>
-        <w:t>Pluriel] d'une autre société de gestion collective autre que la SACEM. [</w:t>
+        <w:t>] et leurs éditeurs [</w:t>
       </w:r>
       <w:proofErr w:type="spellStart"/>
       <w:r>
@@ -4079,7 +4017,7 @@
           <w:sz w:val="18"/>
           <w:lang w:val="fr-FR"/>
         </w:rPr>
-        <w:t>IlIls</w:t>
+        <w:t>ListeE_SACEM</w:t>
       </w:r>
       <w:proofErr w:type="spellEnd"/>
       <w:r>
@@ -4088,7 +4026,7 @@
           <w:sz w:val="18"/>
           <w:lang w:val="fr-FR"/>
         </w:rPr>
-        <w:t>] [</w:t>
+        <w:t>]). Les autres [</w:t>
       </w:r>
       <w:proofErr w:type="spellStart"/>
       <w:r>
@@ -4097,7 +4035,7 @@
           <w:sz w:val="18"/>
           <w:lang w:val="fr-FR"/>
         </w:rPr>
-        <w:t>NestPasNeSontPas</w:t>
+        <w:t>PartsNonSACEM</w:t>
       </w:r>
       <w:proofErr w:type="spellEnd"/>
       <w:r>
@@ -4106,97 +4044,7 @@
           <w:sz w:val="18"/>
           <w:lang w:val="fr-FR"/>
         </w:rPr>
-        <w:t xml:space="preserve">] </w:t>
-      </w:r>
-      <w:proofErr w:type="gramStart"/>
-      <w:r>
-        <w:rPr>
-          <w:rFonts w:ascii="Cambria" w:eastAsia="Cambria" w:hAnsi="Cambria" w:cs="Cambria"/>
-          <w:sz w:val="18"/>
-          <w:lang w:val="fr-FR"/>
-        </w:rPr>
-        <w:t>signataire[</w:t>
-      </w:r>
-      <w:proofErr w:type="gramEnd"/>
-      <w:r>
-        <w:rPr>
-          <w:rFonts w:ascii="Cambria" w:eastAsia="Cambria" w:hAnsi="Cambria" w:cs="Cambria"/>
-          <w:sz w:val="18"/>
-          <w:lang w:val="fr-FR"/>
-        </w:rPr>
-        <w:t>Pluriel] du présent contrat mais de la lettre de répartition ci-après annexée.</w:t>
-      </w:r>
-    </w:p>
-    <w:p>
-      <w:pPr>
-        <w:spacing w:after="0" w:line="268" w:lineRule="auto"/>
-        <w:rPr>
-          <w:rFonts w:ascii="Cambria" w:eastAsia="Cambria" w:hAnsi="Cambria" w:cs="Cambria"/>
-          <w:b/>
-          <w:bCs/>
-          <w:sz w:val="18"/>
-          <w:lang w:val="fr-FR"/>
-        </w:rPr>
-      </w:pPr>
-      <w:r>
-        <w:rPr>
-          <w:rFonts w:ascii="Cambria" w:eastAsia="Cambria" w:hAnsi="Cambria" w:cs="Cambria"/>
-          <w:b/>
-          <w:bCs/>
-          <w:sz w:val="18"/>
-          <w:lang w:val="fr-FR"/>
-        </w:rPr>
-        <w:t>{END_MENTION_ART16_NONSACEM}</w:t>
-      </w:r>
-    </w:p>
-    <w:p>
-      <w:pPr>
-        <w:spacing w:after="0" w:line="268" w:lineRule="auto"/>
-        <w:rPr>
-          <w:rFonts w:ascii="Cambria" w:eastAsia="Cambria" w:hAnsi="Cambria" w:cs="Cambria"/>
-          <w:sz w:val="18"/>
-          <w:lang w:val="fr-FR"/>
-        </w:rPr>
-      </w:pPr>
-    </w:p>
-    <w:p>
-      <w:pPr>
-        <w:spacing w:after="0" w:line="268" w:lineRule="auto"/>
-        <w:rPr>
-          <w:rFonts w:ascii="Cambria" w:eastAsia="Cambria" w:hAnsi="Cambria" w:cs="Cambria"/>
-          <w:b/>
-          <w:bCs/>
-          <w:sz w:val="18"/>
-          <w:lang w:val="fr-FR"/>
-        </w:rPr>
-      </w:pPr>
-      <w:r>
-        <w:rPr>
-          <w:rFonts w:ascii="Cambria" w:eastAsia="Cambria" w:hAnsi="Cambria" w:cs="Cambria"/>
-          <w:b/>
-          <w:bCs/>
-          <w:sz w:val="18"/>
-          <w:lang w:val="fr-FR"/>
-        </w:rPr>
-        <w:t>{START_MENTION_COED_NONSACEM}</w:t>
-      </w:r>
-    </w:p>
-    <w:p>
-      <w:pPr>
-        <w:spacing w:after="0" w:line="268" w:lineRule="auto"/>
-        <w:rPr>
-          <w:rFonts w:ascii="Cambria" w:eastAsia="Cambria" w:hAnsi="Cambria" w:cs="Cambria"/>
-          <w:sz w:val="18"/>
-          <w:lang w:val="fr-FR"/>
-        </w:rPr>
-      </w:pPr>
-      <w:r>
-        <w:rPr>
-          <w:rFonts w:ascii="Cambria" w:eastAsia="Cambria" w:hAnsi="Cambria" w:cs="Cambria"/>
-          <w:sz w:val="18"/>
-          <w:lang w:val="fr-FR"/>
-        </w:rPr>
-        <w:t>Il est ici précisé que l'ŒUVRE est coéditée avec d'une part, [</w:t>
+        <w:t>]% reviennent à [</w:t>
       </w:r>
       <w:proofErr w:type="spellStart"/>
       <w:r>
@@ -4205,7 +4053,7 @@
           <w:sz w:val="18"/>
           <w:lang w:val="fr-FR"/>
         </w:rPr>
-        <w:t>ListeE_SACEM</w:t>
+        <w:t>ListeNonSACEM</w:t>
       </w:r>
       <w:proofErr w:type="spellEnd"/>
       <w:r>
@@ -4214,7 +4062,7 @@
           <w:sz w:val="18"/>
           <w:lang w:val="fr-FR"/>
         </w:rPr>
-        <w:t>], et d'autre part [</w:t>
+        <w:t>][</w:t>
       </w:r>
       <w:proofErr w:type="spellStart"/>
       <w:r>
@@ -4223,7 +4071,7 @@
           <w:sz w:val="18"/>
           <w:lang w:val="fr-FR"/>
         </w:rPr>
-        <w:t>ListeNonSACEM</w:t>
+        <w:t>EditeurDe</w:t>
       </w:r>
       <w:proofErr w:type="spellEnd"/>
       <w:r>
@@ -4232,453 +4080,7 @@
           <w:sz w:val="18"/>
           <w:lang w:val="fr-FR"/>
         </w:rPr>
-        <w:t>], qui en contrôlent respectivement [</w:t>
-      </w:r>
-      <w:proofErr w:type="spellStart"/>
-      <w:r>
-        <w:rPr>
-          <w:rFonts w:ascii="Cambria" w:eastAsia="Cambria" w:hAnsi="Cambria" w:cs="Cambria"/>
-          <w:sz w:val="18"/>
-          <w:lang w:val="fr-FR"/>
-        </w:rPr>
-        <w:t>PartsSACEM</w:t>
-      </w:r>
-      <w:proofErr w:type="spellEnd"/>
-      <w:r>
-        <w:rPr>
-          <w:rFonts w:ascii="Cambria" w:eastAsia="Cambria" w:hAnsi="Cambria" w:cs="Cambria"/>
-          <w:sz w:val="18"/>
-          <w:lang w:val="fr-FR"/>
-        </w:rPr>
-        <w:t>]% et [</w:t>
-      </w:r>
-      <w:proofErr w:type="spellStart"/>
-      <w:r>
-        <w:rPr>
-          <w:rFonts w:ascii="Cambria" w:eastAsia="Cambria" w:hAnsi="Cambria" w:cs="Cambria"/>
-          <w:sz w:val="18"/>
-          <w:lang w:val="fr-FR"/>
-        </w:rPr>
-        <w:t>PartsNonSACEM</w:t>
-      </w:r>
-      <w:proofErr w:type="spellEnd"/>
-      <w:r>
-        <w:rPr>
-          <w:rFonts w:ascii="Cambria" w:eastAsia="Cambria" w:hAnsi="Cambria" w:cs="Cambria"/>
-          <w:sz w:val="18"/>
-          <w:lang w:val="fr-FR"/>
-        </w:rPr>
-        <w:t>]%.</w:t>
-      </w:r>
-    </w:p>
-    <w:p>
-      <w:pPr>
-        <w:spacing w:after="0" w:line="268" w:lineRule="auto"/>
-        <w:rPr>
-          <w:rFonts w:ascii="Cambria" w:eastAsia="Cambria" w:hAnsi="Cambria" w:cs="Cambria"/>
-          <w:sz w:val="18"/>
-          <w:lang w:val="fr-FR"/>
-        </w:rPr>
-      </w:pPr>
-    </w:p>
-    <w:p>
-      <w:pPr>
-        <w:spacing w:after="0" w:line="268" w:lineRule="auto"/>
-        <w:rPr>
-          <w:rFonts w:ascii="Cambria" w:eastAsia="Cambria" w:hAnsi="Cambria" w:cs="Cambria"/>
-          <w:sz w:val="18"/>
-          <w:lang w:val="fr-FR"/>
-        </w:rPr>
-      </w:pPr>
-      <w:r>
-        <w:rPr>
-          <w:rFonts w:ascii="Cambria" w:eastAsia="Cambria" w:hAnsi="Cambria" w:cs="Cambria"/>
-          <w:sz w:val="18"/>
-          <w:lang w:val="fr-FR"/>
-        </w:rPr>
-        <w:t>Dans ce contexte, tous les pourcentages stipulés au présent contrat s'entendent au prorata de la part contrôlée par les COEDITEURS, soit [</w:t>
-      </w:r>
-      <w:proofErr w:type="spellStart"/>
-      <w:r>
-        <w:rPr>
-          <w:rFonts w:ascii="Cambria" w:eastAsia="Cambria" w:hAnsi="Cambria" w:cs="Cambria"/>
-          <w:sz w:val="18"/>
-          <w:lang w:val="fr-FR"/>
-        </w:rPr>
-        <w:t>PartsSACEM</w:t>
-      </w:r>
-      <w:proofErr w:type="spellEnd"/>
-      <w:r>
-        <w:rPr>
-          <w:rFonts w:ascii="Cambria" w:eastAsia="Cambria" w:hAnsi="Cambria" w:cs="Cambria"/>
-          <w:sz w:val="18"/>
-          <w:lang w:val="fr-FR"/>
-        </w:rPr>
-        <w:t>]% de l'ŒUVRE.</w:t>
-      </w:r>
-    </w:p>
-    <w:p>
-      <w:pPr>
-        <w:spacing w:after="0" w:line="268" w:lineRule="auto"/>
-        <w:rPr>
-          <w:rFonts w:ascii="Cambria" w:eastAsia="Cambria" w:hAnsi="Cambria" w:cs="Cambria"/>
-          <w:sz w:val="18"/>
-          <w:lang w:val="fr-FR"/>
-        </w:rPr>
-      </w:pPr>
-    </w:p>
-    <w:p>
-      <w:pPr>
-        <w:spacing w:after="0" w:line="268" w:lineRule="auto"/>
-        <w:rPr>
-          <w:rFonts w:ascii="Cambria" w:eastAsia="Cambria" w:hAnsi="Cambria" w:cs="Cambria"/>
-          <w:sz w:val="18"/>
-          <w:lang w:val="fr-FR"/>
-        </w:rPr>
-      </w:pPr>
-      <w:r>
-        <w:rPr>
-          <w:rFonts w:ascii="Cambria" w:eastAsia="Cambria" w:hAnsi="Cambria" w:cs="Cambria"/>
-          <w:sz w:val="18"/>
-          <w:lang w:val="fr-FR"/>
-        </w:rPr>
-        <w:t>[</w:t>
-      </w:r>
-      <w:proofErr w:type="spellStart"/>
-      <w:r>
-        <w:rPr>
-          <w:rFonts w:ascii="Cambria" w:eastAsia="Cambria" w:hAnsi="Cambria" w:cs="Cambria"/>
-          <w:sz w:val="18"/>
-          <w:lang w:val="fr-FR"/>
-        </w:rPr>
-        <w:t>ListeNonSACEM_Noms</w:t>
-      </w:r>
-      <w:proofErr w:type="spellEnd"/>
-      <w:r>
-        <w:rPr>
-          <w:rFonts w:ascii="Cambria" w:eastAsia="Cambria" w:hAnsi="Cambria" w:cs="Cambria"/>
-          <w:sz w:val="18"/>
-          <w:lang w:val="fr-FR"/>
-        </w:rPr>
-        <w:t>] [</w:t>
-      </w:r>
-      <w:proofErr w:type="spellStart"/>
-      <w:r>
-        <w:rPr>
-          <w:rFonts w:ascii="Cambria" w:eastAsia="Cambria" w:hAnsi="Cambria" w:cs="Cambria"/>
-          <w:sz w:val="18"/>
-          <w:lang w:val="fr-FR"/>
-        </w:rPr>
-        <w:t>EstSont</w:t>
-      </w:r>
-      <w:proofErr w:type="spellEnd"/>
-      <w:r>
-        <w:rPr>
-          <w:rFonts w:ascii="Cambria" w:eastAsia="Cambria" w:hAnsi="Cambria" w:cs="Cambria"/>
-          <w:sz w:val="18"/>
-          <w:lang w:val="fr-FR"/>
-        </w:rPr>
-        <w:t xml:space="preserve">] </w:t>
-      </w:r>
-      <w:proofErr w:type="gramStart"/>
-      <w:r>
-        <w:rPr>
-          <w:rFonts w:ascii="Cambria" w:eastAsia="Cambria" w:hAnsi="Cambria" w:cs="Cambria"/>
-          <w:sz w:val="18"/>
-          <w:lang w:val="fr-FR"/>
-        </w:rPr>
-        <w:t>membre[</w:t>
-      </w:r>
-      <w:proofErr w:type="gramEnd"/>
-      <w:r>
-        <w:rPr>
-          <w:rFonts w:ascii="Cambria" w:eastAsia="Cambria" w:hAnsi="Cambria" w:cs="Cambria"/>
-          <w:sz w:val="18"/>
-          <w:lang w:val="fr-FR"/>
-        </w:rPr>
-        <w:t>Pluriel] d'une société de gestion collective autre que la SACEM. [</w:t>
-      </w:r>
-      <w:proofErr w:type="spellStart"/>
-      <w:r>
-        <w:rPr>
-          <w:rFonts w:ascii="Cambria" w:eastAsia="Cambria" w:hAnsi="Cambria" w:cs="Cambria"/>
-          <w:sz w:val="18"/>
-          <w:lang w:val="fr-FR"/>
-        </w:rPr>
-        <w:t>IlIls</w:t>
-      </w:r>
-      <w:proofErr w:type="spellEnd"/>
-      <w:r>
-        <w:rPr>
-          <w:rFonts w:ascii="Cambria" w:eastAsia="Cambria" w:hAnsi="Cambria" w:cs="Cambria"/>
-          <w:sz w:val="18"/>
-          <w:lang w:val="fr-FR"/>
-        </w:rPr>
-        <w:t>] [</w:t>
-      </w:r>
-      <w:proofErr w:type="spellStart"/>
-      <w:r>
-        <w:rPr>
-          <w:rFonts w:ascii="Cambria" w:eastAsia="Cambria" w:hAnsi="Cambria" w:cs="Cambria"/>
-          <w:sz w:val="18"/>
-          <w:lang w:val="fr-FR"/>
-        </w:rPr>
-        <w:t>NestPasNeSontPas</w:t>
-      </w:r>
-      <w:proofErr w:type="spellEnd"/>
-      <w:r>
-        <w:rPr>
-          <w:rFonts w:ascii="Cambria" w:eastAsia="Cambria" w:hAnsi="Cambria" w:cs="Cambria"/>
-          <w:sz w:val="18"/>
-          <w:lang w:val="fr-FR"/>
-        </w:rPr>
-        <w:t xml:space="preserve">] </w:t>
-      </w:r>
-      <w:proofErr w:type="gramStart"/>
-      <w:r>
-        <w:rPr>
-          <w:rFonts w:ascii="Cambria" w:eastAsia="Cambria" w:hAnsi="Cambria" w:cs="Cambria"/>
-          <w:sz w:val="18"/>
-          <w:lang w:val="fr-FR"/>
-        </w:rPr>
-        <w:t>signataire[</w:t>
-      </w:r>
-      <w:proofErr w:type="gramEnd"/>
-      <w:r>
-        <w:rPr>
-          <w:rFonts w:ascii="Cambria" w:eastAsia="Cambria" w:hAnsi="Cambria" w:cs="Cambria"/>
-          <w:sz w:val="18"/>
-          <w:lang w:val="fr-FR"/>
-        </w:rPr>
-        <w:t>Pluriel] du présent contrat.</w:t>
-      </w:r>
-    </w:p>
-    <w:p>
-      <w:pPr>
-        <w:spacing w:after="0" w:line="268" w:lineRule="auto"/>
-        <w:rPr>
-          <w:rFonts w:ascii="Cambria" w:eastAsia="Cambria" w:hAnsi="Cambria" w:cs="Cambria"/>
-          <w:sz w:val="18"/>
-          <w:lang w:val="fr-FR"/>
-        </w:rPr>
-      </w:pPr>
-    </w:p>
-    <w:p>
-      <w:pPr>
-        <w:spacing w:after="0" w:line="268" w:lineRule="auto"/>
-        <w:rPr>
-          <w:rFonts w:ascii="Cambria" w:eastAsia="Cambria" w:hAnsi="Cambria" w:cs="Cambria"/>
-          <w:sz w:val="18"/>
-          <w:lang w:val="fr-FR"/>
-        </w:rPr>
-      </w:pPr>
-      <w:r>
-        <w:rPr>
-          <w:rFonts w:ascii="Cambria" w:eastAsia="Cambria" w:hAnsi="Cambria" w:cs="Cambria"/>
-          <w:sz w:val="18"/>
-          <w:lang w:val="fr-FR"/>
-        </w:rPr>
-        <w:t>Les droits collectés par les Organismes de gestion collective ou indépendants seront répartis directement par ceux-ci.</w:t>
-      </w:r>
-    </w:p>
-    <w:p>
-      <w:pPr>
-        <w:spacing w:after="0" w:line="268" w:lineRule="auto"/>
-        <w:rPr>
-          <w:rFonts w:ascii="Cambria" w:eastAsia="Cambria" w:hAnsi="Cambria" w:cs="Cambria"/>
-          <w:b/>
-          <w:bCs/>
-          <w:sz w:val="18"/>
-          <w:lang w:val="fr-FR"/>
-        </w:rPr>
-      </w:pPr>
-      <w:r>
-        <w:rPr>
-          <w:rFonts w:ascii="Cambria" w:eastAsia="Cambria" w:hAnsi="Cambria" w:cs="Cambria"/>
-          <w:b/>
-          <w:bCs/>
-          <w:sz w:val="18"/>
-          <w:lang w:val="fr-FR"/>
-        </w:rPr>
-        <w:t>{END_MENTION_COED_NONSACEM}</w:t>
-      </w:r>
-    </w:p>
-    <w:p>
-      <w:pPr>
-        <w:spacing w:after="296" w:line="268" w:lineRule="auto"/>
-        <w:rPr>
-          <w:rFonts w:ascii="Cambria" w:eastAsia="Cambria" w:hAnsi="Cambria" w:cs="Cambria"/>
-          <w:b/>
-          <w:bCs/>
-          <w:sz w:val="18"/>
-          <w:lang w:val="fr-FR"/>
-        </w:rPr>
-      </w:pPr>
-    </w:p>
-    <w:p>
-      <w:pPr>
-        <w:spacing w:after="0" w:line="268" w:lineRule="auto"/>
-        <w:rPr>
-          <w:rFonts w:ascii="Cambria" w:eastAsia="Cambria" w:hAnsi="Cambria" w:cs="Cambria"/>
-          <w:b/>
-          <w:bCs/>
-          <w:sz w:val="18"/>
-          <w:lang w:val="fr-FR"/>
-        </w:rPr>
-      </w:pPr>
-      <w:r>
-        <w:rPr>
-          <w:rFonts w:ascii="Cambria" w:eastAsia="Cambria" w:hAnsi="Cambria" w:cs="Cambria"/>
-          <w:b/>
-          <w:bCs/>
-          <w:sz w:val="18"/>
-          <w:lang w:val="fr-FR"/>
-        </w:rPr>
-        <w:t>{START_BDO_COMMENTAIRE_NONSACEM}</w:t>
-      </w:r>
-    </w:p>
-    <w:p>
-      <w:pPr>
-        <w:spacing w:after="0" w:line="268" w:lineRule="auto"/>
-        <w:rPr>
-          <w:rFonts w:ascii="Cambria" w:eastAsia="Cambria" w:hAnsi="Cambria" w:cs="Cambria"/>
-          <w:sz w:val="18"/>
-          <w:lang w:val="fr-FR"/>
-        </w:rPr>
-      </w:pPr>
-      <w:r>
-        <w:rPr>
-          <w:rFonts w:ascii="Cambria" w:eastAsia="Cambria" w:hAnsi="Cambria" w:cs="Cambria"/>
-          <w:sz w:val="18"/>
-          <w:lang w:val="fr-FR"/>
-        </w:rPr>
-        <w:t>Le présent dépôt porte sur [</w:t>
-      </w:r>
-      <w:proofErr w:type="spellStart"/>
-      <w:r>
-        <w:rPr>
-          <w:rFonts w:ascii="Cambria" w:eastAsia="Cambria" w:hAnsi="Cambria" w:cs="Cambria"/>
-          <w:sz w:val="18"/>
-          <w:lang w:val="fr-FR"/>
-        </w:rPr>
-        <w:t>PartsSACEM</w:t>
-      </w:r>
-      <w:proofErr w:type="spellEnd"/>
-      <w:r>
-        <w:rPr>
-          <w:rFonts w:ascii="Cambria" w:eastAsia="Cambria" w:hAnsi="Cambria" w:cs="Cambria"/>
-          <w:sz w:val="18"/>
-          <w:lang w:val="fr-FR"/>
-        </w:rPr>
-        <w:t>]% de l'œuvre (parts de [</w:t>
-      </w:r>
-      <w:proofErr w:type="spellStart"/>
-      <w:r>
-        <w:rPr>
-          <w:rFonts w:ascii="Cambria" w:eastAsia="Cambria" w:hAnsi="Cambria" w:cs="Cambria"/>
-          <w:sz w:val="18"/>
-          <w:lang w:val="fr-FR"/>
-        </w:rPr>
-        <w:t>ListeAC_SACEM</w:t>
-      </w:r>
-      <w:proofErr w:type="spellEnd"/>
-      <w:r>
-        <w:rPr>
-          <w:rFonts w:ascii="Cambria" w:eastAsia="Cambria" w:hAnsi="Cambria" w:cs="Cambria"/>
-          <w:sz w:val="18"/>
-          <w:lang w:val="fr-FR"/>
-        </w:rPr>
-        <w:t>] et leurs éditeurs [</w:t>
-      </w:r>
-      <w:proofErr w:type="spellStart"/>
-      <w:r>
-        <w:rPr>
-          <w:rFonts w:ascii="Cambria" w:eastAsia="Cambria" w:hAnsi="Cambria" w:cs="Cambria"/>
-          <w:sz w:val="18"/>
-          <w:lang w:val="fr-FR"/>
-        </w:rPr>
-        <w:t>ListeE_SACEM</w:t>
-      </w:r>
-      <w:proofErr w:type="spellEnd"/>
-      <w:r>
-        <w:rPr>
-          <w:rFonts w:ascii="Cambria" w:eastAsia="Cambria" w:hAnsi="Cambria" w:cs="Cambria"/>
-          <w:sz w:val="18"/>
-          <w:lang w:val="fr-FR"/>
-        </w:rPr>
-        <w:t>]). Les autres [</w:t>
-      </w:r>
-      <w:proofErr w:type="spellStart"/>
-      <w:r>
-        <w:rPr>
-          <w:rFonts w:ascii="Cambria" w:eastAsia="Cambria" w:hAnsi="Cambria" w:cs="Cambria"/>
-          <w:sz w:val="18"/>
-          <w:lang w:val="fr-FR"/>
-        </w:rPr>
-        <w:t>PartsNonSACEM</w:t>
-      </w:r>
-      <w:proofErr w:type="spellEnd"/>
-      <w:r>
-        <w:rPr>
-          <w:rFonts w:ascii="Cambria" w:eastAsia="Cambria" w:hAnsi="Cambria" w:cs="Cambria"/>
-          <w:sz w:val="18"/>
-          <w:lang w:val="fr-FR"/>
-        </w:rPr>
-        <w:t>]% reviennent à [</w:t>
-      </w:r>
-      <w:proofErr w:type="spellStart"/>
-      <w:r>
-        <w:rPr>
-          <w:rFonts w:ascii="Cambria" w:eastAsia="Cambria" w:hAnsi="Cambria" w:cs="Cambria"/>
-          <w:sz w:val="18"/>
-          <w:lang w:val="fr-FR"/>
-        </w:rPr>
-        <w:t>ListeNonSACEM</w:t>
-      </w:r>
-      <w:proofErr w:type="spellEnd"/>
-      <w:r>
-        <w:rPr>
-          <w:rFonts w:ascii="Cambria" w:eastAsia="Cambria" w:hAnsi="Cambria" w:cs="Cambria"/>
-          <w:sz w:val="18"/>
-          <w:lang w:val="fr-FR"/>
-        </w:rPr>
-        <w:t>][</w:t>
-      </w:r>
-      <w:proofErr w:type="spellStart"/>
-      <w:r>
-        <w:rPr>
-          <w:rFonts w:ascii="Cambria" w:eastAsia="Cambria" w:hAnsi="Cambria" w:cs="Cambria"/>
-          <w:sz w:val="18"/>
-          <w:lang w:val="fr-FR"/>
-        </w:rPr>
-        <w:t>EditeurDe</w:t>
-      </w:r>
-      <w:proofErr w:type="spellEnd"/>
-      <w:r>
-        <w:rPr>
-          <w:rFonts w:ascii="Cambria" w:eastAsia="Cambria" w:hAnsi="Cambria" w:cs="Cambria"/>
-          <w:sz w:val="18"/>
-          <w:lang w:val="fr-FR"/>
-        </w:rPr>
-        <w:t xml:space="preserve">], </w:t>
-      </w:r>
-      <w:proofErr w:type="gramStart"/>
-      <w:r>
-        <w:rPr>
-          <w:rFonts w:ascii="Cambria" w:eastAsia="Cambria" w:hAnsi="Cambria" w:cs="Cambria"/>
-          <w:sz w:val="18"/>
-          <w:lang w:val="fr-FR"/>
-        </w:rPr>
-        <w:t>membre[</w:t>
-      </w:r>
-      <w:proofErr w:type="gramEnd"/>
-      <w:r>
-        <w:rPr>
-          <w:rFonts w:ascii="Cambria" w:eastAsia="Cambria" w:hAnsi="Cambria" w:cs="Cambria"/>
-          <w:sz w:val="18"/>
-          <w:lang w:val="fr-FR"/>
-        </w:rPr>
-        <w:t>Pluriel] d'une société de gestion collective étrangère.</w:t>
+        <w:t>], membre[Pluriel] d'une société de gestion collective étrangère.</w:t>
       </w:r>
     </w:p>
     <w:p>

--- a/templates/template_paragrahs.docx
+++ b/templates/template_paragrahs.docx
@@ -352,13 +352,23 @@
           <w:lang w:val="fr-FR"/>
         </w:rPr>
       </w:pPr>
-      <w:r>
-        <w:rPr>
-          <w:rFonts w:ascii="Cambria" w:eastAsia="Cambria" w:hAnsi="Cambria" w:cs="Cambria"/>
-          <w:sz w:val="18"/>
-          <w:lang w:val="fr-FR"/>
-        </w:rPr>
-        <w:t xml:space="preserve">Email : </w:t>
+      <w:proofErr w:type="gramStart"/>
+      <w:r>
+        <w:rPr>
+          <w:rFonts w:ascii="Cambria" w:eastAsia="Cambria" w:hAnsi="Cambria" w:cs="Cambria"/>
+          <w:sz w:val="18"/>
+          <w:lang w:val="fr-FR"/>
+        </w:rPr>
+        <w:t>Email</w:t>
+      </w:r>
+      <w:proofErr w:type="gramEnd"/>
+      <w:r>
+        <w:rPr>
+          <w:rFonts w:ascii="Cambria" w:eastAsia="Cambria" w:hAnsi="Cambria" w:cs="Cambria"/>
+          <w:sz w:val="18"/>
+          <w:lang w:val="fr-FR"/>
+        </w:rPr>
+        <w:t xml:space="preserve"> : </w:t>
       </w:r>
       <w:r>
         <w:rPr>
@@ -921,13 +931,23 @@
           <w:lang w:val="fr-FR"/>
         </w:rPr>
       </w:pPr>
-      <w:r>
-        <w:rPr>
-          <w:rFonts w:ascii="Cambria" w:eastAsia="Cambria" w:hAnsi="Cambria" w:cs="Cambria"/>
-          <w:sz w:val="18"/>
-          <w:lang w:val="fr-FR"/>
-        </w:rPr>
-        <w:t xml:space="preserve">Email : </w:t>
+      <w:proofErr w:type="gramStart"/>
+      <w:r>
+        <w:rPr>
+          <w:rFonts w:ascii="Cambria" w:eastAsia="Cambria" w:hAnsi="Cambria" w:cs="Cambria"/>
+          <w:sz w:val="18"/>
+          <w:lang w:val="fr-FR"/>
+        </w:rPr>
+        <w:t>Email</w:t>
+      </w:r>
+      <w:proofErr w:type="gramEnd"/>
+      <w:r>
+        <w:rPr>
+          <w:rFonts w:ascii="Cambria" w:eastAsia="Cambria" w:hAnsi="Cambria" w:cs="Cambria"/>
+          <w:sz w:val="18"/>
+          <w:lang w:val="fr-FR"/>
+        </w:rPr>
+        <w:t xml:space="preserve"> : </w:t>
       </w:r>
       <w:r>
         <w:rPr>
@@ -1334,13 +1354,23 @@
           <w:lang w:val="fr-FR"/>
         </w:rPr>
       </w:pPr>
-      <w:r>
-        <w:rPr>
-          <w:rFonts w:ascii="Cambria" w:eastAsia="Cambria" w:hAnsi="Cambria" w:cs="Cambria"/>
-          <w:sz w:val="18"/>
-          <w:lang w:val="fr-FR"/>
-        </w:rPr>
-        <w:t xml:space="preserve">Email : </w:t>
+      <w:proofErr w:type="gramStart"/>
+      <w:r>
+        <w:rPr>
+          <w:rFonts w:ascii="Cambria" w:eastAsia="Cambria" w:hAnsi="Cambria" w:cs="Cambria"/>
+          <w:sz w:val="18"/>
+          <w:lang w:val="fr-FR"/>
+        </w:rPr>
+        <w:t>Email</w:t>
+      </w:r>
+      <w:proofErr w:type="gramEnd"/>
+      <w:r>
+        <w:rPr>
+          <w:rFonts w:ascii="Cambria" w:eastAsia="Cambria" w:hAnsi="Cambria" w:cs="Cambria"/>
+          <w:sz w:val="18"/>
+          <w:lang w:val="fr-FR"/>
+        </w:rPr>
+        <w:t xml:space="preserve"> : </w:t>
       </w:r>
       <w:r>
         <w:rPr>
@@ -1795,13 +1825,23 @@
           <w:lang w:val="fr-FR"/>
         </w:rPr>
       </w:pPr>
-      <w:r>
-        <w:rPr>
-          <w:rFonts w:ascii="Cambria" w:eastAsia="Cambria" w:hAnsi="Cambria" w:cs="Cambria"/>
-          <w:sz w:val="18"/>
-          <w:lang w:val="fr-FR"/>
-        </w:rPr>
-        <w:t xml:space="preserve">Email : </w:t>
+      <w:proofErr w:type="gramStart"/>
+      <w:r>
+        <w:rPr>
+          <w:rFonts w:ascii="Cambria" w:eastAsia="Cambria" w:hAnsi="Cambria" w:cs="Cambria"/>
+          <w:sz w:val="18"/>
+          <w:lang w:val="fr-FR"/>
+        </w:rPr>
+        <w:t>Email</w:t>
+      </w:r>
+      <w:proofErr w:type="gramEnd"/>
+      <w:r>
+        <w:rPr>
+          <w:rFonts w:ascii="Cambria" w:eastAsia="Cambria" w:hAnsi="Cambria" w:cs="Cambria"/>
+          <w:sz w:val="18"/>
+          <w:lang w:val="fr-FR"/>
+        </w:rPr>
+        <w:t xml:space="preserve"> : </w:t>
       </w:r>
       <w:r>
         <w:rPr>
@@ -2376,13 +2416,23 @@
           <w:lang w:val="fr-FR"/>
         </w:rPr>
       </w:pPr>
-      <w:r>
-        <w:rPr>
-          <w:rFonts w:ascii="Cambria" w:eastAsia="Cambria" w:hAnsi="Cambria" w:cs="Cambria"/>
-          <w:sz w:val="18"/>
-          <w:lang w:val="fr-FR"/>
-        </w:rPr>
-        <w:t xml:space="preserve">Email : </w:t>
+      <w:proofErr w:type="gramStart"/>
+      <w:r>
+        <w:rPr>
+          <w:rFonts w:ascii="Cambria" w:eastAsia="Cambria" w:hAnsi="Cambria" w:cs="Cambria"/>
+          <w:sz w:val="18"/>
+          <w:lang w:val="fr-FR"/>
+        </w:rPr>
+        <w:t>Email</w:t>
+      </w:r>
+      <w:proofErr w:type="gramEnd"/>
+      <w:r>
+        <w:rPr>
+          <w:rFonts w:ascii="Cambria" w:eastAsia="Cambria" w:hAnsi="Cambria" w:cs="Cambria"/>
+          <w:sz w:val="18"/>
+          <w:lang w:val="fr-FR"/>
+        </w:rPr>
+        <w:t xml:space="preserve"> : </w:t>
       </w:r>
       <w:r>
         <w:rPr>
@@ -2676,6 +2726,7 @@
         <w:t>sub</w:t>
       </w:r>
       <w:proofErr w:type="spellEnd"/>
+      <w:proofErr w:type="gramStart"/>
       <w:r>
         <w:rPr>
           <w:rFonts w:ascii="Cambria" w:eastAsia="Cambria" w:hAnsi="Cambria" w:cs="Cambria"/>
@@ -2702,7 +2753,16 @@
           <w:sz w:val="18"/>
           <w:lang w:val="fr-FR"/>
         </w:rPr>
-        <w:t xml:space="preserve"> la part des redevances lui revenant sur celles que </w:t>
+        <w:t xml:space="preserve"> la</w:t>
+      </w:r>
+      <w:proofErr w:type="gramEnd"/>
+      <w:r>
+        <w:rPr>
+          <w:rFonts w:ascii="Cambria" w:eastAsia="Cambria" w:hAnsi="Cambria" w:cs="Cambria"/>
+          <w:sz w:val="18"/>
+          <w:lang w:val="fr-FR"/>
+        </w:rPr>
+        <w:t xml:space="preserve"> part des redevances lui revenant sur celles que </w:t>
       </w:r>
       <w:r>
         <w:rPr>
@@ -2980,6 +3040,7 @@
         <w:t>[</w:t>
       </w:r>
       <w:proofErr w:type="spellStart"/>
+      <w:proofErr w:type="gramStart"/>
       <w:r>
         <w:rPr>
           <w:rFonts w:ascii="Cambria" w:eastAsia="Cambria" w:hAnsi="Cambria" w:cs="Cambria"/>
@@ -2992,6 +3053,7 @@
         <w:t>editeur</w:t>
       </w:r>
       <w:proofErr w:type="spellEnd"/>
+      <w:proofErr w:type="gramEnd"/>
       <w:r>
         <w:rPr>
           <w:rFonts w:ascii="Cambria" w:eastAsia="Cambria" w:hAnsi="Cambria" w:cs="Cambria"/>
@@ -3178,6 +3240,7 @@
         <w:t>createur</w:t>
       </w:r>
       <w:proofErr w:type="spellEnd"/>
+      <w:proofErr w:type="gramStart"/>
       <w:r>
         <w:rPr>
           <w:rFonts w:ascii="Cambria" w:eastAsia="Cambria" w:hAnsi="Cambria" w:cs="Cambria"/>
@@ -3198,7 +3261,7 @@
           <w:sz w:val="18"/>
           <w:lang w:val="fr-FR"/>
         </w:rPr>
-        <w:t xml:space="preserve"> </w:t>
+        <w:t>,</w:t>
       </w:r>
       <w:r>
         <w:rPr>
@@ -3212,6 +3275,7 @@
         <w:t>[</w:t>
       </w:r>
       <w:proofErr w:type="spellStart"/>
+      <w:proofErr w:type="gramEnd"/>
       <w:r>
         <w:rPr>
           <w:rFonts w:ascii="Cambria" w:eastAsia="Cambria" w:hAnsi="Cambria" w:cs="Cambria"/>
@@ -3235,6 +3299,7 @@
         <w:t>lic</w:t>
       </w:r>
       <w:proofErr w:type="spellEnd"/>
+      <w:proofErr w:type="gramStart"/>
       <w:r>
         <w:rPr>
           <w:rFonts w:ascii="Cambria" w:eastAsia="Cambria" w:hAnsi="Cambria" w:cs="Cambria"/>
@@ -3285,13 +3350,30 @@
         </w:rPr>
         <w:t xml:space="preserve"> </w:t>
       </w:r>
-      <w:r>
-        <w:rPr>
-          <w:rFonts w:ascii="Cambria" w:eastAsia="Cambria" w:hAnsi="Cambria" w:cs="Cambria"/>
-          <w:sz w:val="18"/>
-          <w:lang w:val="fr-FR"/>
-        </w:rPr>
-        <w:t>la part lui revenant sur ces redevances.</w:t>
+      <w:proofErr w:type="gramEnd"/>
+      <w:r>
+        <w:rPr>
+          <w:rFonts w:ascii="Cambria" w:eastAsia="Cambria" w:hAnsi="Cambria" w:cs="Cambria"/>
+          <w:sz w:val="18"/>
+          <w:lang w:val="fr-FR"/>
+        </w:rPr>
+        <w:t>la part lui revenant</w:t>
+      </w:r>
+      <w:r>
+        <w:rPr>
+          <w:rFonts w:ascii="Cambria" w:eastAsia="Cambria" w:hAnsi="Cambria" w:cs="Cambria"/>
+          <w:sz w:val="18"/>
+          <w:lang w:val="fr-FR"/>
+        </w:rPr>
+        <w:t xml:space="preserve"> respectivement</w:t>
+      </w:r>
+      <w:r>
+        <w:rPr>
+          <w:rFonts w:ascii="Cambria" w:eastAsia="Cambria" w:hAnsi="Cambria" w:cs="Cambria"/>
+          <w:sz w:val="18"/>
+          <w:lang w:val="fr-FR"/>
+        </w:rPr>
+        <w:t xml:space="preserve"> sur ces redevances.</w:t>
       </w:r>
     </w:p>
     <w:p>
@@ -3386,6 +3468,7 @@
         <w:t>[</w:t>
       </w:r>
       <w:proofErr w:type="spellStart"/>
+      <w:proofErr w:type="gramStart"/>
       <w:r>
         <w:rPr>
           <w:rFonts w:ascii="Cambria" w:hAnsi="Cambria"/>
@@ -3399,6 +3482,7 @@
         <w:t>createur</w:t>
       </w:r>
       <w:proofErr w:type="spellEnd"/>
+      <w:proofErr w:type="gramEnd"/>
       <w:r>
         <w:rPr>
           <w:rFonts w:ascii="Cambria" w:eastAsia="Cambria" w:hAnsi="Cambria" w:cs="Cambria"/>
@@ -3842,7 +3926,25 @@
           <w:sz w:val="18"/>
           <w:lang w:val="fr-FR"/>
         </w:rPr>
-        <w:t>] membre[Pluriel] d'une autre société de gestion collective autre que la SACEM. [</w:t>
+        <w:t xml:space="preserve">] </w:t>
+      </w:r>
+      <w:proofErr w:type="gramStart"/>
+      <w:r>
+        <w:rPr>
+          <w:rFonts w:ascii="Cambria" w:eastAsia="Cambria" w:hAnsi="Cambria" w:cs="Cambria"/>
+          <w:sz w:val="18"/>
+          <w:lang w:val="fr-FR"/>
+        </w:rPr>
+        <w:t>membre[</w:t>
+      </w:r>
+      <w:proofErr w:type="gramEnd"/>
+      <w:r>
+        <w:rPr>
+          <w:rFonts w:ascii="Cambria" w:eastAsia="Cambria" w:hAnsi="Cambria" w:cs="Cambria"/>
+          <w:sz w:val="18"/>
+          <w:lang w:val="fr-FR"/>
+        </w:rPr>
+        <w:t>Pluriel] d'une autre société de gestion collective autre que la SACEM. [</w:t>
       </w:r>
       <w:proofErr w:type="spellStart"/>
       <w:r>
@@ -3878,7 +3980,25 @@
           <w:sz w:val="18"/>
           <w:lang w:val="fr-FR"/>
         </w:rPr>
-        <w:t>] signataire[Pluriel] du présent contrat mais de la lettre de répartition ci-après annexée.</w:t>
+        <w:t xml:space="preserve">] </w:t>
+      </w:r>
+      <w:proofErr w:type="gramStart"/>
+      <w:r>
+        <w:rPr>
+          <w:rFonts w:ascii="Cambria" w:eastAsia="Cambria" w:hAnsi="Cambria" w:cs="Cambria"/>
+          <w:sz w:val="18"/>
+          <w:lang w:val="fr-FR"/>
+        </w:rPr>
+        <w:t>signataire[</w:t>
+      </w:r>
+      <w:proofErr w:type="gramEnd"/>
+      <w:r>
+        <w:rPr>
+          <w:rFonts w:ascii="Cambria" w:eastAsia="Cambria" w:hAnsi="Cambria" w:cs="Cambria"/>
+          <w:sz w:val="18"/>
+          <w:lang w:val="fr-FR"/>
+        </w:rPr>
+        <w:t>Pluriel] du présent contrat mais de la lettre de répartition ci-après annexée.</w:t>
       </w:r>
     </w:p>
     <w:p>
@@ -4080,7 +4200,25 @@
           <w:sz w:val="18"/>
           <w:lang w:val="fr-FR"/>
         </w:rPr>
-        <w:t>], membre[Pluriel] d'une société de gestion collective étrangère.</w:t>
+        <w:t xml:space="preserve">], </w:t>
+      </w:r>
+      <w:proofErr w:type="gramStart"/>
+      <w:r>
+        <w:rPr>
+          <w:rFonts w:ascii="Cambria" w:eastAsia="Cambria" w:hAnsi="Cambria" w:cs="Cambria"/>
+          <w:sz w:val="18"/>
+          <w:lang w:val="fr-FR"/>
+        </w:rPr>
+        <w:t>membre[</w:t>
+      </w:r>
+      <w:proofErr w:type="gramEnd"/>
+      <w:r>
+        <w:rPr>
+          <w:rFonts w:ascii="Cambria" w:eastAsia="Cambria" w:hAnsi="Cambria" w:cs="Cambria"/>
+          <w:sz w:val="18"/>
+          <w:lang w:val="fr-FR"/>
+        </w:rPr>
+        <w:t>Pluriel] d'une société de gestion collective étrangère.</w:t>
       </w:r>
     </w:p>
     <w:p>

--- a/templates/template_paragrahs.docx
+++ b/templates/template_paragrahs.docx
@@ -8,41 +8,43 @@
         <w:ind w:left="12" w:hanging="10"/>
         <w:jc w:val="both"/>
         <w:rPr>
-          <w:rFonts w:ascii="Cambria" w:eastAsia="Cambria" w:hAnsi="Cambria" w:cs="Cambria"/>
+          <w:rFonts w:ascii="Times New Roman" w:eastAsia="Cambria" w:hAnsi="Times New Roman" w:cs="Times New Roman"/>
           <w:b/>
           <w:bCs/>
           <w:sz w:val="18"/>
+          <w:szCs w:val="18"/>
           <w:lang w:val="fr-FR"/>
         </w:rPr>
       </w:pPr>
       <w:r>
         <w:rPr>
-          <w:rFonts w:ascii="Cambria" w:eastAsia="Cambria" w:hAnsi="Cambria" w:cs="Cambria"/>
+          <w:rFonts w:ascii="Times New Roman" w:eastAsia="Cambria" w:hAnsi="Times New Roman" w:cs="Times New Roman"/>
           <w:b/>
           <w:bCs/>
           <w:sz w:val="18"/>
+          <w:szCs w:val="18"/>
           <w:lang w:val="fr-FR"/>
         </w:rPr>
         <w:t>{</w:t>
       </w:r>
-      <w:proofErr w:type="spellStart"/>
-      <w:r>
-        <w:rPr>
-          <w:rFonts w:ascii="Cambria" w:eastAsia="Cambria" w:hAnsi="Cambria" w:cs="Cambria"/>
+      <w:r>
+        <w:rPr>
+          <w:rFonts w:ascii="Times New Roman" w:eastAsia="Cambria" w:hAnsi="Times New Roman" w:cs="Times New Roman"/>
           <w:b/>
           <w:bCs/>
           <w:sz w:val="18"/>
+          <w:szCs w:val="18"/>
           <w:lang w:val="fr-FR"/>
         </w:rPr>
         <w:t>START_Physique</w:t>
       </w:r>
-      <w:proofErr w:type="spellEnd"/>
-      <w:r>
-        <w:rPr>
-          <w:rFonts w:ascii="Cambria" w:eastAsia="Cambria" w:hAnsi="Cambria" w:cs="Cambria"/>
+      <w:r>
+        <w:rPr>
+          <w:rFonts w:ascii="Times New Roman" w:eastAsia="Cambria" w:hAnsi="Times New Roman" w:cs="Times New Roman"/>
           <w:b/>
           <w:bCs/>
           <w:sz w:val="18"/>
+          <w:szCs w:val="18"/>
           <w:lang w:val="fr-FR"/>
         </w:rPr>
         <w:t>}</w:t>
@@ -53,102 +55,31 @@
         <w:spacing w:after="0"/>
         <w:jc w:val="both"/>
         <w:rPr>
-          <w:rFonts w:ascii="Cambria" w:eastAsia="Cambria" w:hAnsi="Cambria" w:cs="Cambria"/>
-          <w:sz w:val="18"/>
+          <w:rFonts w:ascii="Times New Roman" w:eastAsia="Cambria" w:hAnsi="Times New Roman" w:cs="Times New Roman"/>
+          <w:sz w:val="18"/>
+          <w:szCs w:val="18"/>
           <w:lang w:val="fr-FR"/>
         </w:rPr>
       </w:pPr>
       <w:r>
         <w:rPr>
-          <w:rFonts w:ascii="Cambria" w:eastAsia="Cambria" w:hAnsi="Cambria" w:cs="Cambria"/>
-          <w:sz w:val="18"/>
-          <w:lang w:val="fr-FR"/>
-        </w:rPr>
-        <w:t>En qualité [</w:t>
-      </w:r>
-      <w:proofErr w:type="spellStart"/>
-      <w:r>
-        <w:rPr>
-          <w:rFonts w:ascii="Cambria" w:eastAsia="Cambria" w:hAnsi="Cambria" w:cs="Cambria"/>
-          <w:sz w:val="18"/>
-          <w:lang w:val="fr-FR"/>
-        </w:rPr>
-        <w:t>RoleGenre</w:t>
-      </w:r>
-      <w:proofErr w:type="spellEnd"/>
-      <w:r>
-        <w:rPr>
-          <w:rFonts w:ascii="Cambria" w:eastAsia="Cambria" w:hAnsi="Cambria" w:cs="Cambria"/>
-          <w:sz w:val="18"/>
-          <w:lang w:val="fr-FR"/>
-        </w:rPr>
-        <w:t>] [</w:t>
-      </w:r>
-      <w:proofErr w:type="spellStart"/>
-      <w:r>
-        <w:rPr>
-          <w:rFonts w:ascii="Cambria" w:eastAsia="Cambria" w:hAnsi="Cambria" w:cs="Cambria"/>
+          <w:rFonts w:ascii="Times New Roman" w:eastAsia="Cambria" w:hAnsi="Times New Roman" w:cs="Times New Roman"/>
+          <w:sz w:val="18"/>
+          <w:szCs w:val="18"/>
+          <w:lang w:val="fr-FR"/>
+        </w:rPr>
+        <w:t>En qualité [RoleGenre] [</w:t>
+      </w:r>
+      <w:r>
+        <w:rPr>
+          <w:rFonts w:ascii="Times New Roman" w:eastAsia="Cambria" w:hAnsi="Times New Roman" w:cs="Times New Roman"/>
           <w:b/>
           <w:bCs/>
           <w:sz w:val="18"/>
-          <w:lang w:val="fr-FR"/>
-        </w:rPr>
-        <w:t>Civilite</w:t>
-      </w:r>
-      <w:proofErr w:type="spellEnd"/>
-      <w:r>
-        <w:rPr>
-          <w:rFonts w:ascii="Cambria" w:eastAsia="Cambria" w:hAnsi="Cambria" w:cs="Cambria"/>
-          <w:b/>
-          <w:bCs/>
-          <w:sz w:val="18"/>
-          <w:lang w:val="fr-FR"/>
-        </w:rPr>
-        <w:t>] [Nom] [</w:t>
-      </w:r>
-      <w:proofErr w:type="spellStart"/>
-      <w:r>
-        <w:rPr>
-          <w:rFonts w:ascii="Cambria" w:eastAsia="Cambria" w:hAnsi="Cambria" w:cs="Cambria"/>
-          <w:b/>
-          <w:bCs/>
-          <w:sz w:val="18"/>
-          <w:lang w:val="fr-FR"/>
-        </w:rPr>
-        <w:t>Prenom</w:t>
-      </w:r>
-      <w:proofErr w:type="spellEnd"/>
-      <w:r>
-        <w:rPr>
-          <w:rFonts w:ascii="Cambria" w:eastAsia="Cambria" w:hAnsi="Cambria" w:cs="Cambria"/>
-          <w:b/>
-          <w:bCs/>
-          <w:sz w:val="18"/>
-          <w:lang w:val="fr-FR"/>
-        </w:rPr>
-        <w:t>][</w:t>
-      </w:r>
-      <w:proofErr w:type="spellStart"/>
-      <w:r>
-        <w:rPr>
-          <w:rFonts w:ascii="Cambria" w:eastAsia="Cambria" w:hAnsi="Cambria" w:cs="Cambria"/>
-          <w:b/>
-          <w:bCs/>
-          <w:sz w:val="18"/>
-          <w:lang w:val="fr-FR"/>
-        </w:rPr>
-        <w:t>DitPseudonyme</w:t>
-      </w:r>
-      <w:proofErr w:type="spellEnd"/>
-      <w:r>
-        <w:rPr>
-          <w:rFonts w:ascii="Cambria" w:eastAsia="Cambria" w:hAnsi="Cambria" w:cs="Cambria"/>
-          <w:b/>
-          <w:bCs/>
-          <w:sz w:val="18"/>
-          <w:lang w:val="fr-FR"/>
-        </w:rPr>
-        <w:t>]</w:t>
+          <w:szCs w:val="18"/>
+          <w:lang w:val="fr-FR"/>
+        </w:rPr>
+        <w:t>Civilite] [Nom] [Prenom][DitPseudonyme]</w:t>
       </w:r>
     </w:p>
     <w:p>
@@ -156,190 +87,85 @@
         <w:spacing w:after="0"/>
         <w:jc w:val="both"/>
         <w:rPr>
-          <w:rFonts w:ascii="Cambria" w:eastAsia="Cambria" w:hAnsi="Cambria" w:cs="Cambria"/>
+          <w:rFonts w:ascii="Times New Roman" w:eastAsia="Cambria" w:hAnsi="Times New Roman" w:cs="Times New Roman"/>
           <w:b/>
           <w:bCs/>
           <w:sz w:val="18"/>
+          <w:szCs w:val="18"/>
           <w:lang w:val="fr-FR"/>
         </w:rPr>
       </w:pPr>
       <w:r>
         <w:rPr>
-          <w:rFonts w:ascii="Cambria" w:eastAsia="Cambria" w:hAnsi="Cambria" w:cs="Cambria"/>
-          <w:sz w:val="18"/>
+          <w:rFonts w:ascii="Times New Roman" w:eastAsia="Cambria" w:hAnsi="Times New Roman" w:cs="Times New Roman"/>
+          <w:sz w:val="18"/>
+          <w:szCs w:val="18"/>
+          <w:lang w:val="fr-FR"/>
+        </w:rPr>
+        <w:t>[Negenre][LeNele][ANea]</w:t>
+      </w:r>
+      <w:r>
+        <w:rPr>
+          <w:rFonts w:ascii="Times New Roman" w:eastAsia="Cambria" w:hAnsi="Times New Roman" w:cs="Times New Roman"/>
+          <w:sz w:val="18"/>
+          <w:szCs w:val="18"/>
+          <w:lang w:val="fr-FR"/>
+        </w:rPr>
+        <w:t>Demeurant</w:t>
+      </w:r>
+      <w:r>
+        <w:rPr>
+          <w:rFonts w:ascii="Times New Roman" w:eastAsia="Cambria" w:hAnsi="Times New Roman" w:cs="Times New Roman"/>
+          <w:sz w:val="18"/>
+          <w:szCs w:val="18"/>
+          <w:lang w:val="fr-FR"/>
+        </w:rPr>
+        <w:t xml:space="preserve"> au </w:t>
+      </w:r>
+      <w:r>
+        <w:rPr>
+          <w:rFonts w:ascii="Times New Roman" w:eastAsia="Cambria" w:hAnsi="Times New Roman" w:cs="Times New Roman"/>
+          <w:sz w:val="18"/>
+          <w:szCs w:val="18"/>
           <w:lang w:val="fr-FR"/>
         </w:rPr>
         <w:t>[</w:t>
       </w:r>
-      <w:proofErr w:type="spellStart"/>
-      <w:r>
-        <w:rPr>
-          <w:rFonts w:ascii="Cambria" w:eastAsia="Cambria" w:hAnsi="Cambria" w:cs="Cambria"/>
-          <w:sz w:val="18"/>
-          <w:lang w:val="fr-FR"/>
-        </w:rPr>
-        <w:t>Negenre</w:t>
-      </w:r>
-      <w:proofErr w:type="spellEnd"/>
-      <w:r>
-        <w:rPr>
-          <w:rFonts w:ascii="Cambria" w:eastAsia="Cambria" w:hAnsi="Cambria" w:cs="Cambria"/>
-          <w:sz w:val="18"/>
-          <w:lang w:val="fr-FR"/>
-        </w:rPr>
-        <w:t>][</w:t>
-      </w:r>
-      <w:proofErr w:type="spellStart"/>
-      <w:r>
-        <w:rPr>
-          <w:rFonts w:ascii="Cambria" w:eastAsia="Cambria" w:hAnsi="Cambria" w:cs="Cambria"/>
-          <w:sz w:val="18"/>
-          <w:lang w:val="fr-FR"/>
-        </w:rPr>
-        <w:t>LeNele</w:t>
-      </w:r>
-      <w:proofErr w:type="spellEnd"/>
-      <w:r>
-        <w:rPr>
-          <w:rFonts w:ascii="Cambria" w:eastAsia="Cambria" w:hAnsi="Cambria" w:cs="Cambria"/>
-          <w:sz w:val="18"/>
-          <w:lang w:val="fr-FR"/>
-        </w:rPr>
-        <w:t>][ANea]</w:t>
-      </w:r>
-      <w:r>
-        <w:rPr>
-          <w:rFonts w:ascii="Cambria" w:eastAsia="Cambria" w:hAnsi="Cambria" w:cs="Cambria"/>
-          <w:sz w:val="18"/>
-          <w:lang w:val="fr-FR"/>
-        </w:rPr>
-        <w:t>Demeurant</w:t>
-      </w:r>
-      <w:r>
-        <w:rPr>
-          <w:rFonts w:ascii="Cambria" w:eastAsia="Cambria" w:hAnsi="Cambria" w:cs="Cambria"/>
-          <w:sz w:val="18"/>
-          <w:lang w:val="fr-FR"/>
-        </w:rPr>
-        <w:t xml:space="preserve"> au </w:t>
-      </w:r>
-      <w:r>
-        <w:rPr>
-          <w:rFonts w:ascii="Cambria" w:eastAsia="Cambria" w:hAnsi="Cambria" w:cs="Cambria"/>
-          <w:sz w:val="18"/>
-          <w:lang w:val="fr-FR"/>
-        </w:rPr>
-        <w:t>[</w:t>
-      </w:r>
-      <w:proofErr w:type="spellStart"/>
-      <w:r>
-        <w:rPr>
-          <w:rFonts w:ascii="Cambria" w:eastAsia="Cambria" w:hAnsi="Cambria" w:cs="Cambria"/>
-          <w:sz w:val="18"/>
+      <w:r>
+        <w:rPr>
+          <w:rFonts w:ascii="Times New Roman" w:eastAsia="Cambria" w:hAnsi="Times New Roman" w:cs="Times New Roman"/>
+          <w:sz w:val="18"/>
+          <w:szCs w:val="18"/>
           <w:lang w:val="fr-FR"/>
         </w:rPr>
         <w:t>NumVoie</w:t>
       </w:r>
-      <w:proofErr w:type="spellEnd"/>
-      <w:r>
-        <w:rPr>
-          <w:rFonts w:ascii="Cambria" w:eastAsia="Cambria" w:hAnsi="Cambria" w:cs="Cambria"/>
-          <w:sz w:val="18"/>
+      <w:r>
+        <w:rPr>
+          <w:rFonts w:ascii="Times New Roman" w:eastAsia="Cambria" w:hAnsi="Times New Roman" w:cs="Times New Roman"/>
+          <w:sz w:val="18"/>
+          <w:szCs w:val="18"/>
           <w:lang w:val="fr-FR"/>
         </w:rPr>
         <w:t>]</w:t>
       </w:r>
       <w:r>
         <w:rPr>
-          <w:rFonts w:ascii="Cambria" w:eastAsia="Cambria" w:hAnsi="Cambria" w:cs="Cambria"/>
-          <w:sz w:val="18"/>
-          <w:lang w:val="fr-FR"/>
-        </w:rPr>
-        <w:t xml:space="preserve"> [</w:t>
-      </w:r>
-      <w:proofErr w:type="spellStart"/>
-      <w:r>
-        <w:rPr>
-          <w:rFonts w:ascii="Cambria" w:eastAsia="Cambria" w:hAnsi="Cambria" w:cs="Cambria"/>
-          <w:sz w:val="18"/>
-          <w:lang w:val="fr-FR"/>
-        </w:rPr>
-        <w:t>TypeVoie</w:t>
-      </w:r>
-      <w:proofErr w:type="spellEnd"/>
-      <w:r>
-        <w:rPr>
-          <w:rFonts w:ascii="Cambria" w:eastAsia="Cambria" w:hAnsi="Cambria" w:cs="Cambria"/>
-          <w:sz w:val="18"/>
-          <w:lang w:val="fr-FR"/>
-        </w:rPr>
-        <w:t>] [</w:t>
-      </w:r>
-      <w:proofErr w:type="spellStart"/>
-      <w:r>
-        <w:rPr>
-          <w:rFonts w:ascii="Cambria" w:eastAsia="Cambria" w:hAnsi="Cambria" w:cs="Cambria"/>
-          <w:sz w:val="18"/>
-          <w:lang w:val="fr-FR"/>
-        </w:rPr>
-        <w:t>NomVoie</w:t>
-      </w:r>
-      <w:proofErr w:type="spellEnd"/>
-      <w:r>
-        <w:rPr>
-          <w:rFonts w:ascii="Cambria" w:eastAsia="Cambria" w:hAnsi="Cambria" w:cs="Cambria"/>
-          <w:sz w:val="18"/>
-          <w:lang w:val="fr-FR"/>
-        </w:rPr>
-        <w:t>] [</w:t>
-      </w:r>
-      <w:r>
-        <w:rPr>
-          <w:rFonts w:ascii="Cambria" w:eastAsia="Cambria" w:hAnsi="Cambria" w:cs="Cambria"/>
-          <w:sz w:val="18"/>
-          <w:lang w:val="fr-FR"/>
-        </w:rPr>
-        <w:t>CP</w:t>
-      </w:r>
-      <w:r>
-        <w:rPr>
-          <w:rFonts w:ascii="Cambria" w:eastAsia="Cambria" w:hAnsi="Cambria" w:cs="Cambria"/>
-          <w:sz w:val="18"/>
-          <w:lang w:val="fr-FR"/>
-        </w:rPr>
-        <w:t>] [</w:t>
-      </w:r>
-      <w:r>
-        <w:rPr>
-          <w:rFonts w:ascii="Cambria" w:eastAsia="Cambria" w:hAnsi="Cambria" w:cs="Cambria"/>
-          <w:sz w:val="18"/>
-          <w:lang w:val="fr-FR"/>
-        </w:rPr>
-        <w:t>Ville</w:t>
-      </w:r>
-      <w:r>
-        <w:rPr>
-          <w:rFonts w:ascii="Cambria" w:eastAsia="Cambria" w:hAnsi="Cambria" w:cs="Cambria"/>
-          <w:sz w:val="18"/>
-          <w:lang w:val="fr-FR"/>
-        </w:rPr>
-        <w:t>]</w:t>
-      </w:r>
-      <w:r>
-        <w:rPr>
-          <w:rFonts w:ascii="Cambria" w:eastAsia="Cambria" w:hAnsi="Cambria" w:cs="Cambria"/>
-          <w:sz w:val="18"/>
-          <w:lang w:val="fr-FR"/>
-        </w:rPr>
-        <w:t xml:space="preserve"> </w:t>
-      </w:r>
-      <w:r>
-        <w:rPr>
-          <w:rFonts w:ascii="Cambria" w:eastAsia="Cambria" w:hAnsi="Cambria" w:cs="Cambria"/>
-          <w:sz w:val="18"/>
-          <w:lang w:val="fr-FR"/>
-        </w:rPr>
-        <w:t>[Pays]</w:t>
+          <w:rFonts w:ascii="Times New Roman" w:eastAsia="Cambria" w:hAnsi="Times New Roman" w:cs="Times New Roman"/>
+          <w:sz w:val="18"/>
+          <w:szCs w:val="18"/>
+          <w:lang w:val="fr-FR"/>
+        </w:rPr>
+        <w:t xml:space="preserve"> [TypeVoie] [NomVoie] [CP] [Ville]</w:t>
+      </w:r>
+      <w:r>
+        <w:rPr>
+          <w:rFonts w:ascii="Times New Roman" w:eastAsia="Cambria" w:hAnsi="Times New Roman" w:cs="Times New Roman"/>
+          <w:sz w:val="18"/>
+          <w:szCs w:val="18"/>
+          <w:lang w:val="fr-FR"/>
+        </w:rPr>
+        <w:t xml:space="preserve"> [Pays]</w:t>
       </w:r>
     </w:p>
     <w:p>
@@ -347,33 +173,26 @@
         <w:spacing w:after="0"/>
         <w:jc w:val="both"/>
         <w:rPr>
-          <w:rFonts w:ascii="Cambria" w:eastAsia="Cambria" w:hAnsi="Cambria" w:cs="Cambria"/>
-          <w:sz w:val="18"/>
+          <w:rFonts w:ascii="Times New Roman" w:eastAsia="Cambria" w:hAnsi="Times New Roman" w:cs="Times New Roman"/>
+          <w:sz w:val="18"/>
+          <w:szCs w:val="18"/>
           <w:lang w:val="fr-FR"/>
         </w:rPr>
       </w:pPr>
-      <w:proofErr w:type="gramStart"/>
-      <w:r>
-        <w:rPr>
-          <w:rFonts w:ascii="Cambria" w:eastAsia="Cambria" w:hAnsi="Cambria" w:cs="Cambria"/>
-          <w:sz w:val="18"/>
-          <w:lang w:val="fr-FR"/>
-        </w:rPr>
-        <w:t>Email</w:t>
-      </w:r>
-      <w:proofErr w:type="gramEnd"/>
-      <w:r>
-        <w:rPr>
-          <w:rFonts w:ascii="Cambria" w:eastAsia="Cambria" w:hAnsi="Cambria" w:cs="Cambria"/>
-          <w:sz w:val="18"/>
-          <w:lang w:val="fr-FR"/>
-        </w:rPr>
-        <w:t xml:space="preserve"> : </w:t>
-      </w:r>
-      <w:r>
-        <w:rPr>
-          <w:rFonts w:ascii="Cambria" w:eastAsia="Cambria" w:hAnsi="Cambria" w:cs="Cambria"/>
-          <w:sz w:val="18"/>
+      <w:r>
+        <w:rPr>
+          <w:rFonts w:ascii="Times New Roman" w:eastAsia="Cambria" w:hAnsi="Times New Roman" w:cs="Times New Roman"/>
+          <w:sz w:val="18"/>
+          <w:szCs w:val="18"/>
+          <w:lang w:val="fr-FR"/>
+        </w:rPr>
+        <w:t xml:space="preserve">Email : </w:t>
+      </w:r>
+      <w:r>
+        <w:rPr>
+          <w:rFonts w:ascii="Times New Roman" w:eastAsia="Cambria" w:hAnsi="Times New Roman" w:cs="Times New Roman"/>
+          <w:sz w:val="18"/>
+          <w:szCs w:val="18"/>
           <w:u w:val="single"/>
           <w:lang w:val="fr-FR"/>
         </w:rPr>
@@ -381,8 +200,9 @@
       </w:r>
       <w:r>
         <w:rPr>
-          <w:rFonts w:ascii="Cambria" w:eastAsia="Cambria" w:hAnsi="Cambria" w:cs="Cambria"/>
-          <w:sz w:val="18"/>
+          <w:rFonts w:ascii="Times New Roman" w:eastAsia="Cambria" w:hAnsi="Times New Roman" w:cs="Times New Roman"/>
+          <w:sz w:val="18"/>
+          <w:szCs w:val="18"/>
           <w:u w:val="single"/>
           <w:lang w:val="fr-FR"/>
         </w:rPr>
@@ -390,8 +210,9 @@
       </w:r>
       <w:r>
         <w:rPr>
-          <w:rFonts w:ascii="Cambria" w:eastAsia="Cambria" w:hAnsi="Cambria" w:cs="Cambria"/>
-          <w:sz w:val="18"/>
+          <w:rFonts w:ascii="Times New Roman" w:eastAsia="Cambria" w:hAnsi="Times New Roman" w:cs="Times New Roman"/>
+          <w:sz w:val="18"/>
+          <w:szCs w:val="18"/>
           <w:u w:val="single"/>
           <w:lang w:val="fr-FR"/>
         </w:rPr>
@@ -403,7 +224,7 @@
         <w:spacing w:after="280" w:line="265" w:lineRule="auto"/>
         <w:jc w:val="both"/>
         <w:rPr>
-          <w:rFonts w:ascii="Cambria" w:eastAsia="Cambria" w:hAnsi="Cambria" w:cs="Cambria"/>
+          <w:rFonts w:ascii="Times New Roman" w:eastAsia="Cambria" w:hAnsi="Times New Roman" w:cs="Times New Roman"/>
           <w:b/>
           <w:bCs/>
           <w:sz w:val="18"/>
@@ -413,7 +234,7 @@
       </w:pPr>
       <w:r>
         <w:rPr>
-          <w:rFonts w:ascii="Cambria" w:eastAsia="Cambria" w:hAnsi="Cambria" w:cs="Cambria"/>
+          <w:rFonts w:ascii="Times New Roman" w:eastAsia="Cambria" w:hAnsi="Times New Roman" w:cs="Times New Roman"/>
           <w:b/>
           <w:bCs/>
           <w:sz w:val="18"/>
@@ -422,21 +243,20 @@
         </w:rPr>
         <w:t>{</w:t>
       </w:r>
-      <w:proofErr w:type="spellStart"/>
-      <w:r>
-        <w:rPr>
-          <w:rFonts w:ascii="Cambria" w:eastAsia="Cambria" w:hAnsi="Cambria" w:cs="Cambria"/>
+      <w:r>
+        <w:rPr>
+          <w:rFonts w:ascii="Times New Roman" w:eastAsia="Cambria" w:hAnsi="Times New Roman" w:cs="Times New Roman"/>
           <w:b/>
           <w:bCs/>
           <w:sz w:val="18"/>
+          <w:szCs w:val="18"/>
           <w:lang w:val="fr-FR"/>
         </w:rPr>
         <w:t>END_Physique</w:t>
       </w:r>
-      <w:proofErr w:type="spellEnd"/>
-      <w:r>
-        <w:rPr>
-          <w:rFonts w:ascii="Cambria" w:eastAsia="Cambria" w:hAnsi="Cambria" w:cs="Cambria"/>
+      <w:r>
+        <w:rPr>
+          <w:rFonts w:ascii="Times New Roman" w:eastAsia="Cambria" w:hAnsi="Times New Roman" w:cs="Times New Roman"/>
           <w:b/>
           <w:bCs/>
           <w:sz w:val="18"/>
@@ -452,39 +272,43 @@
         <w:ind w:left="12" w:hanging="10"/>
         <w:jc w:val="both"/>
         <w:rPr>
-          <w:rFonts w:ascii="Cambria" w:eastAsia="Cambria" w:hAnsi="Cambria" w:cs="Cambria"/>
+          <w:rFonts w:ascii="Times New Roman" w:eastAsia="Cambria" w:hAnsi="Times New Roman" w:cs="Times New Roman"/>
           <w:b/>
           <w:bCs/>
           <w:sz w:val="18"/>
+          <w:szCs w:val="18"/>
           <w:lang w:val="fr-FR"/>
         </w:rPr>
       </w:pPr>
       <w:r>
         <w:rPr>
-          <w:rFonts w:ascii="Cambria" w:eastAsia="Cambria" w:hAnsi="Cambria" w:cs="Cambria"/>
+          <w:rFonts w:ascii="Times New Roman" w:eastAsia="Cambria" w:hAnsi="Times New Roman" w:cs="Times New Roman"/>
           <w:b/>
           <w:bCs/>
           <w:sz w:val="18"/>
+          <w:szCs w:val="18"/>
           <w:lang w:val="fr-FR"/>
         </w:rPr>
         <w:t>{</w:t>
       </w:r>
       <w:r>
         <w:rPr>
-          <w:rFonts w:ascii="Cambria" w:eastAsia="Cambria" w:hAnsi="Cambria" w:cs="Cambria"/>
+          <w:rFonts w:ascii="Times New Roman" w:eastAsia="Cambria" w:hAnsi="Times New Roman" w:cs="Times New Roman"/>
           <w:b/>
           <w:bCs/>
           <w:sz w:val="18"/>
+          <w:szCs w:val="18"/>
           <w:lang w:val="fr-FR"/>
         </w:rPr>
         <w:t>START_EURL</w:t>
       </w:r>
       <w:r>
         <w:rPr>
-          <w:rFonts w:ascii="Cambria" w:eastAsia="Cambria" w:hAnsi="Cambria" w:cs="Cambria"/>
+          <w:rFonts w:ascii="Times New Roman" w:eastAsia="Cambria" w:hAnsi="Times New Roman" w:cs="Times New Roman"/>
           <w:b/>
           <w:bCs/>
           <w:sz w:val="18"/>
+          <w:szCs w:val="18"/>
           <w:lang w:val="fr-FR"/>
         </w:rPr>
         <w:t>}</w:t>
@@ -496,425 +320,165 @@
         <w:ind w:left="48" w:hanging="10"/>
         <w:jc w:val="both"/>
         <w:rPr>
-          <w:rFonts w:ascii="Cambria" w:eastAsia="Cambria" w:hAnsi="Cambria" w:cs="Cambria"/>
-          <w:sz w:val="18"/>
+          <w:rFonts w:ascii="Times New Roman" w:eastAsia="Cambria" w:hAnsi="Times New Roman" w:cs="Times New Roman"/>
+          <w:sz w:val="18"/>
+          <w:szCs w:val="18"/>
           <w:lang w:val="fr-FR"/>
         </w:rPr>
       </w:pPr>
       <w:r>
         <w:rPr>
-          <w:rFonts w:ascii="Cambria" w:eastAsia="Cambria" w:hAnsi="Cambria" w:cs="Cambria"/>
+          <w:rFonts w:ascii="Times New Roman" w:eastAsia="Cambria" w:hAnsi="Times New Roman" w:cs="Times New Roman"/>
           <w:b/>
           <w:bCs/>
           <w:sz w:val="18"/>
-          <w:lang w:val="fr-FR"/>
-        </w:rPr>
-        <w:t>[</w:t>
-      </w:r>
-      <w:proofErr w:type="spellStart"/>
-      <w:r>
-        <w:rPr>
-          <w:rFonts w:ascii="Cambria" w:eastAsia="Cambria" w:hAnsi="Cambria" w:cs="Cambria"/>
+          <w:szCs w:val="18"/>
+          <w:lang w:val="fr-FR"/>
+        </w:rPr>
+        <w:t>[Designation]</w:t>
+      </w:r>
+      <w:r>
+        <w:rPr>
+          <w:rFonts w:ascii="Times New Roman" w:eastAsia="Cambria" w:hAnsi="Times New Roman" w:cs="Times New Roman"/>
+          <w:sz w:val="18"/>
+          <w:szCs w:val="18"/>
+          <w:lang w:val="fr-FR"/>
+        </w:rPr>
+        <w:t xml:space="preserve"> </w:t>
+      </w:r>
+      <w:r>
+        <w:rPr>
+          <w:rFonts w:ascii="Times New Roman" w:eastAsia="Cambria" w:hAnsi="Times New Roman" w:cs="Times New Roman"/>
+          <w:sz w:val="18"/>
+          <w:szCs w:val="18"/>
+          <w:lang w:val="fr-FR"/>
+        </w:rPr>
+        <w:t>[FormeJuridique], au capital social de [Capital] euros</w:t>
+      </w:r>
+      <w:r>
+        <w:rPr>
+          <w:rFonts w:ascii="Times New Roman" w:eastAsia="Cambria" w:hAnsi="Times New Roman" w:cs="Times New Roman"/>
+          <w:sz w:val="18"/>
+          <w:szCs w:val="18"/>
+          <w:lang w:val="fr-FR"/>
+        </w:rPr>
+        <w:t xml:space="preserve">. </w:t>
+      </w:r>
+      <w:r>
+        <w:rPr>
+          <w:rFonts w:ascii="Times New Roman" w:eastAsia="Cambria" w:hAnsi="Times New Roman" w:cs="Times New Roman"/>
+          <w:sz w:val="18"/>
+          <w:szCs w:val="18"/>
+          <w:lang w:val="fr-FR"/>
+        </w:rPr>
+        <w:t>Immatriculée au Registre du Commerce et des Sociétés de [RCS] sous le N° [Siren]</w:t>
+      </w:r>
+      <w:r>
+        <w:rPr>
+          <w:rFonts w:ascii="Times New Roman" w:eastAsia="Cambria" w:hAnsi="Times New Roman" w:cs="Times New Roman"/>
+          <w:sz w:val="18"/>
+          <w:szCs w:val="18"/>
+          <w:lang w:val="fr-FR"/>
+        </w:rPr>
+        <w:t xml:space="preserve">. </w:t>
+      </w:r>
+      <w:r>
+        <w:rPr>
+          <w:rFonts w:ascii="Times New Roman" w:eastAsia="Cambria" w:hAnsi="Times New Roman" w:cs="Times New Roman"/>
+          <w:sz w:val="18"/>
+          <w:szCs w:val="18"/>
+          <w:lang w:val="fr-FR"/>
+        </w:rPr>
+        <w:t>Dont le siège social est situé au [NumVoie] [TypeVoie] [NomVoie] [CP] [Ville]</w:t>
+      </w:r>
+      <w:r>
+        <w:rPr>
+          <w:rFonts w:ascii="Times New Roman" w:eastAsia="Cambria" w:hAnsi="Times New Roman" w:cs="Times New Roman"/>
+          <w:sz w:val="18"/>
+          <w:szCs w:val="18"/>
+          <w:lang w:val="fr-FR"/>
+        </w:rPr>
+        <w:t xml:space="preserve"> </w:t>
+      </w:r>
+      <w:r>
+        <w:rPr>
+          <w:rFonts w:ascii="Times New Roman" w:eastAsia="Cambria" w:hAnsi="Times New Roman" w:cs="Times New Roman"/>
+          <w:sz w:val="18"/>
+          <w:szCs w:val="18"/>
+          <w:lang w:val="fr-FR"/>
+        </w:rPr>
+        <w:t>[Pays]</w:t>
+      </w:r>
+      <w:r>
+        <w:rPr>
+          <w:rFonts w:ascii="Times New Roman" w:eastAsia="Cambria" w:hAnsi="Times New Roman" w:cs="Times New Roman"/>
+          <w:sz w:val="18"/>
+          <w:szCs w:val="18"/>
+          <w:lang w:val="fr-FR"/>
+        </w:rPr>
+        <w:t xml:space="preserve">. </w:t>
+      </w:r>
+      <w:r>
+        <w:rPr>
+          <w:rFonts w:ascii="Times New Roman" w:eastAsia="Cambria" w:hAnsi="Times New Roman" w:cs="Times New Roman"/>
+          <w:sz w:val="18"/>
+          <w:szCs w:val="18"/>
+          <w:lang w:val="fr-FR"/>
+        </w:rPr>
+        <w:t xml:space="preserve">Représenté par </w:t>
+      </w:r>
+      <w:r>
+        <w:rPr>
+          <w:rFonts w:ascii="Times New Roman" w:eastAsia="Cambria" w:hAnsi="Times New Roman" w:cs="Times New Roman"/>
+          <w:sz w:val="18"/>
+          <w:szCs w:val="18"/>
+          <w:lang w:val="fr-FR"/>
+        </w:rPr>
+        <w:t xml:space="preserve">[Civilite] </w:t>
+      </w:r>
+      <w:r>
+        <w:rPr>
+          <w:rFonts w:ascii="Times New Roman" w:eastAsia="Cambria" w:hAnsi="Times New Roman" w:cs="Times New Roman"/>
+          <w:sz w:val="18"/>
+          <w:szCs w:val="18"/>
+          <w:lang w:val="fr-FR"/>
+        </w:rPr>
+        <w:t>[Pr</w:t>
+      </w:r>
+      <w:r>
+        <w:rPr>
+          <w:rFonts w:ascii="Times New Roman" w:eastAsia="Cambria" w:hAnsi="Times New Roman" w:cs="Times New Roman"/>
+          <w:sz w:val="18"/>
+          <w:szCs w:val="18"/>
+          <w:lang w:val="fr-FR"/>
+        </w:rPr>
+        <w:t>e</w:t>
+      </w:r>
+      <w:r>
+        <w:rPr>
+          <w:rFonts w:ascii="Times New Roman" w:eastAsia="Cambria" w:hAnsi="Times New Roman" w:cs="Times New Roman"/>
+          <w:sz w:val="18"/>
+          <w:szCs w:val="18"/>
+          <w:lang w:val="fr-FR"/>
+        </w:rPr>
+        <w:t>nomRepresentant] [NomRepresentant]</w:t>
+      </w:r>
+      <w:r>
+        <w:rPr>
+          <w:rFonts w:ascii="Times New Roman" w:eastAsia="Cambria" w:hAnsi="Times New Roman" w:cs="Times New Roman"/>
           <w:b/>
           <w:bCs/>
           <w:sz w:val="18"/>
-          <w:lang w:val="fr-FR"/>
-        </w:rPr>
-        <w:t>Designation</w:t>
-      </w:r>
-      <w:proofErr w:type="spellEnd"/>
-      <w:r>
-        <w:rPr>
-          <w:rFonts w:ascii="Cambria" w:eastAsia="Cambria" w:hAnsi="Cambria" w:cs="Cambria"/>
-          <w:b/>
-          <w:bCs/>
-          <w:sz w:val="18"/>
-          <w:lang w:val="fr-FR"/>
-        </w:rPr>
-        <w:t>]</w:t>
-      </w:r>
-      <w:r>
-        <w:rPr>
-          <w:rFonts w:ascii="Cambria" w:eastAsia="Cambria" w:hAnsi="Cambria" w:cs="Cambria"/>
-          <w:sz w:val="18"/>
+          <w:szCs w:val="18"/>
           <w:lang w:val="fr-FR"/>
         </w:rPr>
         <w:t xml:space="preserve"> </w:t>
       </w:r>
       <w:r>
         <w:rPr>
-          <w:rFonts w:ascii="Cambria" w:eastAsia="Cambria" w:hAnsi="Cambria" w:cs="Cambria"/>
-          <w:sz w:val="18"/>
-          <w:lang w:val="fr-FR"/>
-        </w:rPr>
-        <w:t>[</w:t>
-      </w:r>
-      <w:proofErr w:type="spellStart"/>
-      <w:r>
-        <w:rPr>
-          <w:rFonts w:ascii="Cambria" w:eastAsia="Cambria" w:hAnsi="Cambria" w:cs="Cambria"/>
-          <w:sz w:val="18"/>
-          <w:lang w:val="fr-FR"/>
-        </w:rPr>
-        <w:t>FormeJuridique</w:t>
-      </w:r>
-      <w:proofErr w:type="spellEnd"/>
-      <w:r>
-        <w:rPr>
-          <w:rFonts w:ascii="Cambria" w:eastAsia="Cambria" w:hAnsi="Cambria" w:cs="Cambria"/>
-          <w:sz w:val="18"/>
-          <w:lang w:val="fr-FR"/>
-        </w:rPr>
-        <w:t>]</w:t>
-      </w:r>
-      <w:r>
-        <w:rPr>
-          <w:rFonts w:ascii="Cambria" w:eastAsia="Cambria" w:hAnsi="Cambria" w:cs="Cambria"/>
-          <w:sz w:val="18"/>
-          <w:lang w:val="fr-FR"/>
-        </w:rPr>
-        <w:t xml:space="preserve">, </w:t>
-      </w:r>
-      <w:r>
-        <w:rPr>
-          <w:rFonts w:ascii="Cambria" w:eastAsia="Cambria" w:hAnsi="Cambria" w:cs="Cambria"/>
-          <w:sz w:val="18"/>
-          <w:lang w:val="fr-FR"/>
-        </w:rPr>
-        <w:t>au capital social de [</w:t>
-      </w:r>
-      <w:r>
-        <w:rPr>
-          <w:rFonts w:ascii="Cambria" w:eastAsia="Cambria" w:hAnsi="Cambria" w:cs="Cambria"/>
-          <w:sz w:val="18"/>
-          <w:lang w:val="fr-FR"/>
-        </w:rPr>
-        <w:t>Capital</w:t>
-      </w:r>
-      <w:r>
-        <w:rPr>
-          <w:rFonts w:ascii="Cambria" w:eastAsia="Cambria" w:hAnsi="Cambria" w:cs="Cambria"/>
-          <w:sz w:val="18"/>
-          <w:lang w:val="fr-FR"/>
-        </w:rPr>
-        <w:t>] euros</w:t>
-      </w:r>
-      <w:r>
-        <w:rPr>
-          <w:rFonts w:ascii="Cambria" w:eastAsia="Cambria" w:hAnsi="Cambria" w:cs="Cambria"/>
-          <w:sz w:val="18"/>
-          <w:lang w:val="fr-FR"/>
-        </w:rPr>
-        <w:t xml:space="preserve">. </w:t>
-      </w:r>
-      <w:r>
-        <w:rPr>
-          <w:rFonts w:ascii="Cambria" w:eastAsia="Cambria" w:hAnsi="Cambria" w:cs="Cambria"/>
-          <w:sz w:val="18"/>
-          <w:lang w:val="fr-FR"/>
-        </w:rPr>
-        <w:t>Immatriculée au Registre du Commerce et des Sociétés</w:t>
-      </w:r>
-      <w:r>
-        <w:rPr>
-          <w:rFonts w:ascii="Cambria" w:eastAsia="Cambria" w:hAnsi="Cambria" w:cs="Cambria"/>
-          <w:sz w:val="18"/>
-          <w:lang w:val="fr-FR"/>
-        </w:rPr>
-        <w:t xml:space="preserve"> de [</w:t>
-      </w:r>
-      <w:r>
-        <w:rPr>
-          <w:rFonts w:ascii="Cambria" w:eastAsia="Cambria" w:hAnsi="Cambria" w:cs="Cambria"/>
-          <w:sz w:val="18"/>
-          <w:lang w:val="fr-FR"/>
-        </w:rPr>
-        <w:t>RCS</w:t>
-      </w:r>
-      <w:r>
-        <w:rPr>
-          <w:rFonts w:ascii="Cambria" w:eastAsia="Cambria" w:hAnsi="Cambria" w:cs="Cambria"/>
-          <w:sz w:val="18"/>
-          <w:lang w:val="fr-FR"/>
-        </w:rPr>
-        <w:t>] s</w:t>
-      </w:r>
-      <w:r>
-        <w:rPr>
-          <w:rFonts w:ascii="Cambria" w:eastAsia="Cambria" w:hAnsi="Cambria" w:cs="Cambria"/>
-          <w:sz w:val="18"/>
-          <w:lang w:val="fr-FR"/>
-        </w:rPr>
-        <w:t xml:space="preserve">ous le N° </w:t>
-      </w:r>
-      <w:r>
-        <w:rPr>
-          <w:rFonts w:ascii="Cambria" w:eastAsia="Cambria" w:hAnsi="Cambria" w:cs="Cambria"/>
-          <w:sz w:val="18"/>
-          <w:lang w:val="fr-FR"/>
-        </w:rPr>
-        <w:t>[</w:t>
-      </w:r>
-      <w:proofErr w:type="spellStart"/>
-      <w:r>
-        <w:rPr>
-          <w:rFonts w:ascii="Cambria" w:eastAsia="Cambria" w:hAnsi="Cambria" w:cs="Cambria"/>
-          <w:sz w:val="18"/>
-          <w:lang w:val="fr-FR"/>
-        </w:rPr>
-        <w:t>Siren</w:t>
-      </w:r>
-      <w:proofErr w:type="spellEnd"/>
-      <w:r>
-        <w:rPr>
-          <w:rFonts w:ascii="Cambria" w:eastAsia="Cambria" w:hAnsi="Cambria" w:cs="Cambria"/>
-          <w:sz w:val="18"/>
-          <w:lang w:val="fr-FR"/>
-        </w:rPr>
-        <w:t>]</w:t>
-      </w:r>
-      <w:r>
-        <w:rPr>
-          <w:rFonts w:ascii="Cambria" w:eastAsia="Cambria" w:hAnsi="Cambria" w:cs="Cambria"/>
-          <w:sz w:val="18"/>
-          <w:lang w:val="fr-FR"/>
-        </w:rPr>
-        <w:t xml:space="preserve">. </w:t>
-      </w:r>
-      <w:r>
-        <w:rPr>
-          <w:rFonts w:ascii="Cambria" w:eastAsia="Cambria" w:hAnsi="Cambria" w:cs="Cambria"/>
-          <w:sz w:val="18"/>
-          <w:lang w:val="fr-FR"/>
-        </w:rPr>
-        <w:t>Dont le siège social est situé au</w:t>
-      </w:r>
-      <w:r>
-        <w:rPr>
-          <w:rFonts w:ascii="Cambria" w:eastAsia="Cambria" w:hAnsi="Cambria" w:cs="Cambria"/>
-          <w:sz w:val="18"/>
-          <w:lang w:val="fr-FR"/>
-        </w:rPr>
-        <w:t xml:space="preserve"> [</w:t>
-      </w:r>
-      <w:proofErr w:type="spellStart"/>
-      <w:r>
-        <w:rPr>
-          <w:rFonts w:ascii="Cambria" w:eastAsia="Cambria" w:hAnsi="Cambria" w:cs="Cambria"/>
-          <w:sz w:val="18"/>
-          <w:lang w:val="fr-FR"/>
-        </w:rPr>
-        <w:t>NumVoie</w:t>
-      </w:r>
-      <w:proofErr w:type="spellEnd"/>
-      <w:r>
-        <w:rPr>
-          <w:rFonts w:ascii="Cambria" w:eastAsia="Cambria" w:hAnsi="Cambria" w:cs="Cambria"/>
-          <w:sz w:val="18"/>
-          <w:lang w:val="fr-FR"/>
-        </w:rPr>
-        <w:t>] [</w:t>
-      </w:r>
-      <w:proofErr w:type="spellStart"/>
-      <w:r>
-        <w:rPr>
-          <w:rFonts w:ascii="Cambria" w:eastAsia="Cambria" w:hAnsi="Cambria" w:cs="Cambria"/>
-          <w:sz w:val="18"/>
-          <w:lang w:val="fr-FR"/>
-        </w:rPr>
-        <w:t>TypeVoie</w:t>
-      </w:r>
-      <w:proofErr w:type="spellEnd"/>
-      <w:r>
-        <w:rPr>
-          <w:rFonts w:ascii="Cambria" w:eastAsia="Cambria" w:hAnsi="Cambria" w:cs="Cambria"/>
-          <w:sz w:val="18"/>
-          <w:lang w:val="fr-FR"/>
-        </w:rPr>
-        <w:t>] [</w:t>
-      </w:r>
-      <w:proofErr w:type="spellStart"/>
-      <w:r>
-        <w:rPr>
-          <w:rFonts w:ascii="Cambria" w:eastAsia="Cambria" w:hAnsi="Cambria" w:cs="Cambria"/>
-          <w:sz w:val="18"/>
-          <w:lang w:val="fr-FR"/>
-        </w:rPr>
-        <w:t>NomVoie</w:t>
-      </w:r>
-      <w:proofErr w:type="spellEnd"/>
-      <w:r>
-        <w:rPr>
-          <w:rFonts w:ascii="Cambria" w:eastAsia="Cambria" w:hAnsi="Cambria" w:cs="Cambria"/>
-          <w:sz w:val="18"/>
-          <w:lang w:val="fr-FR"/>
-        </w:rPr>
-        <w:t>] [</w:t>
-      </w:r>
-      <w:r>
-        <w:rPr>
-          <w:rFonts w:ascii="Cambria" w:eastAsia="Cambria" w:hAnsi="Cambria" w:cs="Cambria"/>
-          <w:sz w:val="18"/>
-          <w:lang w:val="fr-FR"/>
-        </w:rPr>
-        <w:t>CP</w:t>
-      </w:r>
-      <w:r>
-        <w:rPr>
-          <w:rFonts w:ascii="Cambria" w:eastAsia="Cambria" w:hAnsi="Cambria" w:cs="Cambria"/>
-          <w:sz w:val="18"/>
-          <w:lang w:val="fr-FR"/>
-        </w:rPr>
-        <w:t>] [</w:t>
-      </w:r>
-      <w:r>
-        <w:rPr>
-          <w:rFonts w:ascii="Cambria" w:eastAsia="Cambria" w:hAnsi="Cambria" w:cs="Cambria"/>
-          <w:sz w:val="18"/>
-          <w:lang w:val="fr-FR"/>
-        </w:rPr>
-        <w:t>Ville</w:t>
-      </w:r>
-      <w:r>
-        <w:rPr>
-          <w:rFonts w:ascii="Cambria" w:eastAsia="Cambria" w:hAnsi="Cambria" w:cs="Cambria"/>
-          <w:sz w:val="18"/>
-          <w:lang w:val="fr-FR"/>
-        </w:rPr>
-        <w:t>]</w:t>
-      </w:r>
-      <w:r>
-        <w:rPr>
-          <w:rFonts w:ascii="Cambria" w:eastAsia="Cambria" w:hAnsi="Cambria" w:cs="Cambria"/>
-          <w:sz w:val="18"/>
-          <w:lang w:val="fr-FR"/>
-        </w:rPr>
-        <w:t xml:space="preserve"> </w:t>
-      </w:r>
-      <w:r>
-        <w:rPr>
-          <w:rFonts w:ascii="Cambria" w:eastAsia="Cambria" w:hAnsi="Cambria" w:cs="Cambria"/>
-          <w:sz w:val="18"/>
-          <w:lang w:val="fr-FR"/>
-        </w:rPr>
-        <w:t>[Pays]</w:t>
-      </w:r>
-      <w:r>
-        <w:rPr>
-          <w:rFonts w:ascii="Cambria" w:eastAsia="Cambria" w:hAnsi="Cambria" w:cs="Cambria"/>
-          <w:sz w:val="18"/>
-          <w:lang w:val="fr-FR"/>
-        </w:rPr>
-        <w:t xml:space="preserve">. </w:t>
-      </w:r>
-      <w:r>
-        <w:rPr>
-          <w:rFonts w:ascii="Cambria" w:eastAsia="Cambria" w:hAnsi="Cambria" w:cs="Cambria"/>
-          <w:sz w:val="18"/>
-          <w:lang w:val="fr-FR"/>
-        </w:rPr>
-        <w:t xml:space="preserve">Représenté par </w:t>
-      </w:r>
-      <w:r>
-        <w:rPr>
-          <w:rFonts w:ascii="Cambria" w:eastAsia="Cambria" w:hAnsi="Cambria" w:cs="Cambria"/>
-          <w:sz w:val="18"/>
-          <w:lang w:val="fr-FR"/>
-        </w:rPr>
-        <w:t>[</w:t>
-      </w:r>
-      <w:proofErr w:type="spellStart"/>
-      <w:r>
-        <w:rPr>
-          <w:rFonts w:ascii="Cambria" w:eastAsia="Cambria" w:hAnsi="Cambria" w:cs="Cambria"/>
-          <w:sz w:val="18"/>
-          <w:lang w:val="fr-FR"/>
-        </w:rPr>
-        <w:t>Civilite</w:t>
-      </w:r>
-      <w:proofErr w:type="spellEnd"/>
-      <w:r>
-        <w:rPr>
-          <w:rFonts w:ascii="Cambria" w:eastAsia="Cambria" w:hAnsi="Cambria" w:cs="Cambria"/>
-          <w:sz w:val="18"/>
-          <w:lang w:val="fr-FR"/>
-        </w:rPr>
-        <w:t xml:space="preserve">] </w:t>
-      </w:r>
-      <w:r>
-        <w:rPr>
-          <w:rFonts w:ascii="Cambria" w:eastAsia="Cambria" w:hAnsi="Cambria" w:cs="Cambria"/>
-          <w:sz w:val="18"/>
-          <w:lang w:val="fr-FR"/>
-        </w:rPr>
-        <w:t>[</w:t>
-      </w:r>
-      <w:proofErr w:type="spellStart"/>
-      <w:r>
-        <w:rPr>
-          <w:rFonts w:ascii="Cambria" w:eastAsia="Cambria" w:hAnsi="Cambria" w:cs="Cambria"/>
-          <w:sz w:val="18"/>
-          <w:lang w:val="fr-FR"/>
-        </w:rPr>
-        <w:t>Pr</w:t>
-      </w:r>
-      <w:r>
-        <w:rPr>
-          <w:rFonts w:ascii="Cambria" w:eastAsia="Cambria" w:hAnsi="Cambria" w:cs="Cambria"/>
-          <w:sz w:val="18"/>
-          <w:lang w:val="fr-FR"/>
-        </w:rPr>
-        <w:t>e</w:t>
-      </w:r>
-      <w:r>
-        <w:rPr>
-          <w:rFonts w:ascii="Cambria" w:eastAsia="Cambria" w:hAnsi="Cambria" w:cs="Cambria"/>
-          <w:sz w:val="18"/>
-          <w:lang w:val="fr-FR"/>
-        </w:rPr>
-        <w:t>nomRepresentant</w:t>
-      </w:r>
-      <w:proofErr w:type="spellEnd"/>
-      <w:r>
-        <w:rPr>
-          <w:rFonts w:ascii="Cambria" w:eastAsia="Cambria" w:hAnsi="Cambria" w:cs="Cambria"/>
-          <w:sz w:val="18"/>
-          <w:lang w:val="fr-FR"/>
-        </w:rPr>
-        <w:t>] [</w:t>
-      </w:r>
-      <w:proofErr w:type="spellStart"/>
-      <w:r>
-        <w:rPr>
-          <w:rFonts w:ascii="Cambria" w:eastAsia="Cambria" w:hAnsi="Cambria" w:cs="Cambria"/>
-          <w:sz w:val="18"/>
-          <w:lang w:val="fr-FR"/>
-        </w:rPr>
-        <w:t>NomRepresentant</w:t>
-      </w:r>
-      <w:proofErr w:type="spellEnd"/>
-      <w:r>
-        <w:rPr>
-          <w:rFonts w:ascii="Cambria" w:eastAsia="Cambria" w:hAnsi="Cambria" w:cs="Cambria"/>
-          <w:sz w:val="18"/>
-          <w:lang w:val="fr-FR"/>
-        </w:rPr>
-        <w:t>]</w:t>
-      </w:r>
-      <w:r>
-        <w:rPr>
-          <w:rFonts w:ascii="Cambria" w:eastAsia="Cambria" w:hAnsi="Cambria" w:cs="Cambria"/>
-          <w:b/>
-          <w:bCs/>
-          <w:sz w:val="18"/>
-          <w:lang w:val="fr-FR"/>
-        </w:rPr>
-        <w:t xml:space="preserve"> </w:t>
-      </w:r>
-      <w:r>
-        <w:rPr>
-          <w:rFonts w:ascii="Cambria" w:eastAsia="Cambria" w:hAnsi="Cambria" w:cs="Cambria"/>
-          <w:sz w:val="18"/>
+          <w:rFonts w:ascii="Times New Roman" w:eastAsia="Cambria" w:hAnsi="Times New Roman" w:cs="Times New Roman"/>
+          <w:sz w:val="18"/>
+          <w:szCs w:val="18"/>
           <w:lang w:val="fr-FR"/>
         </w:rPr>
         <w:t>dûment habilité</w:t>
@@ -926,55 +490,30 @@
         <w:ind w:left="48" w:hanging="10"/>
         <w:jc w:val="both"/>
         <w:rPr>
-          <w:rFonts w:ascii="Cambria" w:eastAsia="Cambria" w:hAnsi="Cambria" w:cs="Cambria"/>
-          <w:sz w:val="18"/>
+          <w:rFonts w:ascii="Times New Roman" w:eastAsia="Cambria" w:hAnsi="Times New Roman" w:cs="Times New Roman"/>
+          <w:sz w:val="18"/>
+          <w:szCs w:val="18"/>
           <w:lang w:val="fr-FR"/>
         </w:rPr>
       </w:pPr>
-      <w:proofErr w:type="gramStart"/>
-      <w:r>
-        <w:rPr>
-          <w:rFonts w:ascii="Cambria" w:eastAsia="Cambria" w:hAnsi="Cambria" w:cs="Cambria"/>
-          <w:sz w:val="18"/>
-          <w:lang w:val="fr-FR"/>
-        </w:rPr>
-        <w:t>Email</w:t>
-      </w:r>
-      <w:proofErr w:type="gramEnd"/>
-      <w:r>
-        <w:rPr>
-          <w:rFonts w:ascii="Cambria" w:eastAsia="Cambria" w:hAnsi="Cambria" w:cs="Cambria"/>
-          <w:sz w:val="18"/>
-          <w:lang w:val="fr-FR"/>
-        </w:rPr>
-        <w:t xml:space="preserve"> : </w:t>
-      </w:r>
-      <w:r>
-        <w:rPr>
-          <w:rFonts w:ascii="Cambria" w:eastAsia="Cambria" w:hAnsi="Cambria" w:cs="Cambria"/>
-          <w:sz w:val="18"/>
+      <w:r>
+        <w:rPr>
+          <w:rFonts w:ascii="Times New Roman" w:eastAsia="Cambria" w:hAnsi="Times New Roman" w:cs="Times New Roman"/>
+          <w:sz w:val="18"/>
+          <w:szCs w:val="18"/>
+          <w:lang w:val="fr-FR"/>
+        </w:rPr>
+        <w:t xml:space="preserve">Email : </w:t>
+      </w:r>
+      <w:r>
+        <w:rPr>
+          <w:rFonts w:ascii="Times New Roman" w:eastAsia="Cambria" w:hAnsi="Times New Roman" w:cs="Times New Roman"/>
+          <w:sz w:val="18"/>
+          <w:szCs w:val="18"/>
           <w:u w:val="single"/>
           <w:lang w:val="fr-FR"/>
         </w:rPr>
-        <w:t>[</w:t>
-      </w:r>
-      <w:r>
-        <w:rPr>
-          <w:rFonts w:ascii="Cambria" w:eastAsia="Cambria" w:hAnsi="Cambria" w:cs="Cambria"/>
-          <w:sz w:val="18"/>
-          <w:u w:val="single"/>
-          <w:lang w:val="fr-FR"/>
-        </w:rPr>
-        <w:t>Mail</w:t>
-      </w:r>
-      <w:r>
-        <w:rPr>
-          <w:rFonts w:ascii="Cambria" w:eastAsia="Cambria" w:hAnsi="Cambria" w:cs="Cambria"/>
-          <w:sz w:val="18"/>
-          <w:u w:val="single"/>
-          <w:lang w:val="fr-FR"/>
-        </w:rPr>
-        <w:t>]</w:t>
+        <w:t>[Mail]</w:t>
       </w:r>
     </w:p>
     <w:p>
@@ -983,39 +522,43 @@
         <w:ind w:left="12" w:hanging="10"/>
         <w:jc w:val="both"/>
         <w:rPr>
-          <w:rFonts w:ascii="Cambria" w:eastAsia="Cambria" w:hAnsi="Cambria" w:cs="Cambria"/>
+          <w:rFonts w:ascii="Times New Roman" w:eastAsia="Cambria" w:hAnsi="Times New Roman" w:cs="Times New Roman"/>
           <w:b/>
           <w:bCs/>
           <w:sz w:val="18"/>
+          <w:szCs w:val="18"/>
           <w:lang w:val="fr-FR"/>
         </w:rPr>
       </w:pPr>
       <w:r>
         <w:rPr>
-          <w:rFonts w:ascii="Cambria" w:eastAsia="Cambria" w:hAnsi="Cambria" w:cs="Cambria"/>
+          <w:rFonts w:ascii="Times New Roman" w:eastAsia="Cambria" w:hAnsi="Times New Roman" w:cs="Times New Roman"/>
           <w:b/>
           <w:bCs/>
           <w:sz w:val="18"/>
+          <w:szCs w:val="18"/>
           <w:lang w:val="fr-FR"/>
         </w:rPr>
         <w:t>{</w:t>
       </w:r>
       <w:r>
         <w:rPr>
-          <w:rFonts w:ascii="Cambria" w:eastAsia="Cambria" w:hAnsi="Cambria" w:cs="Cambria"/>
+          <w:rFonts w:ascii="Times New Roman" w:eastAsia="Cambria" w:hAnsi="Times New Roman" w:cs="Times New Roman"/>
           <w:b/>
           <w:bCs/>
           <w:sz w:val="18"/>
+          <w:szCs w:val="18"/>
           <w:lang w:val="fr-FR"/>
         </w:rPr>
         <w:t>END_EURL</w:t>
       </w:r>
       <w:r>
         <w:rPr>
-          <w:rFonts w:ascii="Cambria" w:eastAsia="Cambria" w:hAnsi="Cambria" w:cs="Cambria"/>
+          <w:rFonts w:ascii="Times New Roman" w:eastAsia="Cambria" w:hAnsi="Times New Roman" w:cs="Times New Roman"/>
           <w:b/>
           <w:bCs/>
           <w:sz w:val="18"/>
+          <w:szCs w:val="18"/>
           <w:lang w:val="fr-FR"/>
         </w:rPr>
         <w:t>}</w:t>
@@ -1027,49 +570,54 @@
         <w:ind w:left="12" w:hanging="10"/>
         <w:jc w:val="both"/>
         <w:rPr>
-          <w:rFonts w:ascii="Cambria" w:eastAsia="Cambria" w:hAnsi="Cambria" w:cs="Cambria"/>
+          <w:rFonts w:ascii="Times New Roman" w:eastAsia="Cambria" w:hAnsi="Times New Roman" w:cs="Times New Roman"/>
           <w:b/>
           <w:bCs/>
           <w:sz w:val="18"/>
+          <w:szCs w:val="18"/>
           <w:lang w:val="fr-FR"/>
         </w:rPr>
       </w:pPr>
       <w:r>
         <w:rPr>
-          <w:rFonts w:ascii="Cambria" w:eastAsia="Cambria" w:hAnsi="Cambria" w:cs="Cambria"/>
+          <w:rFonts w:ascii="Times New Roman" w:eastAsia="Cambria" w:hAnsi="Times New Roman" w:cs="Times New Roman"/>
           <w:b/>
           <w:bCs/>
           <w:sz w:val="18"/>
+          <w:szCs w:val="18"/>
           <w:lang w:val="fr-FR"/>
         </w:rPr>
         <w:t>{</w:t>
       </w:r>
       <w:r>
         <w:rPr>
-          <w:rFonts w:ascii="Cambria" w:eastAsia="Cambria" w:hAnsi="Cambria" w:cs="Cambria"/>
+          <w:rFonts w:ascii="Times New Roman" w:eastAsia="Cambria" w:hAnsi="Times New Roman" w:cs="Times New Roman"/>
           <w:b/>
           <w:bCs/>
           <w:sz w:val="18"/>
+          <w:szCs w:val="18"/>
           <w:lang w:val="fr-FR"/>
         </w:rPr>
         <w:t>START_</w:t>
       </w:r>
       <w:r>
         <w:rPr>
-          <w:rFonts w:ascii="Cambria" w:eastAsia="Cambria" w:hAnsi="Cambria" w:cs="Cambria"/>
+          <w:rFonts w:ascii="Times New Roman" w:eastAsia="Cambria" w:hAnsi="Times New Roman" w:cs="Times New Roman"/>
           <w:b/>
           <w:bCs/>
           <w:sz w:val="18"/>
+          <w:szCs w:val="18"/>
           <w:lang w:val="fr-FR"/>
         </w:rPr>
         <w:t>EI</w:t>
       </w:r>
       <w:r>
         <w:rPr>
-          <w:rFonts w:ascii="Cambria" w:eastAsia="Cambria" w:hAnsi="Cambria" w:cs="Cambria"/>
+          <w:rFonts w:ascii="Times New Roman" w:eastAsia="Cambria" w:hAnsi="Times New Roman" w:cs="Times New Roman"/>
           <w:b/>
           <w:bCs/>
           <w:sz w:val="18"/>
+          <w:szCs w:val="18"/>
           <w:lang w:val="fr-FR"/>
         </w:rPr>
         <w:t>}</w:t>
@@ -1081,125 +629,113 @@
         <w:ind w:left="48" w:hanging="10"/>
         <w:jc w:val="both"/>
         <w:rPr>
-          <w:rFonts w:ascii="Cambria" w:eastAsia="Cambria" w:hAnsi="Cambria" w:cs="Cambria"/>
+          <w:rFonts w:ascii="Times New Roman" w:eastAsia="Cambria" w:hAnsi="Times New Roman" w:cs="Times New Roman"/>
           <w:b/>
           <w:bCs/>
           <w:sz w:val="18"/>
+          <w:szCs w:val="18"/>
           <w:lang w:val="fr-FR"/>
         </w:rPr>
       </w:pPr>
       <w:r>
         <w:rPr>
-          <w:rFonts w:ascii="Cambria" w:eastAsia="Cambria" w:hAnsi="Cambria" w:cs="Cambria"/>
+          <w:rFonts w:ascii="Times New Roman" w:eastAsia="Cambria" w:hAnsi="Times New Roman" w:cs="Times New Roman"/>
           <w:b/>
           <w:bCs/>
           <w:sz w:val="18"/>
-          <w:lang w:val="fr-FR"/>
-        </w:rPr>
-        <w:t>[</w:t>
-      </w:r>
-      <w:proofErr w:type="spellStart"/>
-      <w:r>
-        <w:rPr>
-          <w:rFonts w:ascii="Cambria" w:eastAsia="Cambria" w:hAnsi="Cambria" w:cs="Cambria"/>
+          <w:szCs w:val="18"/>
+          <w:lang w:val="fr-FR"/>
+        </w:rPr>
+        <w:t>[Designation]</w:t>
+      </w:r>
+      <w:r>
+        <w:rPr>
+          <w:rFonts w:ascii="Times New Roman" w:eastAsia="Cambria" w:hAnsi="Times New Roman" w:cs="Times New Roman"/>
           <w:b/>
           <w:bCs/>
           <w:sz w:val="18"/>
-          <w:lang w:val="fr-FR"/>
-        </w:rPr>
-        <w:t>Designation</w:t>
-      </w:r>
-      <w:proofErr w:type="spellEnd"/>
-      <w:r>
-        <w:rPr>
-          <w:rFonts w:ascii="Cambria" w:eastAsia="Cambria" w:hAnsi="Cambria" w:cs="Cambria"/>
-          <w:b/>
-          <w:bCs/>
-          <w:sz w:val="18"/>
+          <w:szCs w:val="18"/>
+          <w:lang w:val="fr-FR"/>
+        </w:rPr>
+        <w:t xml:space="preserve"> </w:t>
+      </w:r>
+      <w:r>
+        <w:rPr>
+          <w:rFonts w:ascii="Times New Roman" w:eastAsia="Cambria" w:hAnsi="Times New Roman" w:cs="Times New Roman"/>
+          <w:sz w:val="18"/>
+          <w:szCs w:val="18"/>
+          <w:lang w:val="fr-FR"/>
+        </w:rPr>
+        <w:t>Entrepreneur individuelle</w:t>
+      </w:r>
+      <w:r>
+        <w:rPr>
+          <w:rFonts w:ascii="Times New Roman" w:eastAsia="Cambria" w:hAnsi="Times New Roman" w:cs="Times New Roman"/>
+          <w:sz w:val="18"/>
+          <w:szCs w:val="18"/>
+          <w:lang w:val="fr-FR"/>
+        </w:rPr>
+        <w:t xml:space="preserve"> immatriculée au RCS de </w:t>
+      </w:r>
+      <w:r>
+        <w:rPr>
+          <w:rFonts w:ascii="Times New Roman" w:eastAsia="Cambria" w:hAnsi="Times New Roman" w:cs="Times New Roman"/>
+          <w:sz w:val="18"/>
+          <w:szCs w:val="18"/>
+          <w:lang w:val="fr-FR"/>
+        </w:rPr>
+        <w:t>[</w:t>
+      </w:r>
+      <w:r>
+        <w:rPr>
+          <w:rFonts w:ascii="Times New Roman" w:eastAsia="Cambria" w:hAnsi="Times New Roman" w:cs="Times New Roman"/>
+          <w:sz w:val="18"/>
+          <w:szCs w:val="18"/>
+          <w:lang w:val="fr-FR"/>
+        </w:rPr>
+        <w:t>RCS</w:t>
+      </w:r>
+      <w:r>
+        <w:rPr>
+          <w:rFonts w:ascii="Times New Roman" w:eastAsia="Cambria" w:hAnsi="Times New Roman" w:cs="Times New Roman"/>
+          <w:sz w:val="18"/>
+          <w:szCs w:val="18"/>
           <w:lang w:val="fr-FR"/>
         </w:rPr>
         <w:t>]</w:t>
       </w:r>
       <w:r>
         <w:rPr>
-          <w:rFonts w:ascii="Cambria" w:eastAsia="Cambria" w:hAnsi="Cambria" w:cs="Cambria"/>
-          <w:b/>
-          <w:bCs/>
-          <w:sz w:val="18"/>
-          <w:lang w:val="fr-FR"/>
-        </w:rPr>
-        <w:t xml:space="preserve"> </w:t>
-      </w:r>
-      <w:r>
-        <w:rPr>
-          <w:rFonts w:ascii="Cambria" w:eastAsia="Cambria" w:hAnsi="Cambria" w:cs="Cambria"/>
-          <w:sz w:val="18"/>
-          <w:lang w:val="fr-FR"/>
-        </w:rPr>
-        <w:t>Entrepreneur individuelle</w:t>
-      </w:r>
-      <w:r>
-        <w:rPr>
-          <w:rFonts w:ascii="Cambria" w:eastAsia="Cambria" w:hAnsi="Cambria" w:cs="Cambria"/>
-          <w:sz w:val="18"/>
-          <w:lang w:val="fr-FR"/>
-        </w:rPr>
-        <w:t xml:space="preserve"> immatriculée au RCS de </w:t>
-      </w:r>
-      <w:r>
-        <w:rPr>
-          <w:rFonts w:ascii="Cambria" w:eastAsia="Cambria" w:hAnsi="Cambria" w:cs="Cambria"/>
-          <w:sz w:val="18"/>
+          <w:rFonts w:ascii="Times New Roman" w:eastAsia="Cambria" w:hAnsi="Times New Roman" w:cs="Times New Roman"/>
+          <w:sz w:val="18"/>
+          <w:szCs w:val="18"/>
+          <w:lang w:val="fr-FR"/>
+        </w:rPr>
+        <w:t xml:space="preserve"> Sous le N° </w:t>
+      </w:r>
+      <w:r>
+        <w:rPr>
+          <w:rFonts w:ascii="Times New Roman" w:eastAsia="Cambria" w:hAnsi="Times New Roman" w:cs="Times New Roman"/>
+          <w:sz w:val="18"/>
+          <w:szCs w:val="18"/>
           <w:lang w:val="fr-FR"/>
         </w:rPr>
         <w:t>[</w:t>
       </w:r>
       <w:r>
         <w:rPr>
-          <w:rFonts w:ascii="Cambria" w:eastAsia="Cambria" w:hAnsi="Cambria" w:cs="Cambria"/>
-          <w:sz w:val="18"/>
-          <w:lang w:val="fr-FR"/>
-        </w:rPr>
-        <w:t>RCS</w:t>
-      </w:r>
-      <w:r>
-        <w:rPr>
-          <w:rFonts w:ascii="Cambria" w:eastAsia="Cambria" w:hAnsi="Cambria" w:cs="Cambria"/>
-          <w:sz w:val="18"/>
-          <w:lang w:val="fr-FR"/>
-        </w:rPr>
-        <w:t>]</w:t>
-      </w:r>
-      <w:r>
-        <w:rPr>
-          <w:rFonts w:ascii="Cambria" w:eastAsia="Cambria" w:hAnsi="Cambria" w:cs="Cambria"/>
-          <w:sz w:val="18"/>
-          <w:lang w:val="fr-FR"/>
-        </w:rPr>
-        <w:t xml:space="preserve"> Sous le N° </w:t>
-      </w:r>
-      <w:r>
-        <w:rPr>
-          <w:rFonts w:ascii="Cambria" w:eastAsia="Cambria" w:hAnsi="Cambria" w:cs="Cambria"/>
-          <w:sz w:val="18"/>
-          <w:lang w:val="fr-FR"/>
-        </w:rPr>
-        <w:t>[</w:t>
-      </w:r>
-      <w:proofErr w:type="spellStart"/>
-      <w:r>
-        <w:rPr>
-          <w:rFonts w:ascii="Cambria" w:eastAsia="Cambria" w:hAnsi="Cambria" w:cs="Cambria"/>
-          <w:sz w:val="18"/>
+          <w:rFonts w:ascii="Times New Roman" w:eastAsia="Cambria" w:hAnsi="Times New Roman" w:cs="Times New Roman"/>
+          <w:sz w:val="18"/>
+          <w:szCs w:val="18"/>
           <w:lang w:val="fr-FR"/>
         </w:rPr>
         <w:t>Siren</w:t>
       </w:r>
-      <w:proofErr w:type="spellEnd"/>
-      <w:r>
-        <w:rPr>
-          <w:rFonts w:ascii="Cambria" w:eastAsia="Cambria" w:hAnsi="Cambria" w:cs="Cambria"/>
-          <w:sz w:val="18"/>
+      <w:r>
+        <w:rPr>
+          <w:rFonts w:ascii="Times New Roman" w:eastAsia="Cambria" w:hAnsi="Times New Roman" w:cs="Times New Roman"/>
+          <w:sz w:val="18"/>
+          <w:szCs w:val="18"/>
           <w:lang w:val="fr-FR"/>
         </w:rPr>
         <w:t>]</w:t>
@@ -1211,133 +747,44 @@
         <w:ind w:left="48" w:hanging="10"/>
         <w:jc w:val="both"/>
         <w:rPr>
-          <w:rFonts w:ascii="Cambria" w:eastAsia="Cambria" w:hAnsi="Cambria" w:cs="Cambria"/>
-          <w:sz w:val="18"/>
+          <w:rFonts w:ascii="Times New Roman" w:eastAsia="Cambria" w:hAnsi="Times New Roman" w:cs="Times New Roman"/>
+          <w:sz w:val="18"/>
+          <w:szCs w:val="18"/>
           <w:lang w:val="fr-FR"/>
         </w:rPr>
       </w:pPr>
       <w:r>
         <w:rPr>
-          <w:rFonts w:ascii="Cambria" w:eastAsia="Cambria" w:hAnsi="Cambria" w:cs="Cambria"/>
-          <w:sz w:val="18"/>
+          <w:rFonts w:ascii="Times New Roman" w:eastAsia="Cambria" w:hAnsi="Times New Roman" w:cs="Times New Roman"/>
+          <w:sz w:val="18"/>
+          <w:szCs w:val="18"/>
           <w:lang w:val="fr-FR"/>
         </w:rPr>
         <w:t xml:space="preserve">Dont le siège social est situé au </w:t>
       </w:r>
       <w:r>
         <w:rPr>
-          <w:rFonts w:ascii="Cambria" w:eastAsia="Cambria" w:hAnsi="Cambria" w:cs="Cambria"/>
-          <w:sz w:val="18"/>
-          <w:lang w:val="fr-FR"/>
-        </w:rPr>
-        <w:t>[</w:t>
-      </w:r>
-      <w:proofErr w:type="spellStart"/>
-      <w:r>
-        <w:rPr>
-          <w:rFonts w:ascii="Cambria" w:eastAsia="Cambria" w:hAnsi="Cambria" w:cs="Cambria"/>
-          <w:sz w:val="18"/>
-          <w:lang w:val="fr-FR"/>
-        </w:rPr>
-        <w:t>NumVoie</w:t>
-      </w:r>
-      <w:proofErr w:type="spellEnd"/>
-      <w:r>
-        <w:rPr>
-          <w:rFonts w:ascii="Cambria" w:eastAsia="Cambria" w:hAnsi="Cambria" w:cs="Cambria"/>
-          <w:sz w:val="18"/>
-          <w:lang w:val="fr-FR"/>
-        </w:rPr>
-        <w:t>] [</w:t>
-      </w:r>
-      <w:proofErr w:type="spellStart"/>
-      <w:r>
-        <w:rPr>
-          <w:rFonts w:ascii="Cambria" w:eastAsia="Cambria" w:hAnsi="Cambria" w:cs="Cambria"/>
-          <w:sz w:val="18"/>
-          <w:lang w:val="fr-FR"/>
-        </w:rPr>
-        <w:t>TypeVoie</w:t>
-      </w:r>
-      <w:proofErr w:type="spellEnd"/>
-      <w:r>
-        <w:rPr>
-          <w:rFonts w:ascii="Cambria" w:eastAsia="Cambria" w:hAnsi="Cambria" w:cs="Cambria"/>
-          <w:sz w:val="18"/>
-          <w:lang w:val="fr-FR"/>
-        </w:rPr>
-        <w:t>] [</w:t>
-      </w:r>
-      <w:proofErr w:type="spellStart"/>
-      <w:r>
-        <w:rPr>
-          <w:rFonts w:ascii="Cambria" w:eastAsia="Cambria" w:hAnsi="Cambria" w:cs="Cambria"/>
-          <w:sz w:val="18"/>
-          <w:lang w:val="fr-FR"/>
-        </w:rPr>
-        <w:t>NomVoie</w:t>
-      </w:r>
-      <w:proofErr w:type="spellEnd"/>
-      <w:r>
-        <w:rPr>
-          <w:rFonts w:ascii="Cambria" w:eastAsia="Cambria" w:hAnsi="Cambria" w:cs="Cambria"/>
-          <w:sz w:val="18"/>
-          <w:lang w:val="fr-FR"/>
-        </w:rPr>
-        <w:t>] [</w:t>
-      </w:r>
-      <w:r>
-        <w:rPr>
-          <w:rFonts w:ascii="Cambria" w:eastAsia="Cambria" w:hAnsi="Cambria" w:cs="Cambria"/>
-          <w:sz w:val="18"/>
-          <w:lang w:val="fr-FR"/>
-        </w:rPr>
-        <w:t>CP</w:t>
-      </w:r>
-      <w:r>
-        <w:rPr>
-          <w:rFonts w:ascii="Cambria" w:eastAsia="Cambria" w:hAnsi="Cambria" w:cs="Cambria"/>
-          <w:sz w:val="18"/>
-          <w:lang w:val="fr-FR"/>
-        </w:rPr>
-        <w:t>] [</w:t>
-      </w:r>
-      <w:r>
-        <w:rPr>
-          <w:rFonts w:ascii="Cambria" w:eastAsia="Cambria" w:hAnsi="Cambria" w:cs="Cambria"/>
-          <w:sz w:val="18"/>
-          <w:lang w:val="fr-FR"/>
-        </w:rPr>
-        <w:t>Ville</w:t>
-      </w:r>
-      <w:r>
-        <w:rPr>
-          <w:rFonts w:ascii="Cambria" w:eastAsia="Cambria" w:hAnsi="Cambria" w:cs="Cambria"/>
-          <w:sz w:val="18"/>
-          <w:lang w:val="fr-FR"/>
-        </w:rPr>
-        <w:t>]</w:t>
-      </w:r>
-      <w:r>
-        <w:rPr>
-          <w:rFonts w:ascii="Cambria" w:eastAsia="Cambria" w:hAnsi="Cambria" w:cs="Cambria"/>
-          <w:sz w:val="18"/>
-          <w:lang w:val="fr-FR"/>
-        </w:rPr>
-        <w:t xml:space="preserve"> </w:t>
-      </w:r>
-      <w:r>
-        <w:rPr>
-          <w:rFonts w:ascii="Cambria" w:eastAsia="Cambria" w:hAnsi="Cambria" w:cs="Cambria"/>
-          <w:sz w:val="18"/>
-          <w:lang w:val="fr-FR"/>
-        </w:rPr>
-        <w:t>[Pays]</w:t>
-      </w:r>
-      <w:r>
-        <w:rPr>
-          <w:rFonts w:ascii="Cambria" w:eastAsia="Cambria" w:hAnsi="Cambria" w:cs="Cambria"/>
-          <w:sz w:val="18"/>
+          <w:rFonts w:ascii="Times New Roman" w:eastAsia="Cambria" w:hAnsi="Times New Roman" w:cs="Times New Roman"/>
+          <w:sz w:val="18"/>
+          <w:szCs w:val="18"/>
+          <w:lang w:val="fr-FR"/>
+        </w:rPr>
+        <w:t>[NumVoie] [TypeVoie] [NomVoie] [CP] [Ville]</w:t>
+      </w:r>
+      <w:r>
+        <w:rPr>
+          <w:rFonts w:ascii="Times New Roman" w:eastAsia="Cambria" w:hAnsi="Times New Roman" w:cs="Times New Roman"/>
+          <w:sz w:val="18"/>
+          <w:szCs w:val="18"/>
+          <w:lang w:val="fr-FR"/>
+        </w:rPr>
+        <w:t xml:space="preserve"> [Pays]</w:t>
+      </w:r>
+      <w:r>
+        <w:rPr>
+          <w:rFonts w:ascii="Times New Roman" w:eastAsia="Cambria" w:hAnsi="Times New Roman" w:cs="Times New Roman"/>
+          <w:sz w:val="18"/>
+          <w:szCs w:val="18"/>
           <w:lang w:val="fr-FR"/>
         </w:rPr>
         <w:t>.</w:t>
@@ -1349,33 +796,26 @@
         <w:ind w:left="48" w:hanging="10"/>
         <w:jc w:val="both"/>
         <w:rPr>
-          <w:rFonts w:ascii="Cambria" w:eastAsia="Cambria" w:hAnsi="Cambria" w:cs="Cambria"/>
-          <w:sz w:val="18"/>
+          <w:rFonts w:ascii="Times New Roman" w:eastAsia="Cambria" w:hAnsi="Times New Roman" w:cs="Times New Roman"/>
+          <w:sz w:val="18"/>
+          <w:szCs w:val="18"/>
           <w:lang w:val="fr-FR"/>
         </w:rPr>
       </w:pPr>
-      <w:proofErr w:type="gramStart"/>
-      <w:r>
-        <w:rPr>
-          <w:rFonts w:ascii="Cambria" w:eastAsia="Cambria" w:hAnsi="Cambria" w:cs="Cambria"/>
-          <w:sz w:val="18"/>
-          <w:lang w:val="fr-FR"/>
-        </w:rPr>
-        <w:t>Email</w:t>
-      </w:r>
-      <w:proofErr w:type="gramEnd"/>
-      <w:r>
-        <w:rPr>
-          <w:rFonts w:ascii="Cambria" w:eastAsia="Cambria" w:hAnsi="Cambria" w:cs="Cambria"/>
-          <w:sz w:val="18"/>
-          <w:lang w:val="fr-FR"/>
-        </w:rPr>
-        <w:t xml:space="preserve"> : </w:t>
-      </w:r>
-      <w:r>
-        <w:rPr>
-          <w:rFonts w:ascii="Cambria" w:eastAsia="Cambria" w:hAnsi="Cambria" w:cs="Cambria"/>
-          <w:sz w:val="18"/>
+      <w:r>
+        <w:rPr>
+          <w:rFonts w:ascii="Times New Roman" w:eastAsia="Cambria" w:hAnsi="Times New Roman" w:cs="Times New Roman"/>
+          <w:sz w:val="18"/>
+          <w:szCs w:val="18"/>
+          <w:lang w:val="fr-FR"/>
+        </w:rPr>
+        <w:t xml:space="preserve">Email : </w:t>
+      </w:r>
+      <w:r>
+        <w:rPr>
+          <w:rFonts w:ascii="Times New Roman" w:eastAsia="Cambria" w:hAnsi="Times New Roman" w:cs="Times New Roman"/>
+          <w:sz w:val="18"/>
+          <w:szCs w:val="18"/>
           <w:u w:val="single"/>
           <w:lang w:val="fr-FR"/>
         </w:rPr>
@@ -1383,8 +823,9 @@
       </w:r>
       <w:r>
         <w:rPr>
-          <w:rFonts w:ascii="Cambria" w:eastAsia="Cambria" w:hAnsi="Cambria" w:cs="Cambria"/>
-          <w:sz w:val="18"/>
+          <w:rFonts w:ascii="Times New Roman" w:eastAsia="Cambria" w:hAnsi="Times New Roman" w:cs="Times New Roman"/>
+          <w:sz w:val="18"/>
+          <w:szCs w:val="18"/>
           <w:u w:val="single"/>
           <w:lang w:val="fr-FR"/>
         </w:rPr>
@@ -1392,8 +833,9 @@
       </w:r>
       <w:r>
         <w:rPr>
-          <w:rFonts w:ascii="Cambria" w:eastAsia="Cambria" w:hAnsi="Cambria" w:cs="Cambria"/>
-          <w:sz w:val="18"/>
+          <w:rFonts w:ascii="Times New Roman" w:eastAsia="Cambria" w:hAnsi="Times New Roman" w:cs="Times New Roman"/>
+          <w:sz w:val="18"/>
+          <w:szCs w:val="18"/>
           <w:u w:val="single"/>
           <w:lang w:val="fr-FR"/>
         </w:rPr>
@@ -1406,49 +848,54 @@
         <w:ind w:left="12" w:hanging="10"/>
         <w:jc w:val="both"/>
         <w:rPr>
-          <w:rFonts w:ascii="Cambria" w:eastAsia="Cambria" w:hAnsi="Cambria" w:cs="Cambria"/>
+          <w:rFonts w:ascii="Times New Roman" w:eastAsia="Cambria" w:hAnsi="Times New Roman" w:cs="Times New Roman"/>
           <w:b/>
           <w:bCs/>
           <w:sz w:val="18"/>
+          <w:szCs w:val="18"/>
           <w:lang w:val="fr-FR"/>
         </w:rPr>
       </w:pPr>
       <w:r>
         <w:rPr>
-          <w:rFonts w:ascii="Cambria" w:eastAsia="Cambria" w:hAnsi="Cambria" w:cs="Cambria"/>
+          <w:rFonts w:ascii="Times New Roman" w:eastAsia="Cambria" w:hAnsi="Times New Roman" w:cs="Times New Roman"/>
           <w:b/>
           <w:bCs/>
           <w:sz w:val="18"/>
+          <w:szCs w:val="18"/>
           <w:lang w:val="fr-FR"/>
         </w:rPr>
         <w:t>{END</w:t>
       </w:r>
       <w:r>
         <w:rPr>
-          <w:rFonts w:ascii="Cambria" w:eastAsia="Cambria" w:hAnsi="Cambria" w:cs="Cambria"/>
+          <w:rFonts w:ascii="Times New Roman" w:eastAsia="Cambria" w:hAnsi="Times New Roman" w:cs="Times New Roman"/>
           <w:b/>
           <w:bCs/>
           <w:sz w:val="18"/>
+          <w:szCs w:val="18"/>
           <w:lang w:val="fr-FR"/>
         </w:rPr>
         <w:t>_</w:t>
       </w:r>
       <w:r>
         <w:rPr>
-          <w:rFonts w:ascii="Cambria" w:eastAsia="Cambria" w:hAnsi="Cambria" w:cs="Cambria"/>
+          <w:rFonts w:ascii="Times New Roman" w:eastAsia="Cambria" w:hAnsi="Times New Roman" w:cs="Times New Roman"/>
           <w:b/>
           <w:bCs/>
           <w:sz w:val="18"/>
+          <w:szCs w:val="18"/>
           <w:lang w:val="fr-FR"/>
         </w:rPr>
         <w:t>EI</w:t>
       </w:r>
       <w:r>
         <w:rPr>
-          <w:rFonts w:ascii="Cambria" w:eastAsia="Cambria" w:hAnsi="Cambria" w:cs="Cambria"/>
+          <w:rFonts w:ascii="Times New Roman" w:eastAsia="Cambria" w:hAnsi="Times New Roman" w:cs="Times New Roman"/>
           <w:b/>
           <w:bCs/>
           <w:sz w:val="18"/>
+          <w:szCs w:val="18"/>
           <w:lang w:val="fr-FR"/>
         </w:rPr>
         <w:t>}</w:t>
@@ -1460,39 +907,43 @@
         <w:ind w:left="12" w:hanging="10"/>
         <w:jc w:val="both"/>
         <w:rPr>
-          <w:rFonts w:ascii="Cambria" w:eastAsia="Cambria" w:hAnsi="Cambria" w:cs="Cambria"/>
+          <w:rFonts w:ascii="Times New Roman" w:eastAsia="Cambria" w:hAnsi="Times New Roman" w:cs="Times New Roman"/>
           <w:b/>
           <w:bCs/>
           <w:sz w:val="18"/>
+          <w:szCs w:val="18"/>
           <w:lang w:val="fr-FR"/>
         </w:rPr>
       </w:pPr>
       <w:r>
         <w:rPr>
-          <w:rFonts w:ascii="Cambria" w:eastAsia="Cambria" w:hAnsi="Cambria" w:cs="Cambria"/>
+          <w:rFonts w:ascii="Times New Roman" w:eastAsia="Cambria" w:hAnsi="Times New Roman" w:cs="Times New Roman"/>
           <w:b/>
           <w:bCs/>
           <w:sz w:val="18"/>
+          <w:szCs w:val="18"/>
           <w:lang w:val="fr-FR"/>
         </w:rPr>
         <w:t>{</w:t>
       </w:r>
       <w:r>
         <w:rPr>
-          <w:rFonts w:ascii="Cambria" w:eastAsia="Cambria" w:hAnsi="Cambria" w:cs="Cambria"/>
+          <w:rFonts w:ascii="Times New Roman" w:eastAsia="Cambria" w:hAnsi="Times New Roman" w:cs="Times New Roman"/>
           <w:b/>
           <w:bCs/>
           <w:sz w:val="18"/>
+          <w:szCs w:val="18"/>
           <w:lang w:val="fr-FR"/>
         </w:rPr>
         <w:t>START_ASS</w:t>
       </w:r>
       <w:r>
         <w:rPr>
-          <w:rFonts w:ascii="Cambria" w:eastAsia="Cambria" w:hAnsi="Cambria" w:cs="Cambria"/>
+          <w:rFonts w:ascii="Times New Roman" w:eastAsia="Cambria" w:hAnsi="Times New Roman" w:cs="Times New Roman"/>
           <w:b/>
           <w:bCs/>
           <w:sz w:val="18"/>
+          <w:szCs w:val="18"/>
           <w:lang w:val="fr-FR"/>
         </w:rPr>
         <w:t>}</w:t>
@@ -1504,311 +955,138 @@
         <w:ind w:left="48" w:hanging="10"/>
         <w:jc w:val="both"/>
         <w:rPr>
-          <w:rFonts w:ascii="Cambria" w:eastAsia="Cambria" w:hAnsi="Cambria" w:cs="Cambria"/>
-          <w:sz w:val="18"/>
+          <w:rFonts w:ascii="Times New Roman" w:eastAsia="Cambria" w:hAnsi="Times New Roman" w:cs="Times New Roman"/>
+          <w:sz w:val="18"/>
+          <w:szCs w:val="18"/>
           <w:lang w:val="fr-FR"/>
         </w:rPr>
       </w:pPr>
       <w:r>
         <w:rPr>
-          <w:rFonts w:ascii="Cambria" w:eastAsia="Cambria" w:hAnsi="Cambria" w:cs="Cambria"/>
+          <w:rFonts w:ascii="Times New Roman" w:eastAsia="Cambria" w:hAnsi="Times New Roman" w:cs="Times New Roman"/>
           <w:b/>
           <w:bCs/>
           <w:sz w:val="18"/>
+          <w:szCs w:val="18"/>
+          <w:lang w:val="fr-FR"/>
+        </w:rPr>
+        <w:t>[Designation]</w:t>
+      </w:r>
+      <w:r>
+        <w:rPr>
+          <w:rFonts w:ascii="Times New Roman" w:eastAsia="Cambria" w:hAnsi="Times New Roman" w:cs="Times New Roman"/>
+          <w:sz w:val="18"/>
+          <w:szCs w:val="18"/>
+          <w:lang w:val="fr-FR"/>
+        </w:rPr>
+        <w:t xml:space="preserve"> </w:t>
+      </w:r>
+      <w:r>
+        <w:rPr>
+          <w:rFonts w:ascii="Times New Roman" w:eastAsia="Cambria" w:hAnsi="Times New Roman" w:cs="Times New Roman"/>
+          <w:sz w:val="18"/>
+          <w:szCs w:val="18"/>
+          <w:lang w:val="fr-FR"/>
+        </w:rPr>
+        <w:t xml:space="preserve">Association déclarée immatriculée sous le SIREN N° </w:t>
+      </w:r>
+      <w:r>
+        <w:rPr>
+          <w:rFonts w:ascii="Times New Roman" w:eastAsia="Cambria" w:hAnsi="Times New Roman" w:cs="Times New Roman"/>
+          <w:sz w:val="18"/>
+          <w:szCs w:val="18"/>
           <w:lang w:val="fr-FR"/>
         </w:rPr>
         <w:t>[</w:t>
       </w:r>
-      <w:proofErr w:type="spellStart"/>
-      <w:r>
-        <w:rPr>
-          <w:rFonts w:ascii="Cambria" w:eastAsia="Cambria" w:hAnsi="Cambria" w:cs="Cambria"/>
+      <w:r>
+        <w:rPr>
+          <w:rFonts w:ascii="Times New Roman" w:eastAsia="Cambria" w:hAnsi="Times New Roman" w:cs="Times New Roman"/>
+          <w:sz w:val="18"/>
+          <w:szCs w:val="18"/>
+          <w:lang w:val="fr-FR"/>
+        </w:rPr>
+        <w:t>Siren</w:t>
+      </w:r>
+      <w:r>
+        <w:rPr>
+          <w:rFonts w:ascii="Times New Roman" w:eastAsia="Cambria" w:hAnsi="Times New Roman" w:cs="Times New Roman"/>
+          <w:sz w:val="18"/>
+          <w:szCs w:val="18"/>
+          <w:lang w:val="fr-FR"/>
+        </w:rPr>
+        <w:t>]</w:t>
+      </w:r>
+      <w:r>
+        <w:rPr>
+          <w:rFonts w:ascii="Times New Roman" w:eastAsia="Cambria" w:hAnsi="Times New Roman" w:cs="Times New Roman"/>
+          <w:sz w:val="18"/>
+          <w:szCs w:val="18"/>
+          <w:lang w:val="fr-FR"/>
+        </w:rPr>
+        <w:t xml:space="preserve">. </w:t>
+      </w:r>
+      <w:r>
+        <w:rPr>
+          <w:rFonts w:ascii="Times New Roman" w:eastAsia="Cambria" w:hAnsi="Times New Roman" w:cs="Times New Roman"/>
+          <w:sz w:val="18"/>
+          <w:szCs w:val="18"/>
+          <w:lang w:val="fr-FR"/>
+        </w:rPr>
+        <w:t xml:space="preserve">Dont le siège social est situé au </w:t>
+      </w:r>
+      <w:r>
+        <w:rPr>
+          <w:rFonts w:ascii="Times New Roman" w:eastAsia="Cambria" w:hAnsi="Times New Roman" w:cs="Times New Roman"/>
+          <w:sz w:val="18"/>
+          <w:szCs w:val="18"/>
+          <w:lang w:val="fr-FR"/>
+        </w:rPr>
+        <w:t>[NumVoie] [TypeVoie] [NomVoie] [CP] [Ville]</w:t>
+      </w:r>
+      <w:r>
+        <w:rPr>
+          <w:rFonts w:ascii="Times New Roman" w:eastAsia="Cambria" w:hAnsi="Times New Roman" w:cs="Times New Roman"/>
+          <w:sz w:val="18"/>
+          <w:szCs w:val="18"/>
+          <w:lang w:val="fr-FR"/>
+        </w:rPr>
+        <w:t xml:space="preserve"> [Pays]</w:t>
+      </w:r>
+      <w:r>
+        <w:rPr>
+          <w:rFonts w:ascii="Times New Roman" w:eastAsia="Cambria" w:hAnsi="Times New Roman" w:cs="Times New Roman"/>
+          <w:sz w:val="18"/>
+          <w:szCs w:val="18"/>
+          <w:lang w:val="fr-FR"/>
+        </w:rPr>
+        <w:t>.</w:t>
+      </w:r>
+      <w:r>
+        <w:rPr>
+          <w:rFonts w:ascii="Times New Roman" w:eastAsia="Cambria" w:hAnsi="Times New Roman" w:cs="Times New Roman"/>
+          <w:sz w:val="18"/>
+          <w:szCs w:val="18"/>
+          <w:lang w:val="fr-FR"/>
+        </w:rPr>
+        <w:t xml:space="preserve"> Représenté par [Civilite] [PrenomRepresentant] [NomRepresentant]</w:t>
+      </w:r>
+      <w:r>
+        <w:rPr>
+          <w:rFonts w:ascii="Times New Roman" w:eastAsia="Cambria" w:hAnsi="Times New Roman" w:cs="Times New Roman"/>
           <w:b/>
           <w:bCs/>
           <w:sz w:val="18"/>
-          <w:lang w:val="fr-FR"/>
-        </w:rPr>
-        <w:t>Designation</w:t>
-      </w:r>
-      <w:proofErr w:type="spellEnd"/>
-      <w:r>
-        <w:rPr>
-          <w:rFonts w:ascii="Cambria" w:eastAsia="Cambria" w:hAnsi="Cambria" w:cs="Cambria"/>
-          <w:b/>
-          <w:bCs/>
-          <w:sz w:val="18"/>
-          <w:lang w:val="fr-FR"/>
-        </w:rPr>
-        <w:t>]</w:t>
-      </w:r>
-      <w:r>
-        <w:rPr>
-          <w:rFonts w:ascii="Cambria" w:eastAsia="Cambria" w:hAnsi="Cambria" w:cs="Cambria"/>
-          <w:sz w:val="18"/>
+          <w:szCs w:val="18"/>
           <w:lang w:val="fr-FR"/>
         </w:rPr>
         <w:t xml:space="preserve"> </w:t>
       </w:r>
       <w:r>
         <w:rPr>
-          <w:rFonts w:ascii="Cambria" w:eastAsia="Cambria" w:hAnsi="Cambria" w:cs="Cambria"/>
-          <w:sz w:val="18"/>
-          <w:lang w:val="fr-FR"/>
-        </w:rPr>
-        <w:t xml:space="preserve">Association déclarée immatriculée sous le SIREN N° </w:t>
-      </w:r>
-      <w:r>
-        <w:rPr>
-          <w:rFonts w:ascii="Cambria" w:eastAsia="Cambria" w:hAnsi="Cambria" w:cs="Cambria"/>
-          <w:sz w:val="18"/>
-          <w:lang w:val="fr-FR"/>
-        </w:rPr>
-        <w:t>[</w:t>
-      </w:r>
-      <w:proofErr w:type="spellStart"/>
-      <w:r>
-        <w:rPr>
-          <w:rFonts w:ascii="Cambria" w:eastAsia="Cambria" w:hAnsi="Cambria" w:cs="Cambria"/>
-          <w:sz w:val="18"/>
-          <w:lang w:val="fr-FR"/>
-        </w:rPr>
-        <w:t>Siren</w:t>
-      </w:r>
-      <w:proofErr w:type="spellEnd"/>
-      <w:r>
-        <w:rPr>
-          <w:rFonts w:ascii="Cambria" w:eastAsia="Cambria" w:hAnsi="Cambria" w:cs="Cambria"/>
-          <w:sz w:val="18"/>
-          <w:lang w:val="fr-FR"/>
-        </w:rPr>
-        <w:t>]</w:t>
-      </w:r>
-      <w:r>
-        <w:rPr>
-          <w:rFonts w:ascii="Cambria" w:eastAsia="Cambria" w:hAnsi="Cambria" w:cs="Cambria"/>
-          <w:sz w:val="18"/>
-          <w:lang w:val="fr-FR"/>
-        </w:rPr>
-        <w:t xml:space="preserve">. </w:t>
-      </w:r>
-      <w:r>
-        <w:rPr>
-          <w:rFonts w:ascii="Cambria" w:eastAsia="Cambria" w:hAnsi="Cambria" w:cs="Cambria"/>
-          <w:sz w:val="18"/>
-          <w:lang w:val="fr-FR"/>
-        </w:rPr>
-        <w:t xml:space="preserve">Dont le siège social est situé au </w:t>
-      </w:r>
-      <w:r>
-        <w:rPr>
-          <w:rFonts w:ascii="Cambria" w:eastAsia="Cambria" w:hAnsi="Cambria" w:cs="Cambria"/>
-          <w:sz w:val="18"/>
-          <w:lang w:val="fr-FR"/>
-        </w:rPr>
-        <w:t>[</w:t>
-      </w:r>
-      <w:proofErr w:type="spellStart"/>
-      <w:r>
-        <w:rPr>
-          <w:rFonts w:ascii="Cambria" w:eastAsia="Cambria" w:hAnsi="Cambria" w:cs="Cambria"/>
-          <w:sz w:val="18"/>
-          <w:lang w:val="fr-FR"/>
-        </w:rPr>
-        <w:t>NumVoie</w:t>
-      </w:r>
-      <w:proofErr w:type="spellEnd"/>
-      <w:r>
-        <w:rPr>
-          <w:rFonts w:ascii="Cambria" w:eastAsia="Cambria" w:hAnsi="Cambria" w:cs="Cambria"/>
-          <w:sz w:val="18"/>
-          <w:lang w:val="fr-FR"/>
-        </w:rPr>
-        <w:t>] [</w:t>
-      </w:r>
-      <w:proofErr w:type="spellStart"/>
-      <w:r>
-        <w:rPr>
-          <w:rFonts w:ascii="Cambria" w:eastAsia="Cambria" w:hAnsi="Cambria" w:cs="Cambria"/>
-          <w:sz w:val="18"/>
-          <w:lang w:val="fr-FR"/>
-        </w:rPr>
-        <w:t>TypeVoie</w:t>
-      </w:r>
-      <w:proofErr w:type="spellEnd"/>
-      <w:r>
-        <w:rPr>
-          <w:rFonts w:ascii="Cambria" w:eastAsia="Cambria" w:hAnsi="Cambria" w:cs="Cambria"/>
-          <w:sz w:val="18"/>
-          <w:lang w:val="fr-FR"/>
-        </w:rPr>
-        <w:t>] [</w:t>
-      </w:r>
-      <w:proofErr w:type="spellStart"/>
-      <w:r>
-        <w:rPr>
-          <w:rFonts w:ascii="Cambria" w:eastAsia="Cambria" w:hAnsi="Cambria" w:cs="Cambria"/>
-          <w:sz w:val="18"/>
-          <w:lang w:val="fr-FR"/>
-        </w:rPr>
-        <w:t>NomVoie</w:t>
-      </w:r>
-      <w:proofErr w:type="spellEnd"/>
-      <w:r>
-        <w:rPr>
-          <w:rFonts w:ascii="Cambria" w:eastAsia="Cambria" w:hAnsi="Cambria" w:cs="Cambria"/>
-          <w:sz w:val="18"/>
-          <w:lang w:val="fr-FR"/>
-        </w:rPr>
-        <w:t>] [</w:t>
-      </w:r>
-      <w:r>
-        <w:rPr>
-          <w:rFonts w:ascii="Cambria" w:eastAsia="Cambria" w:hAnsi="Cambria" w:cs="Cambria"/>
-          <w:sz w:val="18"/>
-          <w:lang w:val="fr-FR"/>
-        </w:rPr>
-        <w:t>CP</w:t>
-      </w:r>
-      <w:r>
-        <w:rPr>
-          <w:rFonts w:ascii="Cambria" w:eastAsia="Cambria" w:hAnsi="Cambria" w:cs="Cambria"/>
-          <w:sz w:val="18"/>
-          <w:lang w:val="fr-FR"/>
-        </w:rPr>
-        <w:t>] [</w:t>
-      </w:r>
-      <w:r>
-        <w:rPr>
-          <w:rFonts w:ascii="Cambria" w:eastAsia="Cambria" w:hAnsi="Cambria" w:cs="Cambria"/>
-          <w:sz w:val="18"/>
-          <w:lang w:val="fr-FR"/>
-        </w:rPr>
-        <w:t>Ville</w:t>
-      </w:r>
-      <w:r>
-        <w:rPr>
-          <w:rFonts w:ascii="Cambria" w:eastAsia="Cambria" w:hAnsi="Cambria" w:cs="Cambria"/>
-          <w:sz w:val="18"/>
-          <w:lang w:val="fr-FR"/>
-        </w:rPr>
-        <w:t>]</w:t>
-      </w:r>
-      <w:r>
-        <w:rPr>
-          <w:rFonts w:ascii="Cambria" w:eastAsia="Cambria" w:hAnsi="Cambria" w:cs="Cambria"/>
-          <w:sz w:val="18"/>
-          <w:lang w:val="fr-FR"/>
-        </w:rPr>
-        <w:t xml:space="preserve"> </w:t>
-      </w:r>
-      <w:r>
-        <w:rPr>
-          <w:rFonts w:ascii="Cambria" w:eastAsia="Cambria" w:hAnsi="Cambria" w:cs="Cambria"/>
-          <w:sz w:val="18"/>
-          <w:lang w:val="fr-FR"/>
-        </w:rPr>
-        <w:t>[Pays]</w:t>
-      </w:r>
-      <w:r>
-        <w:rPr>
-          <w:rFonts w:ascii="Cambria" w:eastAsia="Cambria" w:hAnsi="Cambria" w:cs="Cambria"/>
-          <w:sz w:val="18"/>
-          <w:lang w:val="fr-FR"/>
-        </w:rPr>
-        <w:t>.</w:t>
-      </w:r>
-      <w:r>
-        <w:rPr>
-          <w:rFonts w:ascii="Cambria" w:eastAsia="Cambria" w:hAnsi="Cambria" w:cs="Cambria"/>
-          <w:sz w:val="18"/>
-          <w:lang w:val="fr-FR"/>
-        </w:rPr>
-        <w:t xml:space="preserve"> </w:t>
-      </w:r>
-      <w:r>
-        <w:rPr>
-          <w:rFonts w:ascii="Cambria" w:eastAsia="Cambria" w:hAnsi="Cambria" w:cs="Cambria"/>
-          <w:sz w:val="18"/>
-          <w:lang w:val="fr-FR"/>
-        </w:rPr>
-        <w:t xml:space="preserve">Représenté par </w:t>
-      </w:r>
-      <w:r>
-        <w:rPr>
-          <w:rFonts w:ascii="Cambria" w:eastAsia="Cambria" w:hAnsi="Cambria" w:cs="Cambria"/>
-          <w:sz w:val="18"/>
-          <w:lang w:val="fr-FR"/>
-        </w:rPr>
-        <w:t>[</w:t>
-      </w:r>
-      <w:proofErr w:type="spellStart"/>
-      <w:r>
-        <w:rPr>
-          <w:rFonts w:ascii="Cambria" w:eastAsia="Cambria" w:hAnsi="Cambria" w:cs="Cambria"/>
-          <w:sz w:val="18"/>
-          <w:lang w:val="fr-FR"/>
-        </w:rPr>
-        <w:t>Civilite</w:t>
-      </w:r>
-      <w:proofErr w:type="spellEnd"/>
-      <w:r>
-        <w:rPr>
-          <w:rFonts w:ascii="Cambria" w:eastAsia="Cambria" w:hAnsi="Cambria" w:cs="Cambria"/>
-          <w:sz w:val="18"/>
-          <w:lang w:val="fr-FR"/>
-        </w:rPr>
-        <w:t>] [</w:t>
-      </w:r>
-      <w:proofErr w:type="spellStart"/>
-      <w:r>
-        <w:rPr>
-          <w:rFonts w:ascii="Cambria" w:eastAsia="Cambria" w:hAnsi="Cambria" w:cs="Cambria"/>
-          <w:sz w:val="18"/>
-          <w:lang w:val="fr-FR"/>
-        </w:rPr>
-        <w:t>PrenomRepresentant</w:t>
-      </w:r>
-      <w:proofErr w:type="spellEnd"/>
-      <w:r>
-        <w:rPr>
-          <w:rFonts w:ascii="Cambria" w:eastAsia="Cambria" w:hAnsi="Cambria" w:cs="Cambria"/>
-          <w:sz w:val="18"/>
-          <w:lang w:val="fr-FR"/>
-        </w:rPr>
-        <w:t>] [</w:t>
-      </w:r>
-      <w:proofErr w:type="spellStart"/>
-      <w:r>
-        <w:rPr>
-          <w:rFonts w:ascii="Cambria" w:eastAsia="Cambria" w:hAnsi="Cambria" w:cs="Cambria"/>
-          <w:sz w:val="18"/>
-          <w:lang w:val="fr-FR"/>
-        </w:rPr>
-        <w:t>NomRepresentant</w:t>
-      </w:r>
-      <w:proofErr w:type="spellEnd"/>
-      <w:r>
-        <w:rPr>
-          <w:rFonts w:ascii="Cambria" w:eastAsia="Cambria" w:hAnsi="Cambria" w:cs="Cambria"/>
-          <w:sz w:val="18"/>
-          <w:lang w:val="fr-FR"/>
-        </w:rPr>
-        <w:t>]</w:t>
-      </w:r>
-      <w:r>
-        <w:rPr>
-          <w:rFonts w:ascii="Cambria" w:eastAsia="Cambria" w:hAnsi="Cambria" w:cs="Cambria"/>
-          <w:b/>
-          <w:bCs/>
-          <w:sz w:val="18"/>
-          <w:lang w:val="fr-FR"/>
-        </w:rPr>
-        <w:t xml:space="preserve"> </w:t>
-      </w:r>
-      <w:r>
-        <w:rPr>
-          <w:rFonts w:ascii="Cambria" w:eastAsia="Cambria" w:hAnsi="Cambria" w:cs="Cambria"/>
-          <w:sz w:val="18"/>
+          <w:rFonts w:ascii="Times New Roman" w:eastAsia="Cambria" w:hAnsi="Times New Roman" w:cs="Times New Roman"/>
+          <w:sz w:val="18"/>
+          <w:szCs w:val="18"/>
           <w:lang w:val="fr-FR"/>
         </w:rPr>
         <w:t>dûment habilité</w:t>
@@ -1820,33 +1098,26 @@
         <w:ind w:left="48" w:hanging="10"/>
         <w:jc w:val="both"/>
         <w:rPr>
-          <w:rFonts w:ascii="Cambria" w:eastAsia="Cambria" w:hAnsi="Cambria" w:cs="Cambria"/>
-          <w:sz w:val="18"/>
+          <w:rFonts w:ascii="Times New Roman" w:eastAsia="Cambria" w:hAnsi="Times New Roman" w:cs="Times New Roman"/>
+          <w:sz w:val="18"/>
+          <w:szCs w:val="18"/>
           <w:lang w:val="fr-FR"/>
         </w:rPr>
       </w:pPr>
-      <w:proofErr w:type="gramStart"/>
-      <w:r>
-        <w:rPr>
-          <w:rFonts w:ascii="Cambria" w:eastAsia="Cambria" w:hAnsi="Cambria" w:cs="Cambria"/>
-          <w:sz w:val="18"/>
-          <w:lang w:val="fr-FR"/>
-        </w:rPr>
-        <w:t>Email</w:t>
-      </w:r>
-      <w:proofErr w:type="gramEnd"/>
-      <w:r>
-        <w:rPr>
-          <w:rFonts w:ascii="Cambria" w:eastAsia="Cambria" w:hAnsi="Cambria" w:cs="Cambria"/>
-          <w:sz w:val="18"/>
-          <w:lang w:val="fr-FR"/>
-        </w:rPr>
-        <w:t xml:space="preserve"> : </w:t>
-      </w:r>
-      <w:r>
-        <w:rPr>
-          <w:rFonts w:ascii="Cambria" w:eastAsia="Cambria" w:hAnsi="Cambria" w:cs="Cambria"/>
-          <w:sz w:val="18"/>
+      <w:r>
+        <w:rPr>
+          <w:rFonts w:ascii="Times New Roman" w:eastAsia="Cambria" w:hAnsi="Times New Roman" w:cs="Times New Roman"/>
+          <w:sz w:val="18"/>
+          <w:szCs w:val="18"/>
+          <w:lang w:val="fr-FR"/>
+        </w:rPr>
+        <w:t xml:space="preserve">Email : </w:t>
+      </w:r>
+      <w:r>
+        <w:rPr>
+          <w:rFonts w:ascii="Times New Roman" w:eastAsia="Cambria" w:hAnsi="Times New Roman" w:cs="Times New Roman"/>
+          <w:sz w:val="18"/>
+          <w:szCs w:val="18"/>
           <w:u w:val="single"/>
           <w:lang w:val="fr-FR"/>
         </w:rPr>
@@ -1854,8 +1125,9 @@
       </w:r>
       <w:r>
         <w:rPr>
-          <w:rFonts w:ascii="Cambria" w:eastAsia="Cambria" w:hAnsi="Cambria" w:cs="Cambria"/>
-          <w:sz w:val="18"/>
+          <w:rFonts w:ascii="Times New Roman" w:eastAsia="Cambria" w:hAnsi="Times New Roman" w:cs="Times New Roman"/>
+          <w:sz w:val="18"/>
+          <w:szCs w:val="18"/>
           <w:u w:val="single"/>
           <w:lang w:val="fr-FR"/>
         </w:rPr>
@@ -1863,8 +1135,9 @@
       </w:r>
       <w:r>
         <w:rPr>
-          <w:rFonts w:ascii="Cambria" w:eastAsia="Cambria" w:hAnsi="Cambria" w:cs="Cambria"/>
-          <w:sz w:val="18"/>
+          <w:rFonts w:ascii="Times New Roman" w:eastAsia="Cambria" w:hAnsi="Times New Roman" w:cs="Times New Roman"/>
+          <w:sz w:val="18"/>
+          <w:szCs w:val="18"/>
           <w:u w:val="single"/>
           <w:lang w:val="fr-FR"/>
         </w:rPr>
@@ -1877,39 +1150,43 @@
         <w:ind w:left="12" w:hanging="10"/>
         <w:jc w:val="both"/>
         <w:rPr>
-          <w:rFonts w:ascii="Cambria" w:eastAsia="Cambria" w:hAnsi="Cambria" w:cs="Cambria"/>
+          <w:rFonts w:ascii="Times New Roman" w:eastAsia="Cambria" w:hAnsi="Times New Roman" w:cs="Times New Roman"/>
           <w:b/>
           <w:bCs/>
           <w:sz w:val="18"/>
+          <w:szCs w:val="18"/>
           <w:lang w:val="fr-FR"/>
         </w:rPr>
       </w:pPr>
       <w:r>
         <w:rPr>
-          <w:rFonts w:ascii="Cambria" w:eastAsia="Cambria" w:hAnsi="Cambria" w:cs="Cambria"/>
+          <w:rFonts w:ascii="Times New Roman" w:eastAsia="Cambria" w:hAnsi="Times New Roman" w:cs="Times New Roman"/>
           <w:b/>
           <w:bCs/>
           <w:sz w:val="18"/>
+          <w:szCs w:val="18"/>
           <w:lang w:val="fr-FR"/>
         </w:rPr>
         <w:t>{END</w:t>
       </w:r>
       <w:r>
         <w:rPr>
-          <w:rFonts w:ascii="Cambria" w:eastAsia="Cambria" w:hAnsi="Cambria" w:cs="Cambria"/>
+          <w:rFonts w:ascii="Times New Roman" w:eastAsia="Cambria" w:hAnsi="Times New Roman" w:cs="Times New Roman"/>
           <w:b/>
           <w:bCs/>
           <w:sz w:val="18"/>
+          <w:szCs w:val="18"/>
           <w:lang w:val="fr-FR"/>
         </w:rPr>
         <w:t>_ASS</w:t>
       </w:r>
       <w:r>
         <w:rPr>
-          <w:rFonts w:ascii="Cambria" w:eastAsia="Cambria" w:hAnsi="Cambria" w:cs="Cambria"/>
+          <w:rFonts w:ascii="Times New Roman" w:eastAsia="Cambria" w:hAnsi="Times New Roman" w:cs="Times New Roman"/>
           <w:b/>
           <w:bCs/>
           <w:sz w:val="18"/>
+          <w:szCs w:val="18"/>
           <w:lang w:val="fr-FR"/>
         </w:rPr>
         <w:t>}</w:t>
@@ -1921,39 +1198,43 @@
         <w:ind w:left="12" w:hanging="10"/>
         <w:jc w:val="both"/>
         <w:rPr>
-          <w:rFonts w:ascii="Cambria" w:eastAsia="Cambria" w:hAnsi="Cambria" w:cs="Cambria"/>
+          <w:rFonts w:ascii="Times New Roman" w:eastAsia="Cambria" w:hAnsi="Times New Roman" w:cs="Times New Roman"/>
           <w:b/>
           <w:bCs/>
           <w:sz w:val="18"/>
+          <w:szCs w:val="18"/>
           <w:lang w:val="fr-FR"/>
         </w:rPr>
       </w:pPr>
       <w:r>
         <w:rPr>
-          <w:rFonts w:ascii="Cambria" w:eastAsia="Cambria" w:hAnsi="Cambria" w:cs="Cambria"/>
+          <w:rFonts w:ascii="Times New Roman" w:eastAsia="Cambria" w:hAnsi="Times New Roman" w:cs="Times New Roman"/>
           <w:b/>
           <w:bCs/>
           <w:sz w:val="18"/>
+          <w:szCs w:val="18"/>
           <w:lang w:val="fr-FR"/>
         </w:rPr>
         <w:t>{</w:t>
       </w:r>
       <w:r>
         <w:rPr>
-          <w:rFonts w:ascii="Cambria" w:eastAsia="Cambria" w:hAnsi="Cambria" w:cs="Cambria"/>
+          <w:rFonts w:ascii="Times New Roman" w:eastAsia="Cambria" w:hAnsi="Times New Roman" w:cs="Times New Roman"/>
           <w:b/>
           <w:bCs/>
           <w:sz w:val="18"/>
+          <w:szCs w:val="18"/>
           <w:lang w:val="fr-FR"/>
         </w:rPr>
         <w:t>START_SA</w:t>
       </w:r>
       <w:r>
         <w:rPr>
-          <w:rFonts w:ascii="Cambria" w:eastAsia="Cambria" w:hAnsi="Cambria" w:cs="Cambria"/>
+          <w:rFonts w:ascii="Times New Roman" w:eastAsia="Cambria" w:hAnsi="Times New Roman" w:cs="Times New Roman"/>
           <w:b/>
           <w:bCs/>
           <w:sz w:val="18"/>
+          <w:szCs w:val="18"/>
           <w:lang w:val="fr-FR"/>
         </w:rPr>
         <w:t>}</w:t>
@@ -1965,341 +1246,221 @@
         <w:ind w:left="48" w:hanging="10"/>
         <w:jc w:val="both"/>
         <w:rPr>
-          <w:rFonts w:ascii="Cambria" w:eastAsia="Cambria" w:hAnsi="Cambria" w:cs="Cambria"/>
-          <w:sz w:val="18"/>
+          <w:rFonts w:ascii="Times New Roman" w:eastAsia="Cambria" w:hAnsi="Times New Roman" w:cs="Times New Roman"/>
+          <w:sz w:val="18"/>
+          <w:szCs w:val="18"/>
           <w:lang w:val="fr-FR"/>
         </w:rPr>
       </w:pPr>
       <w:r>
         <w:rPr>
-          <w:rFonts w:ascii="Cambria" w:eastAsia="Cambria" w:hAnsi="Cambria" w:cs="Cambria"/>
+          <w:rFonts w:ascii="Times New Roman" w:eastAsia="Cambria" w:hAnsi="Times New Roman" w:cs="Times New Roman"/>
           <w:b/>
           <w:bCs/>
           <w:sz w:val="18"/>
-          <w:lang w:val="fr-FR"/>
-        </w:rPr>
-        <w:t>[</w:t>
-      </w:r>
-      <w:proofErr w:type="spellStart"/>
-      <w:r>
-        <w:rPr>
-          <w:rFonts w:ascii="Cambria" w:eastAsia="Cambria" w:hAnsi="Cambria" w:cs="Cambria"/>
+          <w:szCs w:val="18"/>
+          <w:lang w:val="fr-FR"/>
+        </w:rPr>
+        <w:t>[Designation]</w:t>
+      </w:r>
+      <w:r>
+        <w:rPr>
+          <w:rFonts w:ascii="Times New Roman" w:eastAsia="Cambria" w:hAnsi="Times New Roman" w:cs="Times New Roman"/>
           <w:b/>
           <w:bCs/>
           <w:sz w:val="18"/>
-          <w:lang w:val="fr-FR"/>
-        </w:rPr>
-        <w:t>Designation</w:t>
-      </w:r>
-      <w:proofErr w:type="spellEnd"/>
-      <w:r>
-        <w:rPr>
-          <w:rFonts w:ascii="Cambria" w:eastAsia="Cambria" w:hAnsi="Cambria" w:cs="Cambria"/>
+          <w:szCs w:val="18"/>
+          <w:lang w:val="fr-FR"/>
+        </w:rPr>
+        <w:t xml:space="preserve"> </w:t>
+      </w:r>
+      <w:r>
+        <w:rPr>
+          <w:rFonts w:ascii="Times New Roman" w:eastAsia="Cambria" w:hAnsi="Times New Roman" w:cs="Times New Roman"/>
           <w:b/>
           <w:bCs/>
           <w:sz w:val="18"/>
+          <w:szCs w:val="18"/>
+          <w:lang w:val="fr-FR"/>
+        </w:rPr>
+        <w:t>[</w:t>
+      </w:r>
+      <w:r>
+        <w:rPr>
+          <w:rFonts w:ascii="Times New Roman" w:eastAsia="Cambria" w:hAnsi="Times New Roman" w:cs="Times New Roman"/>
+          <w:sz w:val="18"/>
+          <w:szCs w:val="18"/>
+          <w:lang w:val="fr-FR"/>
+        </w:rPr>
+        <w:t>FormeJuridique</w:t>
+      </w:r>
+      <w:r>
+        <w:rPr>
+          <w:rFonts w:ascii="Times New Roman" w:eastAsia="Cambria" w:hAnsi="Times New Roman" w:cs="Times New Roman"/>
+          <w:sz w:val="18"/>
+          <w:szCs w:val="18"/>
           <w:lang w:val="fr-FR"/>
         </w:rPr>
         <w:t>]</w:t>
       </w:r>
       <w:r>
         <w:rPr>
-          <w:rFonts w:ascii="Cambria" w:eastAsia="Cambria" w:hAnsi="Cambria" w:cs="Cambria"/>
-          <w:b/>
-          <w:bCs/>
-          <w:sz w:val="18"/>
+          <w:rFonts w:ascii="Times New Roman" w:eastAsia="Cambria" w:hAnsi="Times New Roman" w:cs="Times New Roman"/>
+          <w:sz w:val="18"/>
+          <w:szCs w:val="18"/>
+          <w:lang w:val="fr-FR"/>
+        </w:rPr>
+        <w:t xml:space="preserve">, </w:t>
+      </w:r>
+      <w:r>
+        <w:rPr>
+          <w:rFonts w:ascii="Times New Roman" w:eastAsia="Cambria" w:hAnsi="Times New Roman" w:cs="Times New Roman"/>
+          <w:sz w:val="18"/>
+          <w:szCs w:val="18"/>
+          <w:lang w:val="fr-FR"/>
+        </w:rPr>
+        <w:t xml:space="preserve">au </w:t>
+      </w:r>
+      <w:r>
+        <w:rPr>
+          <w:rFonts w:ascii="Times New Roman" w:eastAsia="Cambria" w:hAnsi="Times New Roman" w:cs="Times New Roman"/>
+          <w:sz w:val="18"/>
+          <w:szCs w:val="18"/>
+          <w:lang w:val="fr-FR"/>
+        </w:rPr>
+        <w:t>capital social</w:t>
+      </w:r>
+      <w:r>
+        <w:rPr>
+          <w:rFonts w:ascii="Times New Roman" w:eastAsia="Cambria" w:hAnsi="Times New Roman" w:cs="Times New Roman"/>
+          <w:sz w:val="18"/>
+          <w:szCs w:val="18"/>
+          <w:lang w:val="fr-FR"/>
+        </w:rPr>
+        <w:t xml:space="preserve"> de [Capital] euros</w:t>
+      </w:r>
+      <w:r>
+        <w:rPr>
+          <w:rFonts w:ascii="Times New Roman" w:eastAsia="Cambria" w:hAnsi="Times New Roman" w:cs="Times New Roman"/>
+          <w:sz w:val="18"/>
+          <w:szCs w:val="18"/>
           <w:lang w:val="fr-FR"/>
         </w:rPr>
         <w:t xml:space="preserve"> </w:t>
       </w:r>
       <w:r>
         <w:rPr>
-          <w:rFonts w:ascii="Cambria" w:eastAsia="Cambria" w:hAnsi="Cambria" w:cs="Cambria"/>
-          <w:b/>
-          <w:bCs/>
-          <w:sz w:val="18"/>
+          <w:rFonts w:ascii="Times New Roman" w:eastAsia="Cambria" w:hAnsi="Times New Roman" w:cs="Times New Roman"/>
+          <w:sz w:val="18"/>
+          <w:szCs w:val="18"/>
+          <w:lang w:val="fr-FR"/>
+        </w:rPr>
+        <w:t>Immatriculée au Registre du Commerce et des Sociétés</w:t>
+      </w:r>
+      <w:r>
+        <w:rPr>
+          <w:rFonts w:ascii="Times New Roman" w:eastAsia="Cambria" w:hAnsi="Times New Roman" w:cs="Times New Roman"/>
+          <w:sz w:val="18"/>
+          <w:szCs w:val="18"/>
+          <w:lang w:val="fr-FR"/>
+        </w:rPr>
+        <w:t xml:space="preserve"> de [RCS]</w:t>
+      </w:r>
+      <w:r>
+        <w:rPr>
+          <w:rFonts w:ascii="Times New Roman" w:eastAsia="Cambria" w:hAnsi="Times New Roman" w:cs="Times New Roman"/>
+          <w:sz w:val="18"/>
+          <w:szCs w:val="18"/>
+          <w:lang w:val="fr-FR"/>
+        </w:rPr>
+        <w:t xml:space="preserve"> </w:t>
+      </w:r>
+      <w:r>
+        <w:rPr>
+          <w:rFonts w:ascii="Times New Roman" w:eastAsia="Cambria" w:hAnsi="Times New Roman" w:cs="Times New Roman"/>
+          <w:sz w:val="18"/>
+          <w:szCs w:val="18"/>
+          <w:lang w:val="fr-FR"/>
+        </w:rPr>
+        <w:t>s</w:t>
+      </w:r>
+      <w:r>
+        <w:rPr>
+          <w:rFonts w:ascii="Times New Roman" w:eastAsia="Cambria" w:hAnsi="Times New Roman" w:cs="Times New Roman"/>
+          <w:sz w:val="18"/>
+          <w:szCs w:val="18"/>
+          <w:lang w:val="fr-FR"/>
+        </w:rPr>
+        <w:t xml:space="preserve">ous le N° </w:t>
+      </w:r>
+      <w:r>
+        <w:rPr>
+          <w:rFonts w:ascii="Times New Roman" w:eastAsia="Cambria" w:hAnsi="Times New Roman" w:cs="Times New Roman"/>
+          <w:sz w:val="18"/>
+          <w:szCs w:val="18"/>
           <w:lang w:val="fr-FR"/>
         </w:rPr>
         <w:t>[</w:t>
       </w:r>
-      <w:proofErr w:type="spellStart"/>
-      <w:r>
-        <w:rPr>
-          <w:rFonts w:ascii="Cambria" w:eastAsia="Cambria" w:hAnsi="Cambria" w:cs="Cambria"/>
-          <w:sz w:val="18"/>
-          <w:lang w:val="fr-FR"/>
-        </w:rPr>
-        <w:t>FormeJuridique</w:t>
-      </w:r>
-      <w:proofErr w:type="spellEnd"/>
-      <w:r>
-        <w:rPr>
-          <w:rFonts w:ascii="Cambria" w:eastAsia="Cambria" w:hAnsi="Cambria" w:cs="Cambria"/>
-          <w:sz w:val="18"/>
-          <w:lang w:val="fr-FR"/>
-        </w:rPr>
-        <w:t>]</w:t>
-      </w:r>
-      <w:r>
-        <w:rPr>
-          <w:rFonts w:ascii="Cambria" w:eastAsia="Cambria" w:hAnsi="Cambria" w:cs="Cambria"/>
-          <w:sz w:val="18"/>
-          <w:lang w:val="fr-FR"/>
-        </w:rPr>
-        <w:t xml:space="preserve">, </w:t>
-      </w:r>
-      <w:r>
-        <w:rPr>
-          <w:rFonts w:ascii="Cambria" w:eastAsia="Cambria" w:hAnsi="Cambria" w:cs="Cambria"/>
-          <w:sz w:val="18"/>
-          <w:lang w:val="fr-FR"/>
-        </w:rPr>
-        <w:t xml:space="preserve">au </w:t>
-      </w:r>
-      <w:r>
-        <w:rPr>
-          <w:rFonts w:ascii="Cambria" w:eastAsia="Cambria" w:hAnsi="Cambria" w:cs="Cambria"/>
-          <w:sz w:val="18"/>
-          <w:lang w:val="fr-FR"/>
-        </w:rPr>
-        <w:t>capital social</w:t>
-      </w:r>
-      <w:r>
-        <w:rPr>
-          <w:rFonts w:ascii="Cambria" w:eastAsia="Cambria" w:hAnsi="Cambria" w:cs="Cambria"/>
-          <w:sz w:val="18"/>
-          <w:lang w:val="fr-FR"/>
-        </w:rPr>
-        <w:t xml:space="preserve"> de [</w:t>
-      </w:r>
-      <w:r>
-        <w:rPr>
-          <w:rFonts w:ascii="Cambria" w:eastAsia="Cambria" w:hAnsi="Cambria" w:cs="Cambria"/>
-          <w:sz w:val="18"/>
-          <w:lang w:val="fr-FR"/>
-        </w:rPr>
-        <w:t>Capital</w:t>
-      </w:r>
-      <w:r>
-        <w:rPr>
-          <w:rFonts w:ascii="Cambria" w:eastAsia="Cambria" w:hAnsi="Cambria" w:cs="Cambria"/>
-          <w:sz w:val="18"/>
-          <w:lang w:val="fr-FR"/>
-        </w:rPr>
-        <w:t>] euros</w:t>
-      </w:r>
-      <w:r>
-        <w:rPr>
-          <w:rFonts w:ascii="Cambria" w:eastAsia="Cambria" w:hAnsi="Cambria" w:cs="Cambria"/>
-          <w:sz w:val="18"/>
+      <w:r>
+        <w:rPr>
+          <w:rFonts w:ascii="Times New Roman" w:eastAsia="Cambria" w:hAnsi="Times New Roman" w:cs="Times New Roman"/>
+          <w:sz w:val="18"/>
+          <w:szCs w:val="18"/>
+          <w:lang w:val="fr-FR"/>
+        </w:rPr>
+        <w:t>Siren</w:t>
+      </w:r>
+      <w:r>
+        <w:rPr>
+          <w:rFonts w:ascii="Times New Roman" w:eastAsia="Cambria" w:hAnsi="Times New Roman" w:cs="Times New Roman"/>
+          <w:sz w:val="18"/>
+          <w:szCs w:val="18"/>
+          <w:lang w:val="fr-FR"/>
+        </w:rPr>
+        <w:t xml:space="preserve">]. </w:t>
+      </w:r>
+      <w:r>
+        <w:rPr>
+          <w:rFonts w:ascii="Times New Roman" w:eastAsia="Cambria" w:hAnsi="Times New Roman" w:cs="Times New Roman"/>
+          <w:sz w:val="18"/>
+          <w:szCs w:val="18"/>
+          <w:lang w:val="fr-FR"/>
+        </w:rPr>
+        <w:t>Dont le siège social est situé au</w:t>
+      </w:r>
+      <w:r>
+        <w:rPr>
+          <w:rFonts w:ascii="Times New Roman" w:eastAsia="Cambria" w:hAnsi="Times New Roman" w:cs="Times New Roman"/>
+          <w:sz w:val="18"/>
+          <w:szCs w:val="18"/>
           <w:lang w:val="fr-FR"/>
         </w:rPr>
         <w:t xml:space="preserve"> </w:t>
       </w:r>
       <w:r>
         <w:rPr>
-          <w:rFonts w:ascii="Cambria" w:eastAsia="Cambria" w:hAnsi="Cambria" w:cs="Cambria"/>
-          <w:sz w:val="18"/>
-          <w:lang w:val="fr-FR"/>
-        </w:rPr>
-        <w:t>Immatriculée au Registre du Commerce et des Sociétés</w:t>
-      </w:r>
-      <w:r>
-        <w:rPr>
-          <w:rFonts w:ascii="Cambria" w:eastAsia="Cambria" w:hAnsi="Cambria" w:cs="Cambria"/>
-          <w:sz w:val="18"/>
-          <w:lang w:val="fr-FR"/>
-        </w:rPr>
-        <w:t xml:space="preserve"> de [</w:t>
-      </w:r>
-      <w:r>
-        <w:rPr>
-          <w:rFonts w:ascii="Cambria" w:eastAsia="Cambria" w:hAnsi="Cambria" w:cs="Cambria"/>
-          <w:sz w:val="18"/>
-          <w:lang w:val="fr-FR"/>
-        </w:rPr>
-        <w:t>RCS</w:t>
-      </w:r>
-      <w:r>
-        <w:rPr>
-          <w:rFonts w:ascii="Cambria" w:eastAsia="Cambria" w:hAnsi="Cambria" w:cs="Cambria"/>
-          <w:sz w:val="18"/>
-          <w:lang w:val="fr-FR"/>
-        </w:rPr>
-        <w:t>]</w:t>
-      </w:r>
-      <w:r>
-        <w:rPr>
-          <w:rFonts w:ascii="Cambria" w:eastAsia="Cambria" w:hAnsi="Cambria" w:cs="Cambria"/>
-          <w:sz w:val="18"/>
+          <w:rFonts w:ascii="Times New Roman" w:eastAsia="Cambria" w:hAnsi="Times New Roman" w:cs="Times New Roman"/>
+          <w:sz w:val="18"/>
+          <w:szCs w:val="18"/>
+          <w:lang w:val="fr-FR"/>
+        </w:rPr>
+        <w:t>[NumVoie] [TypeVoie] [NomVoie] [CP] [Ville]</w:t>
+      </w:r>
+      <w:r>
+        <w:rPr>
+          <w:rFonts w:ascii="Times New Roman" w:eastAsia="Cambria" w:hAnsi="Times New Roman" w:cs="Times New Roman"/>
+          <w:sz w:val="18"/>
+          <w:szCs w:val="18"/>
           <w:lang w:val="fr-FR"/>
         </w:rPr>
         <w:t xml:space="preserve"> </w:t>
       </w:r>
       <w:r>
         <w:rPr>
-          <w:rFonts w:ascii="Cambria" w:eastAsia="Cambria" w:hAnsi="Cambria" w:cs="Cambria"/>
-          <w:sz w:val="18"/>
-          <w:lang w:val="fr-FR"/>
-        </w:rPr>
-        <w:t>s</w:t>
-      </w:r>
-      <w:r>
-        <w:rPr>
-          <w:rFonts w:ascii="Cambria" w:eastAsia="Cambria" w:hAnsi="Cambria" w:cs="Cambria"/>
-          <w:sz w:val="18"/>
-          <w:lang w:val="fr-FR"/>
-        </w:rPr>
-        <w:t xml:space="preserve">ous le N° </w:t>
-      </w:r>
-      <w:r>
-        <w:rPr>
-          <w:rFonts w:ascii="Cambria" w:eastAsia="Cambria" w:hAnsi="Cambria" w:cs="Cambria"/>
-          <w:sz w:val="18"/>
-          <w:lang w:val="fr-FR"/>
-        </w:rPr>
-        <w:t>[</w:t>
-      </w:r>
-      <w:proofErr w:type="spellStart"/>
-      <w:r>
-        <w:rPr>
-          <w:rFonts w:ascii="Cambria" w:eastAsia="Cambria" w:hAnsi="Cambria" w:cs="Cambria"/>
-          <w:sz w:val="18"/>
-          <w:lang w:val="fr-FR"/>
-        </w:rPr>
-        <w:t>Siren</w:t>
-      </w:r>
-      <w:proofErr w:type="spellEnd"/>
-      <w:r>
-        <w:rPr>
-          <w:rFonts w:ascii="Cambria" w:eastAsia="Cambria" w:hAnsi="Cambria" w:cs="Cambria"/>
-          <w:sz w:val="18"/>
-          <w:lang w:val="fr-FR"/>
-        </w:rPr>
-        <w:t xml:space="preserve">]. </w:t>
-      </w:r>
-      <w:r>
-        <w:rPr>
-          <w:rFonts w:ascii="Cambria" w:eastAsia="Cambria" w:hAnsi="Cambria" w:cs="Cambria"/>
-          <w:sz w:val="18"/>
-          <w:lang w:val="fr-FR"/>
-        </w:rPr>
-        <w:t>Dont le siège social est situé au</w:t>
-      </w:r>
-      <w:r>
-        <w:rPr>
-          <w:rFonts w:ascii="Cambria" w:eastAsia="Cambria" w:hAnsi="Cambria" w:cs="Cambria"/>
-          <w:sz w:val="18"/>
-          <w:lang w:val="fr-FR"/>
-        </w:rPr>
-        <w:t xml:space="preserve"> </w:t>
-      </w:r>
-      <w:r>
-        <w:rPr>
-          <w:rFonts w:ascii="Cambria" w:eastAsia="Cambria" w:hAnsi="Cambria" w:cs="Cambria"/>
-          <w:sz w:val="18"/>
-          <w:lang w:val="fr-FR"/>
-        </w:rPr>
-        <w:t>[</w:t>
-      </w:r>
-      <w:proofErr w:type="spellStart"/>
-      <w:r>
-        <w:rPr>
-          <w:rFonts w:ascii="Cambria" w:eastAsia="Cambria" w:hAnsi="Cambria" w:cs="Cambria"/>
-          <w:sz w:val="18"/>
-          <w:lang w:val="fr-FR"/>
-        </w:rPr>
-        <w:t>NumVoie</w:t>
-      </w:r>
-      <w:proofErr w:type="spellEnd"/>
-      <w:r>
-        <w:rPr>
-          <w:rFonts w:ascii="Cambria" w:eastAsia="Cambria" w:hAnsi="Cambria" w:cs="Cambria"/>
-          <w:sz w:val="18"/>
-          <w:lang w:val="fr-FR"/>
-        </w:rPr>
-        <w:t>] [</w:t>
-      </w:r>
-      <w:proofErr w:type="spellStart"/>
-      <w:r>
-        <w:rPr>
-          <w:rFonts w:ascii="Cambria" w:eastAsia="Cambria" w:hAnsi="Cambria" w:cs="Cambria"/>
-          <w:sz w:val="18"/>
-          <w:lang w:val="fr-FR"/>
-        </w:rPr>
-        <w:t>TypeVoie</w:t>
-      </w:r>
-      <w:proofErr w:type="spellEnd"/>
-      <w:r>
-        <w:rPr>
-          <w:rFonts w:ascii="Cambria" w:eastAsia="Cambria" w:hAnsi="Cambria" w:cs="Cambria"/>
-          <w:sz w:val="18"/>
-          <w:lang w:val="fr-FR"/>
-        </w:rPr>
-        <w:t>] [</w:t>
-      </w:r>
-      <w:proofErr w:type="spellStart"/>
-      <w:r>
-        <w:rPr>
-          <w:rFonts w:ascii="Cambria" w:eastAsia="Cambria" w:hAnsi="Cambria" w:cs="Cambria"/>
-          <w:sz w:val="18"/>
-          <w:lang w:val="fr-FR"/>
-        </w:rPr>
-        <w:t>NomVoie</w:t>
-      </w:r>
-      <w:proofErr w:type="spellEnd"/>
-      <w:r>
-        <w:rPr>
-          <w:rFonts w:ascii="Cambria" w:eastAsia="Cambria" w:hAnsi="Cambria" w:cs="Cambria"/>
-          <w:sz w:val="18"/>
-          <w:lang w:val="fr-FR"/>
-        </w:rPr>
-        <w:t>] [</w:t>
-      </w:r>
-      <w:r>
-        <w:rPr>
-          <w:rFonts w:ascii="Cambria" w:eastAsia="Cambria" w:hAnsi="Cambria" w:cs="Cambria"/>
-          <w:sz w:val="18"/>
-          <w:lang w:val="fr-FR"/>
-        </w:rPr>
-        <w:t>CP</w:t>
-      </w:r>
-      <w:r>
-        <w:rPr>
-          <w:rFonts w:ascii="Cambria" w:eastAsia="Cambria" w:hAnsi="Cambria" w:cs="Cambria"/>
-          <w:sz w:val="18"/>
-          <w:lang w:val="fr-FR"/>
-        </w:rPr>
-        <w:t>] [</w:t>
-      </w:r>
-      <w:r>
-        <w:rPr>
-          <w:rFonts w:ascii="Cambria" w:eastAsia="Cambria" w:hAnsi="Cambria" w:cs="Cambria"/>
-          <w:sz w:val="18"/>
-          <w:lang w:val="fr-FR"/>
-        </w:rPr>
-        <w:t>Ville</w:t>
-      </w:r>
-      <w:r>
-        <w:rPr>
-          <w:rFonts w:ascii="Cambria" w:eastAsia="Cambria" w:hAnsi="Cambria" w:cs="Cambria"/>
-          <w:sz w:val="18"/>
-          <w:lang w:val="fr-FR"/>
-        </w:rPr>
-        <w:t>]</w:t>
-      </w:r>
-      <w:r>
-        <w:rPr>
-          <w:rFonts w:ascii="Cambria" w:eastAsia="Cambria" w:hAnsi="Cambria" w:cs="Cambria"/>
-          <w:sz w:val="18"/>
-          <w:lang w:val="fr-FR"/>
-        </w:rPr>
-        <w:t xml:space="preserve"> </w:t>
-      </w:r>
-      <w:r>
-        <w:rPr>
-          <w:rFonts w:ascii="Cambria" w:eastAsia="Cambria" w:hAnsi="Cambria" w:cs="Cambria"/>
-          <w:sz w:val="18"/>
+          <w:rFonts w:ascii="Times New Roman" w:eastAsia="Cambria" w:hAnsi="Times New Roman" w:cs="Times New Roman"/>
+          <w:sz w:val="18"/>
+          <w:szCs w:val="18"/>
           <w:lang w:val="fr-FR"/>
         </w:rPr>
         <w:t>[Pays]</w:t>
@@ -2311,95 +1472,37 @@
         <w:ind w:left="48" w:hanging="10"/>
         <w:jc w:val="both"/>
         <w:rPr>
-          <w:rFonts w:ascii="Cambria" w:eastAsia="Cambria" w:hAnsi="Cambria" w:cs="Cambria"/>
-          <w:sz w:val="18"/>
+          <w:rFonts w:ascii="Times New Roman" w:eastAsia="Cambria" w:hAnsi="Times New Roman" w:cs="Times New Roman"/>
+          <w:sz w:val="18"/>
+          <w:szCs w:val="18"/>
           <w:lang w:val="fr-FR"/>
         </w:rPr>
       </w:pPr>
       <w:r>
         <w:rPr>
-          <w:rFonts w:ascii="Cambria" w:eastAsia="Cambria" w:hAnsi="Cambria" w:cs="Cambria"/>
-          <w:sz w:val="18"/>
-          <w:lang w:val="fr-FR"/>
-        </w:rPr>
-        <w:t xml:space="preserve">Représenté par </w:t>
-      </w:r>
-      <w:r>
-        <w:rPr>
-          <w:rFonts w:ascii="Cambria" w:eastAsia="Cambria" w:hAnsi="Cambria" w:cs="Cambria"/>
-          <w:sz w:val="18"/>
-          <w:lang w:val="fr-FR"/>
-        </w:rPr>
-        <w:t>[</w:t>
-      </w:r>
-      <w:proofErr w:type="spellStart"/>
-      <w:r>
-        <w:rPr>
-          <w:rFonts w:ascii="Cambria" w:eastAsia="Cambria" w:hAnsi="Cambria" w:cs="Cambria"/>
-          <w:sz w:val="18"/>
-          <w:lang w:val="fr-FR"/>
-        </w:rPr>
-        <w:t>Civilite</w:t>
-      </w:r>
-      <w:proofErr w:type="spellEnd"/>
-      <w:r>
-        <w:rPr>
-          <w:rFonts w:ascii="Cambria" w:eastAsia="Cambria" w:hAnsi="Cambria" w:cs="Cambria"/>
-          <w:sz w:val="18"/>
-          <w:lang w:val="fr-FR"/>
-        </w:rPr>
-        <w:t>] [</w:t>
-      </w:r>
-      <w:proofErr w:type="spellStart"/>
-      <w:r>
-        <w:rPr>
-          <w:rFonts w:ascii="Cambria" w:eastAsia="Cambria" w:hAnsi="Cambria" w:cs="Cambria"/>
-          <w:sz w:val="18"/>
-          <w:lang w:val="fr-FR"/>
-        </w:rPr>
-        <w:t>PrenomRepresentant</w:t>
-      </w:r>
-      <w:proofErr w:type="spellEnd"/>
-      <w:r>
-        <w:rPr>
-          <w:rFonts w:ascii="Cambria" w:eastAsia="Cambria" w:hAnsi="Cambria" w:cs="Cambria"/>
-          <w:sz w:val="18"/>
-          <w:lang w:val="fr-FR"/>
-        </w:rPr>
-        <w:t>] [</w:t>
-      </w:r>
-      <w:proofErr w:type="spellStart"/>
-      <w:r>
-        <w:rPr>
-          <w:rFonts w:ascii="Cambria" w:eastAsia="Cambria" w:hAnsi="Cambria" w:cs="Cambria"/>
-          <w:sz w:val="18"/>
-          <w:lang w:val="fr-FR"/>
-        </w:rPr>
-        <w:t>NomRepresentant</w:t>
-      </w:r>
-      <w:proofErr w:type="spellEnd"/>
-      <w:r>
-        <w:rPr>
-          <w:rFonts w:ascii="Cambria" w:eastAsia="Cambria" w:hAnsi="Cambria" w:cs="Cambria"/>
-          <w:sz w:val="18"/>
-          <w:lang w:val="fr-FR"/>
-        </w:rPr>
-        <w:t>]</w:t>
-      </w:r>
-      <w:r>
-        <w:rPr>
-          <w:rFonts w:ascii="Cambria" w:eastAsia="Cambria" w:hAnsi="Cambria" w:cs="Cambria"/>
+          <w:rFonts w:ascii="Times New Roman" w:eastAsia="Cambria" w:hAnsi="Times New Roman" w:cs="Times New Roman"/>
+          <w:sz w:val="18"/>
+          <w:szCs w:val="18"/>
+          <w:lang w:val="fr-FR"/>
+        </w:rPr>
+        <w:t>Représenté par [Civilite] [PrenomRepresentant] [NomRepresentant]</w:t>
+      </w:r>
+      <w:r>
+        <w:rPr>
+          <w:rFonts w:ascii="Times New Roman" w:eastAsia="Cambria" w:hAnsi="Times New Roman" w:cs="Times New Roman"/>
           <w:b/>
           <w:bCs/>
           <w:sz w:val="18"/>
+          <w:szCs w:val="18"/>
           <w:lang w:val="fr-FR"/>
         </w:rPr>
         <w:t xml:space="preserve"> </w:t>
       </w:r>
       <w:r>
         <w:rPr>
-          <w:rFonts w:ascii="Cambria" w:eastAsia="Cambria" w:hAnsi="Cambria" w:cs="Cambria"/>
-          <w:sz w:val="18"/>
+          <w:rFonts w:ascii="Times New Roman" w:eastAsia="Cambria" w:hAnsi="Times New Roman" w:cs="Times New Roman"/>
+          <w:sz w:val="18"/>
+          <w:szCs w:val="18"/>
           <w:lang w:val="fr-FR"/>
         </w:rPr>
         <w:t>dûment habilité</w:t>
@@ -2411,33 +1514,26 @@
         <w:ind w:left="48" w:hanging="10"/>
         <w:jc w:val="both"/>
         <w:rPr>
-          <w:rFonts w:ascii="Cambria" w:eastAsia="Cambria" w:hAnsi="Cambria" w:cs="Cambria"/>
-          <w:sz w:val="18"/>
+          <w:rFonts w:ascii="Times New Roman" w:eastAsia="Cambria" w:hAnsi="Times New Roman" w:cs="Times New Roman"/>
+          <w:sz w:val="18"/>
+          <w:szCs w:val="18"/>
           <w:lang w:val="fr-FR"/>
         </w:rPr>
       </w:pPr>
-      <w:proofErr w:type="gramStart"/>
-      <w:r>
-        <w:rPr>
-          <w:rFonts w:ascii="Cambria" w:eastAsia="Cambria" w:hAnsi="Cambria" w:cs="Cambria"/>
-          <w:sz w:val="18"/>
-          <w:lang w:val="fr-FR"/>
-        </w:rPr>
-        <w:t>Email</w:t>
-      </w:r>
-      <w:proofErr w:type="gramEnd"/>
-      <w:r>
-        <w:rPr>
-          <w:rFonts w:ascii="Cambria" w:eastAsia="Cambria" w:hAnsi="Cambria" w:cs="Cambria"/>
-          <w:sz w:val="18"/>
-          <w:lang w:val="fr-FR"/>
-        </w:rPr>
-        <w:t xml:space="preserve"> : </w:t>
-      </w:r>
-      <w:r>
-        <w:rPr>
-          <w:rFonts w:ascii="Cambria" w:eastAsia="Cambria" w:hAnsi="Cambria" w:cs="Cambria"/>
-          <w:sz w:val="18"/>
+      <w:r>
+        <w:rPr>
+          <w:rFonts w:ascii="Times New Roman" w:eastAsia="Cambria" w:hAnsi="Times New Roman" w:cs="Times New Roman"/>
+          <w:sz w:val="18"/>
+          <w:szCs w:val="18"/>
+          <w:lang w:val="fr-FR"/>
+        </w:rPr>
+        <w:t xml:space="preserve">Email : </w:t>
+      </w:r>
+      <w:r>
+        <w:rPr>
+          <w:rFonts w:ascii="Times New Roman" w:eastAsia="Cambria" w:hAnsi="Times New Roman" w:cs="Times New Roman"/>
+          <w:sz w:val="18"/>
+          <w:szCs w:val="18"/>
           <w:u w:val="single"/>
           <w:lang w:val="fr-FR"/>
         </w:rPr>
@@ -2445,8 +1541,9 @@
       </w:r>
       <w:r>
         <w:rPr>
-          <w:rFonts w:ascii="Cambria" w:eastAsia="Cambria" w:hAnsi="Cambria" w:cs="Cambria"/>
-          <w:sz w:val="18"/>
+          <w:rFonts w:ascii="Times New Roman" w:eastAsia="Cambria" w:hAnsi="Times New Roman" w:cs="Times New Roman"/>
+          <w:sz w:val="18"/>
+          <w:szCs w:val="18"/>
           <w:u w:val="single"/>
           <w:lang w:val="fr-FR"/>
         </w:rPr>
@@ -2454,8 +1551,9 @@
       </w:r>
       <w:r>
         <w:rPr>
-          <w:rFonts w:ascii="Cambria" w:eastAsia="Cambria" w:hAnsi="Cambria" w:cs="Cambria"/>
-          <w:sz w:val="18"/>
+          <w:rFonts w:ascii="Times New Roman" w:eastAsia="Cambria" w:hAnsi="Times New Roman" w:cs="Times New Roman"/>
+          <w:sz w:val="18"/>
+          <w:szCs w:val="18"/>
           <w:u w:val="single"/>
           <w:lang w:val="fr-FR"/>
         </w:rPr>
@@ -2468,39 +1566,43 @@
         <w:ind w:left="12" w:hanging="10"/>
         <w:jc w:val="both"/>
         <w:rPr>
-          <w:rFonts w:ascii="Cambria" w:eastAsia="Cambria" w:hAnsi="Cambria" w:cs="Cambria"/>
+          <w:rFonts w:ascii="Times New Roman" w:eastAsia="Cambria" w:hAnsi="Times New Roman" w:cs="Times New Roman"/>
           <w:b/>
           <w:bCs/>
           <w:sz w:val="18"/>
+          <w:szCs w:val="18"/>
           <w:lang w:val="fr-FR"/>
         </w:rPr>
       </w:pPr>
       <w:r>
         <w:rPr>
-          <w:rFonts w:ascii="Cambria" w:eastAsia="Cambria" w:hAnsi="Cambria" w:cs="Cambria"/>
+          <w:rFonts w:ascii="Times New Roman" w:eastAsia="Cambria" w:hAnsi="Times New Roman" w:cs="Times New Roman"/>
           <w:b/>
           <w:bCs/>
           <w:sz w:val="18"/>
+          <w:szCs w:val="18"/>
           <w:lang w:val="fr-FR"/>
         </w:rPr>
         <w:t>{END</w:t>
       </w:r>
       <w:r>
         <w:rPr>
-          <w:rFonts w:ascii="Cambria" w:eastAsia="Cambria" w:hAnsi="Cambria" w:cs="Cambria"/>
+          <w:rFonts w:ascii="Times New Roman" w:eastAsia="Cambria" w:hAnsi="Times New Roman" w:cs="Times New Roman"/>
           <w:b/>
           <w:bCs/>
           <w:sz w:val="18"/>
+          <w:szCs w:val="18"/>
           <w:lang w:val="fr-FR"/>
         </w:rPr>
         <w:t>_SA</w:t>
       </w:r>
       <w:r>
         <w:rPr>
-          <w:rFonts w:ascii="Cambria" w:eastAsia="Cambria" w:hAnsi="Cambria" w:cs="Cambria"/>
+          <w:rFonts w:ascii="Times New Roman" w:eastAsia="Cambria" w:hAnsi="Times New Roman" w:cs="Times New Roman"/>
           <w:b/>
           <w:bCs/>
           <w:sz w:val="18"/>
+          <w:szCs w:val="18"/>
           <w:lang w:val="fr-FR"/>
         </w:rPr>
         <w:t>}</w:t>
@@ -2512,19 +1614,21 @@
         <w:ind w:left="12" w:hanging="10"/>
         <w:jc w:val="both"/>
         <w:rPr>
-          <w:rFonts w:ascii="Cambria" w:eastAsia="Cambria" w:hAnsi="Cambria" w:cs="Cambria"/>
+          <w:rFonts w:ascii="Times New Roman" w:eastAsia="Cambria" w:hAnsi="Times New Roman" w:cs="Times New Roman"/>
           <w:b/>
           <w:bCs/>
           <w:sz w:val="18"/>
+          <w:szCs w:val="18"/>
           <w:lang w:val="fr-FR"/>
         </w:rPr>
       </w:pPr>
       <w:r>
         <w:rPr>
-          <w:rFonts w:ascii="Cambria" w:eastAsia="Cambria" w:hAnsi="Cambria" w:cs="Cambria"/>
+          <w:rFonts w:ascii="Times New Roman" w:eastAsia="Cambria" w:hAnsi="Times New Roman" w:cs="Times New Roman"/>
           <w:b/>
           <w:bCs/>
           <w:sz w:val="18"/>
+          <w:szCs w:val="18"/>
           <w:lang w:val="fr-FR"/>
         </w:rPr>
         <w:t>{START_SUBS}</w:t>
@@ -2536,77 +1640,81 @@
         <w:ind w:left="12" w:hanging="10"/>
         <w:jc w:val="both"/>
         <w:rPr>
-          <w:rFonts w:ascii="Cambria" w:eastAsia="Cambria" w:hAnsi="Cambria" w:cs="Cambria"/>
-          <w:sz w:val="18"/>
+          <w:rFonts w:ascii="Times New Roman" w:eastAsia="Cambria" w:hAnsi="Times New Roman" w:cs="Times New Roman"/>
+          <w:sz w:val="18"/>
+          <w:szCs w:val="18"/>
           <w:lang w:val="fr-FR"/>
         </w:rPr>
       </w:pPr>
       <w:r>
         <w:rPr>
-          <w:rFonts w:ascii="Cambria" w:eastAsia="Cambria" w:hAnsi="Cambria" w:cs="Cambria"/>
-          <w:sz w:val="18"/>
+          <w:rFonts w:ascii="Times New Roman" w:eastAsia="Cambria" w:hAnsi="Times New Roman" w:cs="Times New Roman"/>
+          <w:sz w:val="18"/>
+          <w:szCs w:val="18"/>
           <w:lang w:val="fr-FR"/>
         </w:rPr>
         <w:t xml:space="preserve">Sur les sommes perçues par lui, </w:t>
       </w:r>
       <w:r>
         <w:rPr>
-          <w:rFonts w:ascii="Cambria" w:eastAsia="Cambria" w:hAnsi="Cambria" w:cs="Cambria"/>
+          <w:rFonts w:ascii="Times New Roman" w:eastAsia="Cambria" w:hAnsi="Times New Roman" w:cs="Times New Roman"/>
           <w:b/>
           <w:bCs/>
           <w:color w:val="FF0000"/>
           <w:sz w:val="18"/>
-          <w:lang w:val="fr-FR"/>
-        </w:rPr>
-        <w:t>[</w:t>
-      </w:r>
-      <w:proofErr w:type="spellStart"/>
-      <w:r>
-        <w:rPr>
-          <w:rFonts w:ascii="Cambria" w:eastAsia="Cambria" w:hAnsi="Cambria" w:cs="Cambria"/>
+          <w:szCs w:val="18"/>
+          <w:lang w:val="fr-FR"/>
+        </w:rPr>
+        <w:t xml:space="preserve">[editeur] </w:t>
+      </w:r>
+      <w:r>
+        <w:rPr>
+          <w:rFonts w:ascii="Times New Roman" w:eastAsia="Cambria" w:hAnsi="Times New Roman" w:cs="Times New Roman"/>
+          <w:sz w:val="18"/>
+          <w:szCs w:val="18"/>
+          <w:lang w:val="fr-FR"/>
+        </w:rPr>
+        <w:t xml:space="preserve">se chargera de régler à </w:t>
+      </w:r>
+      <w:r>
+        <w:rPr>
+          <w:rFonts w:ascii="Times New Roman" w:eastAsia="Cambria" w:hAnsi="Times New Roman" w:cs="Times New Roman"/>
           <w:b/>
           <w:bCs/>
           <w:color w:val="FF0000"/>
           <w:sz w:val="18"/>
-          <w:lang w:val="fr-FR"/>
-        </w:rPr>
-        <w:t>editeur</w:t>
-      </w:r>
-      <w:proofErr w:type="spellEnd"/>
-      <w:r>
-        <w:rPr>
-          <w:rFonts w:ascii="Cambria" w:eastAsia="Cambria" w:hAnsi="Cambria" w:cs="Cambria"/>
+          <w:szCs w:val="18"/>
+          <w:lang w:val="fr-FR"/>
+        </w:rPr>
+        <w:t>[</w:t>
+      </w:r>
+      <w:r>
+        <w:rPr>
+          <w:rFonts w:ascii="Times New Roman" w:hAnsi="Times New Roman" w:cs="Times New Roman"/>
           <w:b/>
           <w:bCs/>
           <w:color w:val="FF0000"/>
           <w:sz w:val="18"/>
-          <w:lang w:val="fr-FR"/>
-        </w:rPr>
-        <w:t xml:space="preserve">] </w:t>
-      </w:r>
-      <w:r>
-        <w:rPr>
-          <w:rFonts w:ascii="Cambria" w:eastAsia="Cambria" w:hAnsi="Cambria" w:cs="Cambria"/>
-          <w:sz w:val="18"/>
-          <w:lang w:val="fr-FR"/>
-        </w:rPr>
-        <w:t xml:space="preserve">se chargera de régler à </w:t>
-      </w:r>
-      <w:r>
-        <w:rPr>
-          <w:rFonts w:ascii="Cambria" w:eastAsia="Cambria" w:hAnsi="Cambria" w:cs="Cambria"/>
+          <w:szCs w:val="18"/>
+          <w:lang w:val="fr-FR"/>
+        </w:rPr>
+        <w:t>createur</w:t>
+      </w:r>
+      <w:r>
+        <w:rPr>
+          <w:rFonts w:ascii="Times New Roman" w:eastAsia="Cambria" w:hAnsi="Times New Roman" w:cs="Times New Roman"/>
           <w:b/>
           <w:bCs/>
           <w:color w:val="FF0000"/>
           <w:sz w:val="18"/>
-          <w:lang w:val="fr-FR"/>
-        </w:rPr>
-        <w:t>[</w:t>
-      </w:r>
-      <w:proofErr w:type="spellStart"/>
-      <w:r>
-        <w:rPr>
-          <w:rFonts w:ascii="Cambria" w:hAnsi="Cambria"/>
+          <w:szCs w:val="18"/>
+          <w:lang w:val="fr-FR"/>
+        </w:rPr>
+        <w:t>]</w:t>
+      </w:r>
+      <w:r>
+        <w:rPr>
+          <w:rFonts w:ascii="Times New Roman" w:eastAsia="Cambria" w:hAnsi="Times New Roman" w:cs="Times New Roman"/>
           <w:b/>
           <w:bCs/>
           <w:color w:val="FF0000"/>
@@ -2614,195 +1722,108 @@
           <w:szCs w:val="18"/>
           <w:lang w:val="fr-FR"/>
         </w:rPr>
-        <w:t>createur</w:t>
-      </w:r>
-      <w:proofErr w:type="spellEnd"/>
-      <w:r>
-        <w:rPr>
-          <w:rFonts w:ascii="Cambria" w:eastAsia="Cambria" w:hAnsi="Cambria" w:cs="Cambria"/>
+        <w:t xml:space="preserve">, </w:t>
+      </w:r>
+      <w:r>
+        <w:rPr>
+          <w:rFonts w:ascii="Times New Roman" w:eastAsia="Cambria" w:hAnsi="Times New Roman" w:cs="Times New Roman"/>
+          <w:sz w:val="18"/>
+          <w:szCs w:val="18"/>
+          <w:lang w:val="fr-FR"/>
+        </w:rPr>
+        <w:t>pour son propre</w:t>
+      </w:r>
+      <w:r>
+        <w:rPr>
+          <w:rFonts w:ascii="Times New Roman" w:eastAsia="Cambria" w:hAnsi="Times New Roman" w:cs="Times New Roman"/>
+          <w:sz w:val="18"/>
+          <w:szCs w:val="18"/>
+          <w:lang w:val="fr-FR"/>
+        </w:rPr>
+        <w:t xml:space="preserve"> compte, </w:t>
+      </w:r>
+      <w:r>
+        <w:rPr>
+          <w:rFonts w:ascii="Times New Roman" w:eastAsia="Cambria" w:hAnsi="Times New Roman" w:cs="Times New Roman"/>
+          <w:color w:val="EE0000"/>
+          <w:sz w:val="18"/>
+          <w:szCs w:val="18"/>
+          <w:lang w:val="fr-FR"/>
+        </w:rPr>
+        <w:t xml:space="preserve">et ceux </w:t>
+      </w:r>
+      <w:r>
+        <w:rPr>
+          <w:rFonts w:ascii="Times New Roman" w:eastAsia="Cambria" w:hAnsi="Times New Roman" w:cs="Times New Roman"/>
           <w:b/>
           <w:bCs/>
           <w:color w:val="FF0000"/>
           <w:sz w:val="18"/>
-          <w:lang w:val="fr-FR"/>
-        </w:rPr>
-        <w:t>]</w:t>
-      </w:r>
-      <w:r>
-        <w:rPr>
-          <w:rFonts w:ascii="Cambria" w:eastAsia="Cambria" w:hAnsi="Cambria" w:cs="Cambria"/>
+          <w:szCs w:val="18"/>
+          <w:lang w:val="fr-FR"/>
+        </w:rPr>
+        <w:t>de [editeurcede</w:t>
+      </w:r>
+      <w:r>
+        <w:rPr>
+          <w:rFonts w:ascii="Times New Roman" w:eastAsia="Cambria" w:hAnsi="Times New Roman" w:cs="Times New Roman"/>
           <w:b/>
           <w:bCs/>
           <w:color w:val="FF0000"/>
           <w:sz w:val="18"/>
-          <w:lang w:val="fr-FR"/>
-        </w:rPr>
-        <w:t xml:space="preserve">, </w:t>
-      </w:r>
-      <w:r>
-        <w:rPr>
-          <w:rFonts w:ascii="Cambria" w:eastAsia="Cambria" w:hAnsi="Cambria" w:cs="Cambria"/>
-          <w:sz w:val="18"/>
-          <w:lang w:val="fr-FR"/>
-        </w:rPr>
-        <w:t>pour son propre</w:t>
-      </w:r>
-      <w:r>
-        <w:rPr>
-          <w:rFonts w:ascii="Cambria" w:eastAsia="Cambria" w:hAnsi="Cambria" w:cs="Cambria"/>
-          <w:sz w:val="18"/>
-          <w:lang w:val="fr-FR"/>
-        </w:rPr>
-        <w:t xml:space="preserve"> </w:t>
-      </w:r>
-      <w:r>
-        <w:rPr>
-          <w:rFonts w:ascii="Cambria" w:eastAsia="Cambria" w:hAnsi="Cambria" w:cs="Cambria"/>
-          <w:sz w:val="18"/>
-          <w:lang w:val="fr-FR"/>
-        </w:rPr>
-        <w:t>compte</w:t>
-      </w:r>
-      <w:r>
-        <w:rPr>
-          <w:rFonts w:ascii="Cambria" w:eastAsia="Cambria" w:hAnsi="Cambria" w:cs="Cambria"/>
-          <w:sz w:val="18"/>
-          <w:lang w:val="fr-FR"/>
-        </w:rPr>
-        <w:t xml:space="preserve">, </w:t>
-      </w:r>
-      <w:r>
-        <w:rPr>
-          <w:rFonts w:ascii="Cambria" w:eastAsia="Cambria" w:hAnsi="Cambria" w:cs="Cambria"/>
-          <w:color w:val="EE0000"/>
-          <w:sz w:val="18"/>
-          <w:lang w:val="fr-FR"/>
-        </w:rPr>
-        <w:t xml:space="preserve">et ceux </w:t>
-      </w:r>
-      <w:r>
-        <w:rPr>
-          <w:rFonts w:ascii="Cambria" w:eastAsia="Cambria" w:hAnsi="Cambria" w:cs="Cambria"/>
+          <w:szCs w:val="18"/>
+          <w:lang w:val="fr-FR"/>
+        </w:rPr>
+        <w:t>sub</w:t>
+      </w:r>
+      <w:r>
+        <w:rPr>
+          <w:rFonts w:ascii="Times New Roman" w:eastAsia="Cambria" w:hAnsi="Times New Roman" w:cs="Times New Roman"/>
           <w:b/>
           <w:bCs/>
           <w:color w:val="FF0000"/>
           <w:sz w:val="18"/>
-          <w:lang w:val="fr-FR"/>
-        </w:rPr>
-        <w:t xml:space="preserve">de </w:t>
-      </w:r>
-      <w:r>
-        <w:rPr>
-          <w:rFonts w:ascii="Cambria" w:eastAsia="Cambria" w:hAnsi="Cambria" w:cs="Cambria"/>
+          <w:szCs w:val="18"/>
+          <w:lang w:val="fr-FR"/>
+        </w:rPr>
+        <w:t>]</w:t>
+      </w:r>
+      <w:r>
+        <w:rPr>
+          <w:rFonts w:ascii="Times New Roman" w:eastAsia="Cambria" w:hAnsi="Times New Roman" w:cs="Times New Roman"/>
+          <w:color w:val="FF0000"/>
+          <w:sz w:val="18"/>
+          <w:szCs w:val="18"/>
+          <w:lang w:val="fr-FR"/>
+        </w:rPr>
+        <w:t xml:space="preserve">, </w:t>
+      </w:r>
+      <w:r>
+        <w:rPr>
+          <w:rFonts w:ascii="Times New Roman" w:eastAsia="Cambria" w:hAnsi="Times New Roman" w:cs="Times New Roman"/>
+          <w:sz w:val="18"/>
+          <w:szCs w:val="18"/>
+          <w:lang w:val="fr-FR"/>
+        </w:rPr>
+        <w:t xml:space="preserve"> la part des redevances lui revenant sur celles que </w:t>
+      </w:r>
+      <w:r>
+        <w:rPr>
+          <w:rFonts w:ascii="Times New Roman" w:eastAsia="Cambria" w:hAnsi="Times New Roman" w:cs="Times New Roman"/>
           <w:b/>
           <w:bCs/>
           <w:color w:val="FF0000"/>
           <w:sz w:val="18"/>
-          <w:lang w:val="fr-FR"/>
-        </w:rPr>
-        <w:t>[</w:t>
-      </w:r>
-      <w:proofErr w:type="spellStart"/>
-      <w:r>
-        <w:rPr>
-          <w:rFonts w:ascii="Cambria" w:eastAsia="Cambria" w:hAnsi="Cambria" w:cs="Cambria"/>
-          <w:b/>
-          <w:bCs/>
-          <w:color w:val="FF0000"/>
-          <w:sz w:val="18"/>
-          <w:lang w:val="fr-FR"/>
-        </w:rPr>
-        <w:t>editeurcede</w:t>
-      </w:r>
-      <w:r>
-        <w:rPr>
-          <w:rFonts w:ascii="Cambria" w:eastAsia="Cambria" w:hAnsi="Cambria" w:cs="Cambria"/>
-          <w:b/>
-          <w:bCs/>
-          <w:color w:val="FF0000"/>
-          <w:sz w:val="18"/>
-          <w:lang w:val="fr-FR"/>
-        </w:rPr>
-        <w:t>sub</w:t>
-      </w:r>
-      <w:proofErr w:type="spellEnd"/>
-      <w:proofErr w:type="gramStart"/>
-      <w:r>
-        <w:rPr>
-          <w:rFonts w:ascii="Cambria" w:eastAsia="Cambria" w:hAnsi="Cambria" w:cs="Cambria"/>
-          <w:b/>
-          <w:bCs/>
-          <w:color w:val="FF0000"/>
-          <w:sz w:val="18"/>
-          <w:lang w:val="fr-FR"/>
-        </w:rPr>
-        <w:t>]</w:t>
-      </w:r>
-      <w:r>
-        <w:rPr>
-          <w:rFonts w:ascii="Cambria" w:eastAsia="Cambria" w:hAnsi="Cambria" w:cs="Cambria"/>
-          <w:color w:val="FF0000"/>
-          <w:sz w:val="18"/>
-          <w:lang w:val="fr-FR"/>
-        </w:rPr>
-        <w:t xml:space="preserve">, </w:t>
-      </w:r>
-      <w:r>
-        <w:rPr>
-          <w:rFonts w:ascii="Cambria" w:eastAsia="Cambria" w:hAnsi="Cambria" w:cs="Cambria"/>
-          <w:sz w:val="18"/>
-          <w:lang w:val="fr-FR"/>
-        </w:rPr>
-        <w:t xml:space="preserve"> la</w:t>
-      </w:r>
-      <w:proofErr w:type="gramEnd"/>
-      <w:r>
-        <w:rPr>
-          <w:rFonts w:ascii="Cambria" w:eastAsia="Cambria" w:hAnsi="Cambria" w:cs="Cambria"/>
-          <w:sz w:val="18"/>
-          <w:lang w:val="fr-FR"/>
-        </w:rPr>
-        <w:t xml:space="preserve"> part des redevances lui revenant sur celles que </w:t>
-      </w:r>
-      <w:r>
-        <w:rPr>
-          <w:rFonts w:ascii="Cambria" w:eastAsia="Cambria" w:hAnsi="Cambria" w:cs="Cambria"/>
-          <w:b/>
-          <w:bCs/>
-          <w:color w:val="FF0000"/>
-          <w:sz w:val="18"/>
-          <w:lang w:val="fr-FR"/>
-        </w:rPr>
-        <w:t>[</w:t>
-      </w:r>
-      <w:proofErr w:type="spellStart"/>
-      <w:r>
-        <w:rPr>
-          <w:rFonts w:ascii="Cambria" w:eastAsia="Cambria" w:hAnsi="Cambria" w:cs="Cambria"/>
-          <w:b/>
-          <w:bCs/>
-          <w:color w:val="FF0000"/>
-          <w:sz w:val="18"/>
-          <w:lang w:val="fr-FR"/>
-        </w:rPr>
-        <w:t>editeur</w:t>
-      </w:r>
-      <w:proofErr w:type="spellEnd"/>
-      <w:r>
-        <w:rPr>
-          <w:rFonts w:ascii="Cambria" w:eastAsia="Cambria" w:hAnsi="Cambria" w:cs="Cambria"/>
-          <w:b/>
-          <w:bCs/>
-          <w:color w:val="FF0000"/>
-          <w:sz w:val="18"/>
-          <w:lang w:val="fr-FR"/>
-        </w:rPr>
-        <w:t xml:space="preserve">] </w:t>
-      </w:r>
-      <w:r>
-        <w:rPr>
-          <w:rFonts w:ascii="Cambria" w:eastAsia="Cambria" w:hAnsi="Cambria" w:cs="Cambria"/>
-          <w:sz w:val="18"/>
+          <w:szCs w:val="18"/>
+          <w:lang w:val="fr-FR"/>
+        </w:rPr>
+        <w:t xml:space="preserve">[editeur] </w:t>
+      </w:r>
+      <w:r>
+        <w:rPr>
+          <w:rFonts w:ascii="Times New Roman" w:eastAsia="Cambria" w:hAnsi="Times New Roman" w:cs="Times New Roman"/>
+          <w:sz w:val="18"/>
+          <w:szCs w:val="18"/>
           <w:lang w:val="fr-FR"/>
         </w:rPr>
         <w:t>a perçues si celle-ci n’est pas répartie directement par les organismes de gestion collective ou Indépendants.</w:t>
@@ -2814,17 +1835,19 @@
         <w:ind w:left="12" w:hanging="10"/>
         <w:jc w:val="both"/>
         <w:rPr>
-          <w:rFonts w:ascii="Cambria" w:eastAsia="Cambria" w:hAnsi="Cambria" w:cs="Cambria"/>
-          <w:sz w:val="18"/>
+          <w:rFonts w:ascii="Times New Roman" w:eastAsia="Cambria" w:hAnsi="Times New Roman" w:cs="Times New Roman"/>
+          <w:sz w:val="18"/>
+          <w:szCs w:val="18"/>
           <w:lang w:val="fr-FR"/>
         </w:rPr>
       </w:pPr>
       <w:r>
         <w:rPr>
-          <w:rFonts w:ascii="Cambria" w:eastAsia="Cambria" w:hAnsi="Cambria" w:cs="Cambria"/>
+          <w:rFonts w:ascii="Times New Roman" w:eastAsia="Cambria" w:hAnsi="Times New Roman" w:cs="Times New Roman"/>
           <w:b/>
           <w:bCs/>
           <w:sz w:val="18"/>
+          <w:szCs w:val="18"/>
           <w:lang w:val="fr-FR"/>
         </w:rPr>
         <w:t>{END_SUBS}</w:t>
@@ -2836,49 +1859,31 @@
         <w:ind w:left="12" w:hanging="10"/>
         <w:jc w:val="both"/>
         <w:rPr>
-          <w:rFonts w:ascii="Cambria" w:eastAsia="Cambria" w:hAnsi="Cambria" w:cs="Cambria"/>
+          <w:rFonts w:ascii="Times New Roman" w:eastAsia="Cambria" w:hAnsi="Times New Roman" w:cs="Times New Roman"/>
           <w:b/>
           <w:bCs/>
           <w:sz w:val="18"/>
+          <w:szCs w:val="18"/>
           <w:lang w:val="fr-FR"/>
         </w:rPr>
       </w:pPr>
       <w:r>
         <w:rPr>
-          <w:rFonts w:ascii="Cambria" w:eastAsia="Cambria" w:hAnsi="Cambria" w:cs="Cambria"/>
+          <w:rFonts w:ascii="Times New Roman" w:eastAsia="Cambria" w:hAnsi="Times New Roman" w:cs="Times New Roman"/>
           <w:b/>
           <w:bCs/>
           <w:sz w:val="18"/>
-          <w:lang w:val="fr-FR"/>
-        </w:rPr>
-        <w:t>{START_</w:t>
-      </w:r>
-      <w:r>
-        <w:rPr>
-          <w:rFonts w:ascii="Cambria" w:eastAsia="Cambria" w:hAnsi="Cambria" w:cs="Cambria"/>
-          <w:b/>
-          <w:bCs/>
-          <w:sz w:val="18"/>
-          <w:lang w:val="fr-FR"/>
-        </w:rPr>
-        <w:t>SUBEAC</w:t>
-      </w:r>
-      <w:r>
-        <w:rPr>
-          <w:rFonts w:ascii="Cambria" w:eastAsia="Cambria" w:hAnsi="Cambria" w:cs="Cambria"/>
-          <w:b/>
-          <w:bCs/>
-          <w:sz w:val="18"/>
-          <w:lang w:val="fr-FR"/>
-        </w:rPr>
-        <w:t>}</w:t>
+          <w:szCs w:val="18"/>
+          <w:lang w:val="fr-FR"/>
+        </w:rPr>
+        <w:t>{START_SUBEAC}</w:t>
       </w:r>
     </w:p>
     <w:p>
       <w:pPr>
         <w:spacing w:after="0" w:line="268" w:lineRule="auto"/>
         <w:rPr>
-          <w:rFonts w:ascii="Cambria" w:hAnsi="Cambria"/>
+          <w:rFonts w:ascii="Times New Roman" w:hAnsi="Times New Roman" w:cs="Times New Roman"/>
           <w:sz w:val="18"/>
           <w:szCs w:val="18"/>
           <w:lang w:val="fr-FR"/>
@@ -2886,7 +1891,7 @@
       </w:pPr>
       <w:r>
         <w:rPr>
-          <w:rFonts w:ascii="Cambria" w:hAnsi="Cambria"/>
+          <w:rFonts w:ascii="Times New Roman" w:hAnsi="Times New Roman" w:cs="Times New Roman"/>
           <w:sz w:val="18"/>
           <w:szCs w:val="18"/>
           <w:lang w:val="fr-FR"/>
@@ -2895,7 +1900,7 @@
       </w:r>
       <w:r>
         <w:rPr>
-          <w:rFonts w:ascii="Cambria" w:hAnsi="Cambria"/>
+          <w:rFonts w:ascii="Times New Roman" w:hAnsi="Times New Roman" w:cs="Times New Roman"/>
           <w:b/>
           <w:bCs/>
           <w:color w:val="FF0000"/>
@@ -2905,10 +1910,9 @@
         </w:rPr>
         <w:t>[</w:t>
       </w:r>
-      <w:proofErr w:type="spellStart"/>
-      <w:r>
-        <w:rPr>
-          <w:rFonts w:ascii="Cambria" w:hAnsi="Cambria"/>
+      <w:r>
+        <w:rPr>
+          <w:rFonts w:ascii="Times New Roman" w:hAnsi="Times New Roman" w:cs="Times New Roman"/>
           <w:b/>
           <w:bCs/>
           <w:color w:val="FF0000"/>
@@ -2918,10 +1922,9 @@
         </w:rPr>
         <w:t>createur</w:t>
       </w:r>
-      <w:proofErr w:type="spellEnd"/>
-      <w:r>
-        <w:rPr>
-          <w:rFonts w:ascii="Cambria" w:hAnsi="Cambria"/>
+      <w:r>
+        <w:rPr>
+          <w:rFonts w:ascii="Times New Roman" w:hAnsi="Times New Roman" w:cs="Times New Roman"/>
           <w:b/>
           <w:bCs/>
           <w:color w:val="FF0000"/>
@@ -2933,7 +1936,7 @@
       </w:r>
       <w:r>
         <w:rPr>
-          <w:rFonts w:ascii="Cambria" w:hAnsi="Cambria"/>
+          <w:rFonts w:ascii="Times New Roman" w:hAnsi="Times New Roman" w:cs="Times New Roman"/>
           <w:color w:val="FF0000"/>
           <w:sz w:val="18"/>
           <w:szCs w:val="18"/>
@@ -2943,7 +1946,7 @@
       </w:r>
       <w:r>
         <w:rPr>
-          <w:rFonts w:ascii="Cambria" w:hAnsi="Cambria"/>
+          <w:rFonts w:ascii="Times New Roman" w:hAnsi="Times New Roman" w:cs="Times New Roman"/>
           <w:sz w:val="18"/>
           <w:szCs w:val="18"/>
           <w:lang w:val="fr-FR"/>
@@ -2955,19 +1958,21 @@
       <w:pPr>
         <w:spacing w:after="296" w:line="268" w:lineRule="auto"/>
         <w:rPr>
-          <w:rFonts w:ascii="Cambria" w:eastAsia="Cambria" w:hAnsi="Cambria" w:cs="Cambria"/>
+          <w:rFonts w:ascii="Times New Roman" w:eastAsia="Cambria" w:hAnsi="Times New Roman" w:cs="Times New Roman"/>
           <w:b/>
           <w:bCs/>
           <w:sz w:val="18"/>
+          <w:szCs w:val="18"/>
           <w:lang w:val="fr-FR"/>
         </w:rPr>
       </w:pPr>
       <w:r>
         <w:rPr>
-          <w:rFonts w:ascii="Cambria" w:eastAsia="Cambria" w:hAnsi="Cambria" w:cs="Cambria"/>
+          <w:rFonts w:ascii="Times New Roman" w:eastAsia="Cambria" w:hAnsi="Times New Roman" w:cs="Times New Roman"/>
           <w:b/>
           <w:bCs/>
           <w:sz w:val="18"/>
+          <w:szCs w:val="18"/>
           <w:lang w:val="fr-FR"/>
         </w:rPr>
         <w:t>{END_SUBEAC}</w:t>
@@ -2979,42 +1984,24 @@
         <w:ind w:left="12" w:hanging="10"/>
         <w:jc w:val="both"/>
         <w:rPr>
-          <w:rFonts w:ascii="Cambria" w:eastAsia="Cambria" w:hAnsi="Cambria" w:cs="Cambria"/>
+          <w:rFonts w:ascii="Times New Roman" w:eastAsia="Cambria" w:hAnsi="Times New Roman" w:cs="Times New Roman"/>
           <w:b/>
           <w:bCs/>
           <w:sz w:val="18"/>
+          <w:szCs w:val="18"/>
           <w:lang w:val="fr-FR"/>
         </w:rPr>
       </w:pPr>
       <w:r>
         <w:rPr>
-          <w:rFonts w:ascii="Cambria" w:eastAsia="Cambria" w:hAnsi="Cambria" w:cs="Cambria"/>
+          <w:rFonts w:ascii="Times New Roman" w:eastAsia="Cambria" w:hAnsi="Times New Roman" w:cs="Times New Roman"/>
           <w:b/>
           <w:bCs/>
           <w:sz w:val="18"/>
-          <w:lang w:val="fr-FR"/>
-        </w:rPr>
-        <w:t>{</w:t>
-      </w:r>
-      <w:r>
-        <w:rPr>
-          <w:rFonts w:ascii="Cambria" w:eastAsia="Cambria" w:hAnsi="Cambria" w:cs="Cambria"/>
-          <w:b/>
-          <w:bCs/>
-          <w:sz w:val="18"/>
-          <w:lang w:val="fr-FR"/>
-        </w:rPr>
-        <w:t>START_LIC</w:t>
-      </w:r>
-      <w:r>
-        <w:rPr>
-          <w:rFonts w:ascii="Cambria" w:eastAsia="Cambria" w:hAnsi="Cambria" w:cs="Cambria"/>
-          <w:b/>
-          <w:bCs/>
-          <w:sz w:val="18"/>
-          <w:lang w:val="fr-FR"/>
-        </w:rPr>
-        <w:t>}</w:t>
+          <w:szCs w:val="18"/>
+          <w:lang w:val="fr-FR"/>
+        </w:rPr>
+        <w:t>{START_LIC}</w:t>
       </w:r>
     </w:p>
     <w:p>
@@ -3023,354 +2010,236 @@
         <w:ind w:left="12" w:hanging="10"/>
         <w:jc w:val="both"/>
         <w:rPr>
-          <w:rFonts w:ascii="Cambria" w:eastAsia="Cambria" w:hAnsi="Cambria" w:cs="Cambria"/>
-          <w:sz w:val="18"/>
+          <w:rFonts w:ascii="Times New Roman" w:eastAsia="Cambria" w:hAnsi="Times New Roman" w:cs="Times New Roman"/>
+          <w:sz w:val="18"/>
+          <w:szCs w:val="18"/>
           <w:lang w:val="fr-FR"/>
         </w:rPr>
       </w:pPr>
       <w:r>
         <w:rPr>
-          <w:rFonts w:ascii="Cambria" w:eastAsia="Cambria" w:hAnsi="Cambria" w:cs="Cambria"/>
+          <w:rFonts w:ascii="Times New Roman" w:eastAsia="Cambria" w:hAnsi="Times New Roman" w:cs="Times New Roman"/>
           <w:b/>
           <w:bCs/>
           <w:color w:val="FF0000"/>
           <w:sz w:val="18"/>
-          <w:lang w:val="fr-FR"/>
-        </w:rPr>
-        <w:t>[</w:t>
-      </w:r>
-      <w:proofErr w:type="spellStart"/>
-      <w:proofErr w:type="gramStart"/>
-      <w:r>
-        <w:rPr>
-          <w:rFonts w:ascii="Cambria" w:eastAsia="Cambria" w:hAnsi="Cambria" w:cs="Cambria"/>
+          <w:szCs w:val="18"/>
+          <w:lang w:val="fr-FR"/>
+        </w:rPr>
+        <w:t>[editeur]</w:t>
+      </w:r>
+      <w:r>
+        <w:rPr>
+          <w:rFonts w:ascii="Times New Roman" w:eastAsia="Cambria" w:hAnsi="Times New Roman" w:cs="Times New Roman"/>
+          <w:color w:val="FF0000"/>
+          <w:sz w:val="18"/>
+          <w:szCs w:val="18"/>
+          <w:lang w:val="fr-FR"/>
+        </w:rPr>
+        <w:t xml:space="preserve"> </w:t>
+      </w:r>
+      <w:r>
+        <w:rPr>
+          <w:rFonts w:ascii="Times New Roman" w:eastAsia="Cambria" w:hAnsi="Times New Roman" w:cs="Times New Roman"/>
+          <w:sz w:val="18"/>
+          <w:szCs w:val="18"/>
+          <w:lang w:val="fr-FR"/>
+        </w:rPr>
+        <w:t>se chargera, pour son propre compte,</w:t>
+      </w:r>
+      <w:r>
+        <w:rPr>
+          <w:rFonts w:ascii="Times New Roman" w:eastAsia="Cambria" w:hAnsi="Times New Roman" w:cs="Times New Roman"/>
+          <w:color w:val="EE0000"/>
+          <w:sz w:val="18"/>
+          <w:szCs w:val="18"/>
+          <w:lang w:val="fr-FR"/>
+        </w:rPr>
+        <w:t xml:space="preserve"> et ceux </w:t>
+      </w:r>
+      <w:r>
+        <w:rPr>
+          <w:rFonts w:ascii="Times New Roman" w:eastAsia="Cambria" w:hAnsi="Times New Roman" w:cs="Times New Roman"/>
           <w:b/>
           <w:bCs/>
           <w:color w:val="FF0000"/>
           <w:sz w:val="18"/>
-          <w:lang w:val="fr-FR"/>
-        </w:rPr>
-        <w:t>editeur</w:t>
-      </w:r>
-      <w:proofErr w:type="spellEnd"/>
-      <w:proofErr w:type="gramEnd"/>
-      <w:r>
-        <w:rPr>
-          <w:rFonts w:ascii="Cambria" w:eastAsia="Cambria" w:hAnsi="Cambria" w:cs="Cambria"/>
+          <w:szCs w:val="18"/>
+          <w:lang w:val="fr-FR"/>
+        </w:rPr>
+        <w:t>de [editeurcedelic]</w:t>
+      </w:r>
+      <w:r>
+        <w:rPr>
+          <w:rFonts w:ascii="Times New Roman" w:eastAsia="Cambria" w:hAnsi="Times New Roman" w:cs="Times New Roman"/>
+          <w:color w:val="FF0000"/>
+          <w:sz w:val="18"/>
+          <w:szCs w:val="18"/>
+          <w:lang w:val="fr-FR"/>
+        </w:rPr>
+        <w:t xml:space="preserve">, </w:t>
+      </w:r>
+      <w:r>
+        <w:rPr>
+          <w:rFonts w:ascii="Times New Roman" w:eastAsia="Cambria" w:hAnsi="Times New Roman" w:cs="Times New Roman"/>
+          <w:sz w:val="18"/>
+          <w:szCs w:val="18"/>
+          <w:lang w:val="fr-FR"/>
+        </w:rPr>
+        <w:t>de la négociation et de la signature de toutes licences</w:t>
+      </w:r>
+      <w:r>
+        <w:rPr>
+          <w:rFonts w:ascii="Times New Roman" w:eastAsia="Cambria" w:hAnsi="Times New Roman" w:cs="Times New Roman"/>
+          <w:sz w:val="18"/>
+          <w:szCs w:val="18"/>
+          <w:lang w:val="fr-FR"/>
+        </w:rPr>
+        <w:t xml:space="preserve"> </w:t>
+      </w:r>
+      <w:r>
+        <w:rPr>
+          <w:rFonts w:ascii="Times New Roman" w:eastAsia="Cambria" w:hAnsi="Times New Roman" w:cs="Times New Roman"/>
+          <w:sz w:val="18"/>
+          <w:szCs w:val="18"/>
+          <w:lang w:val="fr-FR"/>
+        </w:rPr>
+        <w:t>d’exploitation de l’ŒUVRE qui ne relèvent pas de la compétence des organismes de gestion collective ou</w:t>
+      </w:r>
+      <w:r>
+        <w:rPr>
+          <w:rFonts w:ascii="Times New Roman" w:eastAsia="Cambria" w:hAnsi="Times New Roman" w:cs="Times New Roman"/>
+          <w:sz w:val="18"/>
+          <w:szCs w:val="18"/>
+          <w:lang w:val="fr-FR"/>
+        </w:rPr>
+        <w:t xml:space="preserve"> </w:t>
+      </w:r>
+      <w:r>
+        <w:rPr>
+          <w:rFonts w:ascii="Times New Roman" w:eastAsia="Cambria" w:hAnsi="Times New Roman" w:cs="Times New Roman"/>
+          <w:sz w:val="18"/>
+          <w:szCs w:val="18"/>
+          <w:lang w:val="fr-FR"/>
+        </w:rPr>
+        <w:t xml:space="preserve">indépendants. Il encaissera seul les redevances dues en contrepartie de ces licences, dans la limite de la quote-part des droits qu’il représente dans l’ŒUVRE et se chargera ensuite de régler à </w:t>
+      </w:r>
+      <w:r>
+        <w:rPr>
+          <w:rFonts w:ascii="Times New Roman" w:eastAsia="Cambria" w:hAnsi="Times New Roman" w:cs="Times New Roman"/>
           <w:b/>
           <w:bCs/>
           <w:color w:val="FF0000"/>
           <w:sz w:val="18"/>
-          <w:lang w:val="fr-FR"/>
-        </w:rPr>
-        <w:t>]</w:t>
-      </w:r>
-      <w:r>
-        <w:rPr>
-          <w:rFonts w:ascii="Cambria" w:eastAsia="Cambria" w:hAnsi="Cambria" w:cs="Cambria"/>
-          <w:color w:val="FF0000"/>
-          <w:sz w:val="18"/>
-          <w:lang w:val="fr-FR"/>
-        </w:rPr>
-        <w:t xml:space="preserve"> </w:t>
-      </w:r>
-      <w:r>
-        <w:rPr>
-          <w:rFonts w:ascii="Cambria" w:eastAsia="Cambria" w:hAnsi="Cambria" w:cs="Cambria"/>
-          <w:sz w:val="18"/>
-          <w:lang w:val="fr-FR"/>
-        </w:rPr>
-        <w:t>se chargera, pour son propre compte,</w:t>
-      </w:r>
-      <w:r>
-        <w:rPr>
-          <w:rFonts w:ascii="Cambria" w:eastAsia="Cambria" w:hAnsi="Cambria" w:cs="Cambria"/>
-          <w:color w:val="EE0000"/>
-          <w:sz w:val="18"/>
-          <w:lang w:val="fr-FR"/>
-        </w:rPr>
-        <w:t xml:space="preserve"> </w:t>
-      </w:r>
-      <w:r>
-        <w:rPr>
-          <w:rFonts w:ascii="Cambria" w:eastAsia="Cambria" w:hAnsi="Cambria" w:cs="Cambria"/>
-          <w:color w:val="EE0000"/>
-          <w:sz w:val="18"/>
-          <w:lang w:val="fr-FR"/>
-        </w:rPr>
-        <w:t xml:space="preserve">et ceux </w:t>
-      </w:r>
-      <w:r>
-        <w:rPr>
-          <w:rFonts w:ascii="Cambria" w:eastAsia="Cambria" w:hAnsi="Cambria" w:cs="Cambria"/>
+          <w:szCs w:val="18"/>
+          <w:lang w:val="fr-FR"/>
+        </w:rPr>
+        <w:t>[</w:t>
+      </w:r>
+      <w:r>
+        <w:rPr>
+          <w:rFonts w:ascii="Times New Roman" w:hAnsi="Times New Roman" w:cs="Times New Roman"/>
           <w:b/>
           <w:bCs/>
           <w:color w:val="FF0000"/>
           <w:sz w:val="18"/>
-          <w:lang w:val="fr-FR"/>
-        </w:rPr>
-        <w:t xml:space="preserve">de </w:t>
-      </w:r>
-      <w:r>
-        <w:rPr>
-          <w:rFonts w:ascii="Cambria" w:eastAsia="Cambria" w:hAnsi="Cambria" w:cs="Cambria"/>
+          <w:szCs w:val="18"/>
+          <w:lang w:val="fr-FR"/>
+        </w:rPr>
+        <w:t>createur</w:t>
+      </w:r>
+      <w:r>
+        <w:rPr>
+          <w:rFonts w:ascii="Times New Roman" w:eastAsia="Cambria" w:hAnsi="Times New Roman" w:cs="Times New Roman"/>
           <w:b/>
           <w:bCs/>
           <w:color w:val="FF0000"/>
           <w:sz w:val="18"/>
-          <w:lang w:val="fr-FR"/>
-        </w:rPr>
-        <w:t>[</w:t>
-      </w:r>
-      <w:proofErr w:type="spellStart"/>
-      <w:r>
-        <w:rPr>
-          <w:rFonts w:ascii="Cambria" w:eastAsia="Cambria" w:hAnsi="Cambria" w:cs="Cambria"/>
+          <w:szCs w:val="18"/>
+          <w:lang w:val="fr-FR"/>
+        </w:rPr>
+        <w:t>]</w:t>
+      </w:r>
+      <w:r>
+        <w:rPr>
+          <w:rFonts w:ascii="Times New Roman" w:eastAsia="Cambria" w:hAnsi="Times New Roman" w:cs="Times New Roman"/>
           <w:b/>
           <w:bCs/>
           <w:color w:val="FF0000"/>
           <w:sz w:val="18"/>
-          <w:lang w:val="fr-FR"/>
-        </w:rPr>
-        <w:t>editeurcede</w:t>
-      </w:r>
-      <w:r>
-        <w:rPr>
-          <w:rFonts w:ascii="Cambria" w:eastAsia="Cambria" w:hAnsi="Cambria" w:cs="Cambria"/>
+          <w:szCs w:val="18"/>
+          <w:lang w:val="fr-FR"/>
+        </w:rPr>
+        <w:t>,</w:t>
+      </w:r>
+      <w:r>
+        <w:rPr>
+          <w:rFonts w:ascii="Times New Roman" w:eastAsia="Cambria" w:hAnsi="Times New Roman" w:cs="Times New Roman"/>
           <w:b/>
           <w:bCs/>
           <w:color w:val="FF0000"/>
           <w:sz w:val="18"/>
-          <w:lang w:val="fr-FR"/>
-        </w:rPr>
-        <w:t>lic</w:t>
-      </w:r>
-      <w:proofErr w:type="spellEnd"/>
-      <w:r>
-        <w:rPr>
-          <w:rFonts w:ascii="Cambria" w:eastAsia="Cambria" w:hAnsi="Cambria" w:cs="Cambria"/>
+          <w:szCs w:val="18"/>
+          <w:lang w:val="fr-FR"/>
+        </w:rPr>
+        <w:t>[editeurcedelic]</w:t>
+      </w:r>
+      <w:r>
+        <w:rPr>
+          <w:rFonts w:ascii="Times New Roman" w:eastAsia="Cambria" w:hAnsi="Times New Roman" w:cs="Times New Roman"/>
+          <w:color w:val="FF0000"/>
+          <w:sz w:val="18"/>
+          <w:szCs w:val="18"/>
+          <w:lang w:val="fr-FR"/>
+        </w:rPr>
+        <w:t xml:space="preserve">, </w:t>
+      </w:r>
+      <w:r>
+        <w:rPr>
+          <w:rFonts w:ascii="Times New Roman" w:eastAsia="Cambria" w:hAnsi="Times New Roman" w:cs="Times New Roman"/>
           <w:b/>
           <w:bCs/>
           <w:color w:val="FF0000"/>
           <w:sz w:val="18"/>
-          <w:lang w:val="fr-FR"/>
-        </w:rPr>
-        <w:t>]</w:t>
-      </w:r>
-      <w:r>
-        <w:rPr>
-          <w:rFonts w:ascii="Cambria" w:eastAsia="Cambria" w:hAnsi="Cambria" w:cs="Cambria"/>
-          <w:color w:val="FF0000"/>
-          <w:sz w:val="18"/>
-          <w:lang w:val="fr-FR"/>
-        </w:rPr>
-        <w:t>,</w:t>
-      </w:r>
-      <w:r>
-        <w:rPr>
-          <w:rFonts w:ascii="Cambria" w:eastAsia="Cambria" w:hAnsi="Cambria" w:cs="Cambria"/>
-          <w:color w:val="FF0000"/>
-          <w:sz w:val="18"/>
+          <w:szCs w:val="18"/>
           <w:lang w:val="fr-FR"/>
         </w:rPr>
         <w:t xml:space="preserve"> </w:t>
       </w:r>
       <w:r>
         <w:rPr>
-          <w:rFonts w:ascii="Cambria" w:eastAsia="Cambria" w:hAnsi="Cambria" w:cs="Cambria"/>
-          <w:sz w:val="18"/>
-          <w:lang w:val="fr-FR"/>
-        </w:rPr>
-        <w:t>de la négociation et de la signature de toutes licences</w:t>
-      </w:r>
-      <w:r>
-        <w:rPr>
-          <w:rFonts w:ascii="Cambria" w:eastAsia="Cambria" w:hAnsi="Cambria" w:cs="Cambria"/>
-          <w:sz w:val="18"/>
-          <w:lang w:val="fr-FR"/>
-        </w:rPr>
-        <w:t xml:space="preserve"> </w:t>
-      </w:r>
-      <w:r>
-        <w:rPr>
-          <w:rFonts w:ascii="Cambria" w:eastAsia="Cambria" w:hAnsi="Cambria" w:cs="Cambria"/>
-          <w:sz w:val="18"/>
-          <w:lang w:val="fr-FR"/>
-        </w:rPr>
-        <w:t>d’exploitation de l’ŒUVRE qui ne relèvent pas de la compétence des organismes de gestion collective ou</w:t>
-      </w:r>
-      <w:r>
-        <w:rPr>
-          <w:rFonts w:ascii="Cambria" w:eastAsia="Cambria" w:hAnsi="Cambria" w:cs="Cambria"/>
-          <w:sz w:val="18"/>
-          <w:lang w:val="fr-FR"/>
-        </w:rPr>
-        <w:t xml:space="preserve"> </w:t>
-      </w:r>
-      <w:r>
-        <w:rPr>
-          <w:rFonts w:ascii="Cambria" w:eastAsia="Cambria" w:hAnsi="Cambria" w:cs="Cambria"/>
-          <w:sz w:val="18"/>
-          <w:lang w:val="fr-FR"/>
-        </w:rPr>
-        <w:t xml:space="preserve">indépendants. Il encaissera seul les redevances dues en contrepartie de ces licences, dans la limite de la quote-part des droits qu’il représente dans l’ŒUVRE et se chargera ensuite de régler à </w:t>
-      </w:r>
-      <w:r>
-        <w:rPr>
-          <w:rFonts w:ascii="Cambria" w:eastAsia="Cambria" w:hAnsi="Cambria" w:cs="Cambria"/>
+          <w:rFonts w:ascii="Times New Roman" w:eastAsia="Cambria" w:hAnsi="Times New Roman" w:cs="Times New Roman"/>
           <w:b/>
           <w:bCs/>
-          <w:color w:val="FF0000"/>
-          <w:sz w:val="18"/>
-          <w:lang w:val="fr-FR"/>
-        </w:rPr>
-        <w:t>[</w:t>
-      </w:r>
-      <w:proofErr w:type="spellStart"/>
-      <w:r>
-        <w:rPr>
-          <w:rFonts w:ascii="Cambria" w:hAnsi="Cambria"/>
-          <w:b/>
-          <w:bCs/>
-          <w:color w:val="FF0000"/>
-          <w:sz w:val="18"/>
-          <w:szCs w:val="18"/>
-          <w:lang w:val="fr-FR"/>
-        </w:rPr>
-        <w:t>createur</w:t>
-      </w:r>
-      <w:proofErr w:type="spellEnd"/>
-      <w:proofErr w:type="gramStart"/>
-      <w:r>
-        <w:rPr>
-          <w:rFonts w:ascii="Cambria" w:eastAsia="Cambria" w:hAnsi="Cambria" w:cs="Cambria"/>
-          <w:b/>
-          <w:bCs/>
-          <w:color w:val="FF0000"/>
-          <w:sz w:val="18"/>
-          <w:lang w:val="fr-FR"/>
-        </w:rPr>
-        <w:t>]</w:t>
-      </w:r>
-      <w:r>
-        <w:rPr>
-          <w:rFonts w:ascii="Cambria" w:eastAsia="Cambria" w:hAnsi="Cambria" w:cs="Cambria"/>
-          <w:b/>
-          <w:bCs/>
-          <w:color w:val="FF0000"/>
-          <w:sz w:val="18"/>
-          <w:lang w:val="fr-FR"/>
-        </w:rPr>
-        <w:t>,</w:t>
-      </w:r>
-      <w:r>
-        <w:rPr>
-          <w:rFonts w:ascii="Cambria" w:eastAsia="Cambria" w:hAnsi="Cambria" w:cs="Cambria"/>
-          <w:b/>
-          <w:bCs/>
-          <w:color w:val="FF0000"/>
-          <w:sz w:val="18"/>
-          <w:lang w:val="fr-FR"/>
-        </w:rPr>
-        <w:t>[</w:t>
-      </w:r>
-      <w:proofErr w:type="spellStart"/>
-      <w:proofErr w:type="gramEnd"/>
-      <w:r>
-        <w:rPr>
-          <w:rFonts w:ascii="Cambria" w:eastAsia="Cambria" w:hAnsi="Cambria" w:cs="Cambria"/>
-          <w:b/>
-          <w:bCs/>
-          <w:color w:val="FF0000"/>
-          <w:sz w:val="18"/>
-          <w:lang w:val="fr-FR"/>
-        </w:rPr>
-        <w:t>editeurcede</w:t>
-      </w:r>
-      <w:r>
-        <w:rPr>
-          <w:rFonts w:ascii="Cambria" w:eastAsia="Cambria" w:hAnsi="Cambria" w:cs="Cambria"/>
-          <w:b/>
-          <w:bCs/>
-          <w:color w:val="FF0000"/>
-          <w:sz w:val="18"/>
-          <w:lang w:val="fr-FR"/>
-        </w:rPr>
-        <w:t>lic</w:t>
-      </w:r>
-      <w:proofErr w:type="spellEnd"/>
-      <w:proofErr w:type="gramStart"/>
-      <w:r>
-        <w:rPr>
-          <w:rFonts w:ascii="Cambria" w:eastAsia="Cambria" w:hAnsi="Cambria" w:cs="Cambria"/>
-          <w:b/>
-          <w:bCs/>
-          <w:color w:val="FF0000"/>
-          <w:sz w:val="18"/>
-          <w:lang w:val="fr-FR"/>
-        </w:rPr>
-        <w:t>]</w:t>
-      </w:r>
-      <w:r>
-        <w:rPr>
-          <w:rFonts w:ascii="Cambria" w:eastAsia="Cambria" w:hAnsi="Cambria" w:cs="Cambria"/>
-          <w:color w:val="FF0000"/>
-          <w:sz w:val="18"/>
-          <w:lang w:val="fr-FR"/>
-        </w:rPr>
-        <w:t>,</w:t>
-      </w:r>
-      <w:r>
-        <w:rPr>
-          <w:rFonts w:ascii="Cambria" w:eastAsia="Cambria" w:hAnsi="Cambria" w:cs="Cambria"/>
-          <w:color w:val="FF0000"/>
-          <w:sz w:val="18"/>
+          <w:sz w:val="18"/>
+          <w:szCs w:val="18"/>
           <w:lang w:val="fr-FR"/>
         </w:rPr>
         <w:t xml:space="preserve"> </w:t>
       </w:r>
       <w:r>
         <w:rPr>
-          <w:rFonts w:ascii="Cambria" w:eastAsia="Cambria" w:hAnsi="Cambria" w:cs="Cambria"/>
-          <w:b/>
-          <w:bCs/>
-          <w:color w:val="FF0000"/>
-          <w:sz w:val="18"/>
-          <w:lang w:val="fr-FR"/>
-        </w:rPr>
-        <w:t xml:space="preserve"> </w:t>
-      </w:r>
-      <w:r>
-        <w:rPr>
-          <w:rFonts w:ascii="Cambria" w:eastAsia="Cambria" w:hAnsi="Cambria" w:cs="Cambria"/>
-          <w:b/>
-          <w:bCs/>
-          <w:sz w:val="18"/>
-          <w:lang w:val="fr-FR"/>
-        </w:rPr>
-        <w:t xml:space="preserve"> </w:t>
-      </w:r>
-      <w:proofErr w:type="gramEnd"/>
-      <w:r>
-        <w:rPr>
-          <w:rFonts w:ascii="Cambria" w:eastAsia="Cambria" w:hAnsi="Cambria" w:cs="Cambria"/>
-          <w:sz w:val="18"/>
+          <w:rFonts w:ascii="Times New Roman" w:eastAsia="Cambria" w:hAnsi="Times New Roman" w:cs="Times New Roman"/>
+          <w:sz w:val="18"/>
+          <w:szCs w:val="18"/>
           <w:lang w:val="fr-FR"/>
         </w:rPr>
         <w:t>la part lui revenant</w:t>
       </w:r>
       <w:r>
         <w:rPr>
-          <w:rFonts w:ascii="Cambria" w:eastAsia="Cambria" w:hAnsi="Cambria" w:cs="Cambria"/>
-          <w:sz w:val="18"/>
+          <w:rFonts w:ascii="Times New Roman" w:eastAsia="Cambria" w:hAnsi="Times New Roman" w:cs="Times New Roman"/>
+          <w:sz w:val="18"/>
+          <w:szCs w:val="18"/>
           <w:lang w:val="fr-FR"/>
         </w:rPr>
         <w:t xml:space="preserve"> respectivement</w:t>
       </w:r>
       <w:r>
         <w:rPr>
-          <w:rFonts w:ascii="Cambria" w:eastAsia="Cambria" w:hAnsi="Cambria" w:cs="Cambria"/>
-          <w:sz w:val="18"/>
+          <w:rFonts w:ascii="Times New Roman" w:eastAsia="Cambria" w:hAnsi="Times New Roman" w:cs="Times New Roman"/>
+          <w:sz w:val="18"/>
+          <w:szCs w:val="18"/>
           <w:lang w:val="fr-FR"/>
         </w:rPr>
         <w:t xml:space="preserve"> sur ces redevances.</w:t>
@@ -3382,19 +2251,21 @@
         <w:ind w:left="12" w:hanging="10"/>
         <w:jc w:val="both"/>
         <w:rPr>
-          <w:rFonts w:ascii="Cambria" w:eastAsia="Cambria" w:hAnsi="Cambria" w:cs="Cambria"/>
+          <w:rFonts w:ascii="Times New Roman" w:eastAsia="Cambria" w:hAnsi="Times New Roman" w:cs="Times New Roman"/>
           <w:b/>
           <w:bCs/>
           <w:sz w:val="18"/>
+          <w:szCs w:val="18"/>
           <w:lang w:val="fr-FR"/>
         </w:rPr>
       </w:pPr>
       <w:r>
         <w:rPr>
-          <w:rFonts w:ascii="Cambria" w:eastAsia="Cambria" w:hAnsi="Cambria" w:cs="Cambria"/>
+          <w:rFonts w:ascii="Times New Roman" w:eastAsia="Cambria" w:hAnsi="Times New Roman" w:cs="Times New Roman"/>
           <w:b/>
           <w:bCs/>
           <w:sz w:val="18"/>
+          <w:szCs w:val="18"/>
           <w:lang w:val="fr-FR"/>
         </w:rPr>
         <w:t>{END_LIC}</w:t>
@@ -3406,39 +2277,43 @@
         <w:ind w:left="12" w:hanging="10"/>
         <w:jc w:val="both"/>
         <w:rPr>
-          <w:rFonts w:ascii="Cambria" w:eastAsia="Cambria" w:hAnsi="Cambria" w:cs="Cambria"/>
+          <w:rFonts w:ascii="Times New Roman" w:eastAsia="Cambria" w:hAnsi="Times New Roman" w:cs="Times New Roman"/>
           <w:b/>
           <w:bCs/>
           <w:sz w:val="18"/>
+          <w:szCs w:val="18"/>
           <w:lang w:val="fr-FR"/>
         </w:rPr>
       </w:pPr>
       <w:r>
         <w:rPr>
-          <w:rFonts w:ascii="Cambria" w:eastAsia="Cambria" w:hAnsi="Cambria" w:cs="Cambria"/>
+          <w:rFonts w:ascii="Times New Roman" w:eastAsia="Cambria" w:hAnsi="Times New Roman" w:cs="Times New Roman"/>
           <w:b/>
           <w:bCs/>
           <w:sz w:val="18"/>
+          <w:szCs w:val="18"/>
           <w:lang w:val="fr-FR"/>
         </w:rPr>
         <w:t>{</w:t>
       </w:r>
       <w:r>
         <w:rPr>
-          <w:rFonts w:ascii="Cambria" w:eastAsia="Cambria" w:hAnsi="Cambria" w:cs="Cambria"/>
+          <w:rFonts w:ascii="Times New Roman" w:eastAsia="Cambria" w:hAnsi="Times New Roman" w:cs="Times New Roman"/>
           <w:b/>
           <w:bCs/>
           <w:sz w:val="18"/>
+          <w:szCs w:val="18"/>
           <w:lang w:val="fr-FR"/>
         </w:rPr>
         <w:t>START_LICEAC</w:t>
       </w:r>
       <w:r>
         <w:rPr>
-          <w:rFonts w:ascii="Cambria" w:eastAsia="Cambria" w:hAnsi="Cambria" w:cs="Cambria"/>
+          <w:rFonts w:ascii="Times New Roman" w:eastAsia="Cambria" w:hAnsi="Times New Roman" w:cs="Times New Roman"/>
           <w:b/>
           <w:bCs/>
           <w:sz w:val="18"/>
+          <w:szCs w:val="18"/>
           <w:lang w:val="fr-FR"/>
         </w:rPr>
         <w:t>}</w:t>
@@ -3449,7 +2324,7 @@
         <w:spacing w:after="0" w:line="268" w:lineRule="auto"/>
         <w:ind w:right="-7"/>
         <w:rPr>
-          <w:rFonts w:ascii="Cambria" w:hAnsi="Cambria"/>
+          <w:rFonts w:ascii="Times New Roman" w:hAnsi="Times New Roman" w:cs="Times New Roman"/>
           <w:sz w:val="18"/>
           <w:szCs w:val="18"/>
           <w:lang w:val="fr-FR"/>
@@ -3457,21 +2332,20 @@
       </w:pPr>
       <w:r>
         <w:rPr>
-          <w:rFonts w:ascii="Cambria" w:eastAsia="Cambria" w:hAnsi="Cambria" w:cs="Cambria"/>
+          <w:rFonts w:ascii="Times New Roman" w:eastAsia="Cambria" w:hAnsi="Times New Roman" w:cs="Times New Roman"/>
           <w:b/>
           <w:bCs/>
           <w:color w:val="FF0000"/>
           <w:sz w:val="18"/>
+          <w:szCs w:val="18"/>
           <w:lang w:val="fr-FR"/>
         </w:rPr>
         <w:lastRenderedPageBreak/>
         <w:t>[</w:t>
       </w:r>
-      <w:proofErr w:type="spellStart"/>
-      <w:proofErr w:type="gramStart"/>
-      <w:r>
-        <w:rPr>
-          <w:rFonts w:ascii="Cambria" w:hAnsi="Cambria"/>
+      <w:r>
+        <w:rPr>
+          <w:rFonts w:ascii="Times New Roman" w:hAnsi="Times New Roman" w:cs="Times New Roman"/>
           <w:b/>
           <w:bCs/>
           <w:color w:val="FF0000"/>
@@ -3481,30 +2355,30 @@
         </w:rPr>
         <w:t>createur</w:t>
       </w:r>
-      <w:proofErr w:type="spellEnd"/>
-      <w:proofErr w:type="gramEnd"/>
-      <w:r>
-        <w:rPr>
-          <w:rFonts w:ascii="Cambria" w:eastAsia="Cambria" w:hAnsi="Cambria" w:cs="Cambria"/>
+      <w:r>
+        <w:rPr>
+          <w:rFonts w:ascii="Times New Roman" w:eastAsia="Cambria" w:hAnsi="Times New Roman" w:cs="Times New Roman"/>
           <w:b/>
           <w:bCs/>
           <w:color w:val="FF0000"/>
           <w:sz w:val="18"/>
+          <w:szCs w:val="18"/>
           <w:lang w:val="fr-FR"/>
         </w:rPr>
         <w:t>]</w:t>
       </w:r>
       <w:r>
         <w:rPr>
-          <w:rFonts w:ascii="Cambria" w:eastAsia="Cambria" w:hAnsi="Cambria" w:cs="Cambria"/>
-          <w:sz w:val="18"/>
+          <w:rFonts w:ascii="Times New Roman" w:eastAsia="Cambria" w:hAnsi="Times New Roman" w:cs="Times New Roman"/>
+          <w:sz w:val="18"/>
+          <w:szCs w:val="18"/>
           <w:lang w:val="fr-FR"/>
         </w:rPr>
         <w:t xml:space="preserve"> </w:t>
       </w:r>
       <w:r>
         <w:rPr>
-          <w:rFonts w:ascii="Cambria" w:hAnsi="Cambria"/>
+          <w:rFonts w:ascii="Times New Roman" w:hAnsi="Times New Roman" w:cs="Times New Roman"/>
           <w:sz w:val="18"/>
           <w:szCs w:val="18"/>
           <w:lang w:val="fr-FR"/>
@@ -3513,7 +2387,7 @@
       </w:r>
       <w:r>
         <w:rPr>
-          <w:rFonts w:ascii="Cambria" w:hAnsi="Cambria"/>
+          <w:rFonts w:ascii="Times New Roman" w:hAnsi="Times New Roman" w:cs="Times New Roman"/>
           <w:sz w:val="18"/>
           <w:szCs w:val="18"/>
           <w:lang w:val="fr-FR"/>
@@ -3522,7 +2396,7 @@
       </w:r>
       <w:r>
         <w:rPr>
-          <w:rFonts w:ascii="Cambria" w:hAnsi="Cambria"/>
+          <w:rFonts w:ascii="Times New Roman" w:hAnsi="Times New Roman" w:cs="Times New Roman"/>
           <w:sz w:val="18"/>
           <w:szCs w:val="18"/>
           <w:lang w:val="fr-FR"/>
@@ -3531,7 +2405,7 @@
       </w:r>
       <w:r>
         <w:rPr>
-          <w:rFonts w:ascii="Cambria" w:hAnsi="Cambria"/>
+          <w:rFonts w:ascii="Times New Roman" w:hAnsi="Times New Roman" w:cs="Times New Roman"/>
           <w:sz w:val="18"/>
           <w:szCs w:val="18"/>
           <w:lang w:val="fr-FR"/>
@@ -3540,7 +2414,7 @@
       </w:r>
       <w:r>
         <w:rPr>
-          <w:rFonts w:ascii="Cambria" w:hAnsi="Cambria"/>
+          <w:rFonts w:ascii="Times New Roman" w:hAnsi="Times New Roman" w:cs="Times New Roman"/>
           <w:sz w:val="18"/>
           <w:szCs w:val="18"/>
           <w:lang w:val="fr-FR"/>
@@ -3549,7 +2423,7 @@
       </w:r>
       <w:r>
         <w:rPr>
-          <w:rFonts w:ascii="Cambria" w:hAnsi="Cambria"/>
+          <w:rFonts w:ascii="Times New Roman" w:hAnsi="Times New Roman" w:cs="Times New Roman"/>
           <w:sz w:val="18"/>
           <w:szCs w:val="18"/>
           <w:lang w:val="fr-FR"/>
@@ -3558,7 +2432,7 @@
       </w:r>
       <w:r>
         <w:rPr>
-          <w:rFonts w:ascii="Cambria" w:hAnsi="Cambria"/>
+          <w:rFonts w:ascii="Times New Roman" w:hAnsi="Times New Roman" w:cs="Times New Roman"/>
           <w:sz w:val="18"/>
           <w:szCs w:val="18"/>
           <w:lang w:val="fr-FR"/>
@@ -3567,7 +2441,7 @@
       </w:r>
       <w:r>
         <w:rPr>
-          <w:rFonts w:ascii="Cambria" w:hAnsi="Cambria"/>
+          <w:rFonts w:ascii="Times New Roman" w:hAnsi="Times New Roman" w:cs="Times New Roman"/>
           <w:sz w:val="18"/>
           <w:szCs w:val="18"/>
           <w:lang w:val="fr-FR"/>
@@ -3576,78 +2450,55 @@
       </w:r>
       <w:r>
         <w:rPr>
-          <w:rFonts w:ascii="Cambria" w:hAnsi="Cambria"/>
-          <w:sz w:val="18"/>
-          <w:szCs w:val="18"/>
-          <w:lang w:val="fr-FR"/>
-        </w:rPr>
-        <w:t>de la quote-part des droits qu’il représente dans l’ŒUVRE et se chargera ensuite de sa propre</w:t>
-      </w:r>
-      <w:r>
-        <w:rPr>
-          <w:rFonts w:ascii="Cambria" w:hAnsi="Cambria"/>
-          <w:sz w:val="18"/>
-          <w:szCs w:val="18"/>
-          <w:lang w:val="fr-FR"/>
-        </w:rPr>
-        <w:t> </w:t>
-      </w:r>
-      <w:r>
-        <w:rPr>
-          <w:rFonts w:ascii="Cambria" w:hAnsi="Cambria"/>
-          <w:sz w:val="18"/>
-          <w:szCs w:val="18"/>
-          <w:lang w:val="fr-FR"/>
-        </w:rPr>
-        <w:t>rémunération</w:t>
-      </w:r>
-      <w:r>
-        <w:rPr>
-          <w:rFonts w:ascii="Cambria" w:hAnsi="Cambria"/>
-          <w:sz w:val="18"/>
-          <w:szCs w:val="18"/>
-          <w:lang w:val="fr-FR"/>
-        </w:rPr>
-        <w:t>.</w:t>
+          <w:rFonts w:ascii="Times New Roman" w:hAnsi="Times New Roman" w:cs="Times New Roman"/>
+          <w:sz w:val="18"/>
+          <w:szCs w:val="18"/>
+          <w:lang w:val="fr-FR"/>
+        </w:rPr>
+        <w:t>de la quote-part des droits qu’il représente dans l’ŒUVRE et se chargera ensuite de sa propre rémunération.</w:t>
       </w:r>
     </w:p>
     <w:p>
       <w:pPr>
         <w:spacing w:after="296" w:line="268" w:lineRule="auto"/>
         <w:rPr>
-          <w:rFonts w:ascii="Cambria" w:eastAsia="Cambria" w:hAnsi="Cambria" w:cs="Cambria"/>
+          <w:rFonts w:ascii="Times New Roman" w:eastAsia="Cambria" w:hAnsi="Times New Roman" w:cs="Times New Roman"/>
           <w:b/>
           <w:bCs/>
           <w:sz w:val="18"/>
+          <w:szCs w:val="18"/>
           <w:lang w:val="fr-FR"/>
         </w:rPr>
       </w:pPr>
       <w:r>
         <w:rPr>
-          <w:rFonts w:ascii="Cambria" w:eastAsia="Cambria" w:hAnsi="Cambria" w:cs="Cambria"/>
+          <w:rFonts w:ascii="Times New Roman" w:eastAsia="Cambria" w:hAnsi="Times New Roman" w:cs="Times New Roman"/>
           <w:b/>
           <w:bCs/>
           <w:sz w:val="18"/>
+          <w:szCs w:val="18"/>
           <w:lang w:val="fr-FR"/>
         </w:rPr>
         <w:t>{</w:t>
       </w:r>
       <w:r>
         <w:rPr>
-          <w:rFonts w:ascii="Cambria" w:eastAsia="Cambria" w:hAnsi="Cambria" w:cs="Cambria"/>
+          <w:rFonts w:ascii="Times New Roman" w:eastAsia="Cambria" w:hAnsi="Times New Roman" w:cs="Times New Roman"/>
           <w:b/>
           <w:bCs/>
           <w:sz w:val="18"/>
+          <w:szCs w:val="18"/>
           <w:lang w:val="fr-FR"/>
         </w:rPr>
         <w:t>END_LICEAC</w:t>
       </w:r>
       <w:r>
         <w:rPr>
-          <w:rFonts w:ascii="Cambria" w:eastAsia="Cambria" w:hAnsi="Cambria" w:cs="Cambria"/>
+          <w:rFonts w:ascii="Times New Roman" w:eastAsia="Cambria" w:hAnsi="Times New Roman" w:cs="Times New Roman"/>
           <w:b/>
           <w:bCs/>
           <w:sz w:val="18"/>
+          <w:szCs w:val="18"/>
           <w:lang w:val="fr-FR"/>
         </w:rPr>
         <w:t>}</w:t>
@@ -3657,19 +2508,21 @@
       <w:pPr>
         <w:spacing w:after="0" w:line="268" w:lineRule="auto"/>
         <w:rPr>
-          <w:rFonts w:ascii="Cambria" w:eastAsia="Cambria" w:hAnsi="Cambria" w:cs="Cambria"/>
+          <w:rFonts w:ascii="Times New Roman" w:eastAsia="Cambria" w:hAnsi="Times New Roman" w:cs="Times New Roman"/>
           <w:b/>
           <w:bCs/>
           <w:sz w:val="18"/>
+          <w:szCs w:val="18"/>
           <w:lang w:val="fr-FR"/>
         </w:rPr>
       </w:pPr>
       <w:r>
         <w:rPr>
-          <w:rFonts w:ascii="Cambria" w:eastAsia="Cambria" w:hAnsi="Cambria" w:cs="Cambria"/>
+          <w:rFonts w:ascii="Times New Roman" w:eastAsia="Cambria" w:hAnsi="Times New Roman" w:cs="Times New Roman"/>
           <w:b/>
           <w:bCs/>
           <w:sz w:val="18"/>
+          <w:szCs w:val="18"/>
           <w:lang w:val="fr-FR"/>
         </w:rPr>
         <w:t>{START_MENTION_NONSACEM}</w:t>
@@ -3679,145 +2532,61 @@
       <w:pPr>
         <w:spacing w:after="0" w:line="268" w:lineRule="auto"/>
         <w:rPr>
-          <w:rFonts w:ascii="Cambria" w:eastAsia="Cambria" w:hAnsi="Cambria" w:cs="Cambria"/>
-          <w:sz w:val="18"/>
+          <w:rFonts w:ascii="Times New Roman" w:eastAsia="Cambria" w:hAnsi="Times New Roman" w:cs="Times New Roman"/>
+          <w:sz w:val="18"/>
+          <w:szCs w:val="18"/>
           <w:lang w:val="fr-FR"/>
         </w:rPr>
       </w:pPr>
       <w:r>
         <w:rPr>
-          <w:rFonts w:ascii="Cambria" w:eastAsia="Cambria" w:hAnsi="Cambria" w:cs="Cambria"/>
-          <w:sz w:val="18"/>
-          <w:lang w:val="fr-FR"/>
-        </w:rPr>
-        <w:t>Il est ici précisé que l'ŒUVRE est coéditée avec d'une part, [</w:t>
-      </w:r>
-      <w:proofErr w:type="spellStart"/>
-      <w:r>
-        <w:rPr>
-          <w:rFonts w:ascii="Cambria" w:eastAsia="Cambria" w:hAnsi="Cambria" w:cs="Cambria"/>
-          <w:sz w:val="18"/>
-          <w:lang w:val="fr-FR"/>
-        </w:rPr>
-        <w:t>ListeE_SACEM</w:t>
-      </w:r>
-      <w:proofErr w:type="spellEnd"/>
-      <w:r>
-        <w:rPr>
-          <w:rFonts w:ascii="Cambria" w:eastAsia="Cambria" w:hAnsi="Cambria" w:cs="Cambria"/>
-          <w:sz w:val="18"/>
-          <w:lang w:val="fr-FR"/>
-        </w:rPr>
-        <w:t>], et d'autre part [</w:t>
-      </w:r>
-      <w:proofErr w:type="spellStart"/>
-      <w:r>
-        <w:rPr>
-          <w:rFonts w:ascii="Cambria" w:eastAsia="Cambria" w:hAnsi="Cambria" w:cs="Cambria"/>
-          <w:sz w:val="18"/>
-          <w:lang w:val="fr-FR"/>
-        </w:rPr>
-        <w:t>ListeNonSACEM</w:t>
-      </w:r>
-      <w:proofErr w:type="spellEnd"/>
-      <w:r>
-        <w:rPr>
-          <w:rFonts w:ascii="Cambria" w:eastAsia="Cambria" w:hAnsi="Cambria" w:cs="Cambria"/>
-          <w:sz w:val="18"/>
-          <w:lang w:val="fr-FR"/>
-        </w:rPr>
-        <w:t>], qui en contrôlent respectivement [</w:t>
-      </w:r>
-      <w:proofErr w:type="spellStart"/>
-      <w:r>
-        <w:rPr>
-          <w:rFonts w:ascii="Cambria" w:eastAsia="Cambria" w:hAnsi="Cambria" w:cs="Cambria"/>
-          <w:sz w:val="18"/>
-          <w:lang w:val="fr-FR"/>
-        </w:rPr>
-        <w:t>PartsSACEM</w:t>
-      </w:r>
-      <w:proofErr w:type="spellEnd"/>
-      <w:r>
-        <w:rPr>
-          <w:rFonts w:ascii="Cambria" w:eastAsia="Cambria" w:hAnsi="Cambria" w:cs="Cambria"/>
-          <w:sz w:val="18"/>
-          <w:lang w:val="fr-FR"/>
-        </w:rPr>
-        <w:t>]% et [</w:t>
-      </w:r>
-      <w:proofErr w:type="spellStart"/>
-      <w:r>
-        <w:rPr>
-          <w:rFonts w:ascii="Cambria" w:eastAsia="Cambria" w:hAnsi="Cambria" w:cs="Cambria"/>
-          <w:sz w:val="18"/>
-          <w:lang w:val="fr-FR"/>
-        </w:rPr>
-        <w:t>PartsNonSACEM</w:t>
-      </w:r>
-      <w:proofErr w:type="spellEnd"/>
-      <w:r>
-        <w:rPr>
-          <w:rFonts w:ascii="Cambria" w:eastAsia="Cambria" w:hAnsi="Cambria" w:cs="Cambria"/>
-          <w:sz w:val="18"/>
-          <w:lang w:val="fr-FR"/>
-        </w:rPr>
-        <w:t>]%.</w:t>
+          <w:rFonts w:ascii="Times New Roman" w:eastAsia="Cambria" w:hAnsi="Times New Roman" w:cs="Times New Roman"/>
+          <w:sz w:val="18"/>
+          <w:szCs w:val="18"/>
+          <w:lang w:val="fr-FR"/>
+        </w:rPr>
+        <w:t>Il est ici précisé que l'ŒUVRE est coéditée avec d'une part, [ListeE_SACEM], et d'autre part [ListeNonSACEM], qui en contrôlent respectivement [PartsSACEM]% et [PartsNonSACEM]%.</w:t>
       </w:r>
     </w:p>
     <w:p>
       <w:pPr>
         <w:spacing w:after="0" w:line="268" w:lineRule="auto"/>
         <w:rPr>
-          <w:rFonts w:ascii="Cambria" w:eastAsia="Cambria" w:hAnsi="Cambria" w:cs="Cambria"/>
-          <w:sz w:val="18"/>
+          <w:rFonts w:ascii="Times New Roman" w:eastAsia="Cambria" w:hAnsi="Times New Roman" w:cs="Times New Roman"/>
+          <w:sz w:val="18"/>
+          <w:szCs w:val="18"/>
           <w:lang w:val="fr-FR"/>
         </w:rPr>
       </w:pPr>
       <w:r>
         <w:rPr>
-          <w:rFonts w:ascii="Cambria" w:eastAsia="Cambria" w:hAnsi="Cambria" w:cs="Cambria"/>
-          <w:sz w:val="18"/>
-          <w:lang w:val="fr-FR"/>
-        </w:rPr>
-        <w:t>Dans ce contexte, tous les pourcentages stipulés au présent contrat s'entendent au prorata de la part contrôlée par l'EDITEUR, soit [</w:t>
-      </w:r>
-      <w:proofErr w:type="spellStart"/>
-      <w:r>
-        <w:rPr>
-          <w:rFonts w:ascii="Cambria" w:eastAsia="Cambria" w:hAnsi="Cambria" w:cs="Cambria"/>
-          <w:sz w:val="18"/>
-          <w:lang w:val="fr-FR"/>
-        </w:rPr>
-        <w:t>PartsSACEM</w:t>
-      </w:r>
-      <w:proofErr w:type="spellEnd"/>
-      <w:r>
-        <w:rPr>
-          <w:rFonts w:ascii="Cambria" w:eastAsia="Cambria" w:hAnsi="Cambria" w:cs="Cambria"/>
-          <w:sz w:val="18"/>
-          <w:lang w:val="fr-FR"/>
-        </w:rPr>
-        <w:t>]% de l'ŒUVRE.</w:t>
+          <w:rFonts w:ascii="Times New Roman" w:eastAsia="Cambria" w:hAnsi="Times New Roman" w:cs="Times New Roman"/>
+          <w:sz w:val="18"/>
+          <w:szCs w:val="18"/>
+          <w:lang w:val="fr-FR"/>
+        </w:rPr>
+        <w:t>Dans ce contexte, tous les pourcentages stipulés au présent contrat s'entendent au prorata de la part contrôlée par l'EDITEUR, soit [PartsSACEM]% de l'ŒUVRE.</w:t>
       </w:r>
     </w:p>
     <w:p>
       <w:pPr>
         <w:spacing w:after="0" w:line="268" w:lineRule="auto"/>
         <w:rPr>
-          <w:rFonts w:ascii="Cambria" w:eastAsia="Cambria" w:hAnsi="Cambria" w:cs="Cambria"/>
+          <w:rFonts w:ascii="Times New Roman" w:eastAsia="Cambria" w:hAnsi="Times New Roman" w:cs="Times New Roman"/>
           <w:b/>
           <w:bCs/>
           <w:sz w:val="18"/>
+          <w:szCs w:val="18"/>
           <w:lang w:val="fr-FR"/>
         </w:rPr>
       </w:pPr>
       <w:r>
         <w:rPr>
-          <w:rFonts w:ascii="Cambria" w:eastAsia="Cambria" w:hAnsi="Cambria" w:cs="Cambria"/>
+          <w:rFonts w:ascii="Times New Roman" w:eastAsia="Cambria" w:hAnsi="Times New Roman" w:cs="Times New Roman"/>
           <w:b/>
           <w:bCs/>
           <w:sz w:val="18"/>
+          <w:szCs w:val="18"/>
           <w:lang w:val="fr-FR"/>
         </w:rPr>
         <w:t>{END_MENTION_NONSACEM}</w:t>
@@ -3827,8 +2596,9 @@
       <w:pPr>
         <w:spacing w:after="0" w:line="268" w:lineRule="auto"/>
         <w:rPr>
-          <w:rFonts w:ascii="Cambria" w:eastAsia="Cambria" w:hAnsi="Cambria" w:cs="Cambria"/>
-          <w:sz w:val="18"/>
+          <w:rFonts w:ascii="Times New Roman" w:eastAsia="Cambria" w:hAnsi="Times New Roman" w:cs="Times New Roman"/>
+          <w:sz w:val="18"/>
+          <w:szCs w:val="18"/>
           <w:lang w:val="fr-FR"/>
         </w:rPr>
       </w:pPr>
@@ -3837,39 +2607,43 @@
       <w:pPr>
         <w:spacing w:after="0" w:line="268" w:lineRule="auto"/>
         <w:rPr>
-          <w:rFonts w:ascii="Cambria" w:eastAsia="Cambria" w:hAnsi="Cambria" w:cs="Cambria"/>
+          <w:rFonts w:ascii="Times New Roman" w:eastAsia="Cambria" w:hAnsi="Times New Roman" w:cs="Times New Roman"/>
           <w:b/>
           <w:bCs/>
           <w:sz w:val="18"/>
+          <w:szCs w:val="18"/>
           <w:lang w:val="fr-FR"/>
         </w:rPr>
       </w:pPr>
       <w:r>
         <w:rPr>
-          <w:rFonts w:ascii="Cambria" w:eastAsia="Cambria" w:hAnsi="Cambria" w:cs="Cambria"/>
+          <w:rFonts w:ascii="Times New Roman" w:eastAsia="Cambria" w:hAnsi="Times New Roman" w:cs="Times New Roman"/>
           <w:b/>
           <w:bCs/>
           <w:sz w:val="18"/>
+          <w:szCs w:val="18"/>
           <w:lang w:val="fr-FR"/>
         </w:rPr>
         <w:t>{START_</w:t>
       </w:r>
       <w:r>
         <w:rPr>
-          <w:rFonts w:ascii="Cambria" w:eastAsia="Cambria" w:hAnsi="Cambria" w:cs="Cambria"/>
+          <w:rFonts w:ascii="Times New Roman" w:eastAsia="Cambria" w:hAnsi="Times New Roman" w:cs="Times New Roman"/>
           <w:b/>
           <w:bCs/>
           <w:sz w:val="18"/>
+          <w:szCs w:val="18"/>
           <w:lang w:val="fr-FR"/>
         </w:rPr>
         <w:t>LIST</w:t>
       </w:r>
       <w:r>
         <w:rPr>
-          <w:rFonts w:ascii="Cambria" w:eastAsia="Cambria" w:hAnsi="Cambria" w:cs="Cambria"/>
+          <w:rFonts w:ascii="Times New Roman" w:eastAsia="Cambria" w:hAnsi="Times New Roman" w:cs="Times New Roman"/>
           <w:b/>
           <w:bCs/>
           <w:sz w:val="18"/>
+          <w:szCs w:val="18"/>
           <w:lang w:val="fr-FR"/>
         </w:rPr>
         <w:t>_NONSACEM}</w:t>
@@ -3879,165 +2653,63 @@
       <w:pPr>
         <w:spacing w:after="0" w:line="268" w:lineRule="auto"/>
         <w:rPr>
-          <w:rFonts w:ascii="Cambria" w:eastAsia="Cambria" w:hAnsi="Cambria" w:cs="Cambria"/>
-          <w:sz w:val="18"/>
+          <w:rFonts w:ascii="Times New Roman" w:eastAsia="Cambria" w:hAnsi="Times New Roman" w:cs="Times New Roman"/>
+          <w:sz w:val="18"/>
+          <w:szCs w:val="18"/>
           <w:lang w:val="fr-FR"/>
         </w:rPr>
       </w:pPr>
       <w:r>
         <w:rPr>
-          <w:rFonts w:ascii="Cambria" w:eastAsia="Cambria" w:hAnsi="Cambria" w:cs="Cambria"/>
-          <w:sz w:val="18"/>
-          <w:lang w:val="fr-FR"/>
-        </w:rPr>
-        <w:t>[</w:t>
-      </w:r>
-      <w:proofErr w:type="spellStart"/>
-      <w:r>
-        <w:rPr>
-          <w:rFonts w:ascii="Cambria" w:eastAsia="Cambria" w:hAnsi="Cambria" w:cs="Cambria"/>
-          <w:sz w:val="18"/>
-          <w:lang w:val="fr-FR"/>
-        </w:rPr>
-        <w:t>ListeNonSACEM_Noms</w:t>
-      </w:r>
-      <w:proofErr w:type="spellEnd"/>
-      <w:r>
-        <w:rPr>
-          <w:rFonts w:ascii="Cambria" w:eastAsia="Cambria" w:hAnsi="Cambria" w:cs="Cambria"/>
-          <w:sz w:val="18"/>
-          <w:lang w:val="fr-FR"/>
-        </w:rPr>
-        <w:t>] [</w:t>
-      </w:r>
-      <w:proofErr w:type="spellStart"/>
-      <w:r>
-        <w:rPr>
-          <w:rFonts w:ascii="Cambria" w:eastAsia="Cambria" w:hAnsi="Cambria" w:cs="Cambria"/>
-          <w:sz w:val="18"/>
-          <w:lang w:val="fr-FR"/>
-        </w:rPr>
-        <w:t>EstSont</w:t>
-      </w:r>
-      <w:proofErr w:type="spellEnd"/>
-      <w:r>
-        <w:rPr>
-          <w:rFonts w:ascii="Cambria" w:eastAsia="Cambria" w:hAnsi="Cambria" w:cs="Cambria"/>
-          <w:sz w:val="18"/>
-          <w:lang w:val="fr-FR"/>
-        </w:rPr>
-        <w:t xml:space="preserve">] </w:t>
-      </w:r>
-      <w:proofErr w:type="gramStart"/>
-      <w:r>
-        <w:rPr>
-          <w:rFonts w:ascii="Cambria" w:eastAsia="Cambria" w:hAnsi="Cambria" w:cs="Cambria"/>
-          <w:sz w:val="18"/>
-          <w:lang w:val="fr-FR"/>
-        </w:rPr>
-        <w:t>membre[</w:t>
-      </w:r>
-      <w:proofErr w:type="gramEnd"/>
-      <w:r>
-        <w:rPr>
-          <w:rFonts w:ascii="Cambria" w:eastAsia="Cambria" w:hAnsi="Cambria" w:cs="Cambria"/>
-          <w:sz w:val="18"/>
-          <w:lang w:val="fr-FR"/>
-        </w:rPr>
-        <w:t>Pluriel] d'une autre société de gestion collective autre que la SACEM. [</w:t>
-      </w:r>
-      <w:proofErr w:type="spellStart"/>
-      <w:r>
-        <w:rPr>
-          <w:rFonts w:ascii="Cambria" w:eastAsia="Cambria" w:hAnsi="Cambria" w:cs="Cambria"/>
-          <w:sz w:val="18"/>
-          <w:lang w:val="fr-FR"/>
-        </w:rPr>
-        <w:t>IlIls</w:t>
-      </w:r>
-      <w:proofErr w:type="spellEnd"/>
-      <w:r>
-        <w:rPr>
-          <w:rFonts w:ascii="Cambria" w:eastAsia="Cambria" w:hAnsi="Cambria" w:cs="Cambria"/>
-          <w:sz w:val="18"/>
-          <w:lang w:val="fr-FR"/>
-        </w:rPr>
-        <w:t>] [</w:t>
-      </w:r>
-      <w:proofErr w:type="spellStart"/>
-      <w:r>
-        <w:rPr>
-          <w:rFonts w:ascii="Cambria" w:eastAsia="Cambria" w:hAnsi="Cambria" w:cs="Cambria"/>
-          <w:sz w:val="18"/>
-          <w:lang w:val="fr-FR"/>
-        </w:rPr>
-        <w:t>NestPasNeSontPas</w:t>
-      </w:r>
-      <w:proofErr w:type="spellEnd"/>
-      <w:r>
-        <w:rPr>
-          <w:rFonts w:ascii="Cambria" w:eastAsia="Cambria" w:hAnsi="Cambria" w:cs="Cambria"/>
-          <w:sz w:val="18"/>
-          <w:lang w:val="fr-FR"/>
-        </w:rPr>
-        <w:t xml:space="preserve">] </w:t>
-      </w:r>
-      <w:proofErr w:type="gramStart"/>
-      <w:r>
-        <w:rPr>
-          <w:rFonts w:ascii="Cambria" w:eastAsia="Cambria" w:hAnsi="Cambria" w:cs="Cambria"/>
-          <w:sz w:val="18"/>
-          <w:lang w:val="fr-FR"/>
-        </w:rPr>
-        <w:t>signataire[</w:t>
-      </w:r>
-      <w:proofErr w:type="gramEnd"/>
-      <w:r>
-        <w:rPr>
-          <w:rFonts w:ascii="Cambria" w:eastAsia="Cambria" w:hAnsi="Cambria" w:cs="Cambria"/>
-          <w:sz w:val="18"/>
-          <w:lang w:val="fr-FR"/>
-        </w:rPr>
-        <w:t>Pluriel] du présent contrat mais de la lettre de répartition ci-après annexée.</w:t>
+          <w:rFonts w:ascii="Times New Roman" w:eastAsia="Cambria" w:hAnsi="Times New Roman" w:cs="Times New Roman"/>
+          <w:sz w:val="18"/>
+          <w:szCs w:val="18"/>
+          <w:lang w:val="fr-FR"/>
+        </w:rPr>
+        <w:t>[ListeNonSACEM_Noms] [EstSont] membre[Pluriel] d'une autre société de gestion collective autre que la SACEM. [IlIls] [NestPasNeSontPas] signataire[Pluriel] du présent contrat mais de la lettre de répartition ci-après annexée.</w:t>
       </w:r>
     </w:p>
     <w:p>
       <w:pPr>
         <w:spacing w:after="0" w:line="268" w:lineRule="auto"/>
         <w:rPr>
-          <w:rFonts w:ascii="Cambria" w:eastAsia="Cambria" w:hAnsi="Cambria" w:cs="Cambria"/>
+          <w:rFonts w:ascii="Times New Roman" w:eastAsia="Cambria" w:hAnsi="Times New Roman" w:cs="Times New Roman"/>
           <w:b/>
           <w:bCs/>
           <w:sz w:val="18"/>
+          <w:szCs w:val="18"/>
           <w:lang w:val="fr-FR"/>
         </w:rPr>
       </w:pPr>
       <w:r>
         <w:rPr>
-          <w:rFonts w:ascii="Cambria" w:eastAsia="Cambria" w:hAnsi="Cambria" w:cs="Cambria"/>
+          <w:rFonts w:ascii="Times New Roman" w:eastAsia="Cambria" w:hAnsi="Times New Roman" w:cs="Times New Roman"/>
           <w:b/>
           <w:bCs/>
           <w:sz w:val="18"/>
+          <w:szCs w:val="18"/>
           <w:lang w:val="fr-FR"/>
         </w:rPr>
         <w:t>{END_</w:t>
       </w:r>
       <w:r>
         <w:rPr>
-          <w:rFonts w:ascii="Cambria" w:eastAsia="Cambria" w:hAnsi="Cambria" w:cs="Cambria"/>
+          <w:rFonts w:ascii="Times New Roman" w:eastAsia="Cambria" w:hAnsi="Times New Roman" w:cs="Times New Roman"/>
           <w:b/>
           <w:bCs/>
           <w:sz w:val="18"/>
+          <w:szCs w:val="18"/>
           <w:lang w:val="fr-FR"/>
         </w:rPr>
         <w:t>LIST_</w:t>
       </w:r>
       <w:r>
         <w:rPr>
-          <w:rFonts w:ascii="Cambria" w:eastAsia="Cambria" w:hAnsi="Cambria" w:cs="Cambria"/>
+          <w:rFonts w:ascii="Times New Roman" w:eastAsia="Cambria" w:hAnsi="Times New Roman" w:cs="Times New Roman"/>
           <w:b/>
           <w:bCs/>
           <w:sz w:val="18"/>
+          <w:szCs w:val="18"/>
           <w:lang w:val="fr-FR"/>
         </w:rPr>
         <w:t>NONSACEM}</w:t>
@@ -4047,10 +2719,11 @@
       <w:pPr>
         <w:spacing w:after="0" w:line="268" w:lineRule="auto"/>
         <w:rPr>
-          <w:rFonts w:ascii="Cambria" w:eastAsia="Cambria" w:hAnsi="Cambria" w:cs="Cambria"/>
+          <w:rFonts w:ascii="Times New Roman" w:eastAsia="Cambria" w:hAnsi="Times New Roman" w:cs="Times New Roman"/>
           <w:b/>
           <w:bCs/>
           <w:sz w:val="18"/>
+          <w:szCs w:val="18"/>
           <w:lang w:val="fr-FR"/>
         </w:rPr>
       </w:pPr>
@@ -4059,185 +2732,245 @@
       <w:pPr>
         <w:spacing w:after="0" w:line="268" w:lineRule="auto"/>
         <w:rPr>
-          <w:rFonts w:ascii="Cambria" w:eastAsia="Cambria" w:hAnsi="Cambria" w:cs="Cambria"/>
+          <w:rFonts w:ascii="Times New Roman" w:eastAsia="Cambria" w:hAnsi="Times New Roman" w:cs="Times New Roman"/>
           <w:b/>
           <w:bCs/>
           <w:sz w:val="18"/>
+          <w:szCs w:val="18"/>
           <w:lang w:val="fr-FR"/>
         </w:rPr>
       </w:pPr>
       <w:r>
         <w:rPr>
-          <w:rFonts w:ascii="Cambria" w:eastAsia="Cambria" w:hAnsi="Cambria" w:cs="Cambria"/>
+          <w:rFonts w:ascii="Times New Roman" w:eastAsia="Cambria" w:hAnsi="Times New Roman" w:cs="Times New Roman"/>
           <w:b/>
           <w:bCs/>
           <w:sz w:val="18"/>
-          <w:lang w:val="fr-FR"/>
-        </w:rPr>
-        <w:t>{START_BDO_COMMENTAIRE_NONSACEM}</w:t>
+          <w:szCs w:val="18"/>
+          <w:lang w:val="fr-FR"/>
+        </w:rPr>
+        <w:t xml:space="preserve">{START_LIST_NONSACEM_SACEM} </w:t>
       </w:r>
     </w:p>
     <w:p>
       <w:pPr>
         <w:spacing w:after="0" w:line="268" w:lineRule="auto"/>
         <w:rPr>
-          <w:rFonts w:ascii="Cambria" w:eastAsia="Cambria" w:hAnsi="Cambria" w:cs="Cambria"/>
-          <w:sz w:val="18"/>
+          <w:rFonts w:ascii="Times New Roman" w:eastAsia="Cambria" w:hAnsi="Times New Roman" w:cs="Times New Roman"/>
+          <w:sz w:val="18"/>
+          <w:szCs w:val="18"/>
           <w:lang w:val="fr-FR"/>
         </w:rPr>
       </w:pPr>
       <w:r>
         <w:rPr>
-          <w:rFonts w:ascii="Cambria" w:eastAsia="Cambria" w:hAnsi="Cambria" w:cs="Cambria"/>
-          <w:sz w:val="18"/>
-          <w:lang w:val="fr-FR"/>
-        </w:rPr>
-        <w:t>Le présent dépôt porte sur [</w:t>
-      </w:r>
-      <w:proofErr w:type="spellStart"/>
-      <w:r>
-        <w:rPr>
-          <w:rFonts w:ascii="Cambria" w:eastAsia="Cambria" w:hAnsi="Cambria" w:cs="Cambria"/>
-          <w:sz w:val="18"/>
-          <w:lang w:val="fr-FR"/>
-        </w:rPr>
-        <w:t>PartsSACEM</w:t>
-      </w:r>
-      <w:proofErr w:type="spellEnd"/>
-      <w:r>
-        <w:rPr>
-          <w:rFonts w:ascii="Cambria" w:eastAsia="Cambria" w:hAnsi="Cambria" w:cs="Cambria"/>
-          <w:sz w:val="18"/>
-          <w:lang w:val="fr-FR"/>
-        </w:rPr>
-        <w:t>]% de l'œuvre (parts de [</w:t>
-      </w:r>
-      <w:proofErr w:type="spellStart"/>
-      <w:r>
-        <w:rPr>
-          <w:rFonts w:ascii="Cambria" w:eastAsia="Cambria" w:hAnsi="Cambria" w:cs="Cambria"/>
-          <w:sz w:val="18"/>
-          <w:lang w:val="fr-FR"/>
-        </w:rPr>
-        <w:t>ListeAC_SACEM</w:t>
-      </w:r>
-      <w:proofErr w:type="spellEnd"/>
-      <w:r>
-        <w:rPr>
-          <w:rFonts w:ascii="Cambria" w:eastAsia="Cambria" w:hAnsi="Cambria" w:cs="Cambria"/>
-          <w:sz w:val="18"/>
-          <w:lang w:val="fr-FR"/>
-        </w:rPr>
-        <w:t>] et leurs éditeurs [</w:t>
-      </w:r>
-      <w:proofErr w:type="spellStart"/>
-      <w:r>
-        <w:rPr>
-          <w:rFonts w:ascii="Cambria" w:eastAsia="Cambria" w:hAnsi="Cambria" w:cs="Cambria"/>
-          <w:sz w:val="18"/>
-          <w:lang w:val="fr-FR"/>
-        </w:rPr>
-        <w:t>ListeE_SACEM</w:t>
-      </w:r>
-      <w:proofErr w:type="spellEnd"/>
-      <w:r>
-        <w:rPr>
-          <w:rFonts w:ascii="Cambria" w:eastAsia="Cambria" w:hAnsi="Cambria" w:cs="Cambria"/>
-          <w:sz w:val="18"/>
-          <w:lang w:val="fr-FR"/>
-        </w:rPr>
-        <w:t>]). Les autres [</w:t>
-      </w:r>
-      <w:proofErr w:type="spellStart"/>
-      <w:r>
-        <w:rPr>
-          <w:rFonts w:ascii="Cambria" w:eastAsia="Cambria" w:hAnsi="Cambria" w:cs="Cambria"/>
-          <w:sz w:val="18"/>
-          <w:lang w:val="fr-FR"/>
-        </w:rPr>
-        <w:t>PartsNonSACEM</w:t>
-      </w:r>
-      <w:proofErr w:type="spellEnd"/>
-      <w:r>
-        <w:rPr>
-          <w:rFonts w:ascii="Cambria" w:eastAsia="Cambria" w:hAnsi="Cambria" w:cs="Cambria"/>
-          <w:sz w:val="18"/>
-          <w:lang w:val="fr-FR"/>
-        </w:rPr>
-        <w:t>]% reviennent à [</w:t>
-      </w:r>
-      <w:proofErr w:type="spellStart"/>
-      <w:r>
-        <w:rPr>
-          <w:rFonts w:ascii="Cambria" w:eastAsia="Cambria" w:hAnsi="Cambria" w:cs="Cambria"/>
-          <w:sz w:val="18"/>
-          <w:lang w:val="fr-FR"/>
-        </w:rPr>
-        <w:t>ListeNonSACEM</w:t>
-      </w:r>
-      <w:proofErr w:type="spellEnd"/>
-      <w:r>
-        <w:rPr>
-          <w:rFonts w:ascii="Cambria" w:eastAsia="Cambria" w:hAnsi="Cambria" w:cs="Cambria"/>
-          <w:sz w:val="18"/>
-          <w:lang w:val="fr-FR"/>
-        </w:rPr>
-        <w:t>][</w:t>
-      </w:r>
-      <w:proofErr w:type="spellStart"/>
-      <w:r>
-        <w:rPr>
-          <w:rFonts w:ascii="Cambria" w:eastAsia="Cambria" w:hAnsi="Cambria" w:cs="Cambria"/>
-          <w:sz w:val="18"/>
-          <w:lang w:val="fr-FR"/>
-        </w:rPr>
-        <w:t>EditeurDe</w:t>
-      </w:r>
-      <w:proofErr w:type="spellEnd"/>
-      <w:r>
-        <w:rPr>
-          <w:rFonts w:ascii="Cambria" w:eastAsia="Cambria" w:hAnsi="Cambria" w:cs="Cambria"/>
-          <w:sz w:val="18"/>
-          <w:lang w:val="fr-FR"/>
-        </w:rPr>
-        <w:t xml:space="preserve">], </w:t>
-      </w:r>
-      <w:proofErr w:type="gramStart"/>
-      <w:r>
-        <w:rPr>
-          <w:rFonts w:ascii="Cambria" w:eastAsia="Cambria" w:hAnsi="Cambria" w:cs="Cambria"/>
-          <w:sz w:val="18"/>
-          <w:lang w:val="fr-FR"/>
-        </w:rPr>
-        <w:t>membre[</w:t>
-      </w:r>
-      <w:proofErr w:type="gramEnd"/>
-      <w:r>
-        <w:rPr>
-          <w:rFonts w:ascii="Cambria" w:eastAsia="Cambria" w:hAnsi="Cambria" w:cs="Cambria"/>
-          <w:sz w:val="18"/>
-          <w:lang w:val="fr-FR"/>
-        </w:rPr>
-        <w:t>Pluriel] d'une société de gestion collective étrangère.</w:t>
+          <w:rFonts w:ascii="Times New Roman" w:eastAsia="Cambria" w:hAnsi="Times New Roman" w:cs="Times New Roman"/>
+          <w:sz w:val="18"/>
+          <w:szCs w:val="18"/>
+          <w:lang w:val="fr-FR"/>
+        </w:rPr>
+        <w:t xml:space="preserve">[ListeNonSACEM_Noms] [NestPasNeSontPas] signataire[Pluriel] du présent contrat. </w:t>
       </w:r>
     </w:p>
     <w:p>
       <w:pPr>
         <w:spacing w:after="0" w:line="268" w:lineRule="auto"/>
         <w:rPr>
-          <w:rFonts w:ascii="Cambria" w:eastAsia="Cambria" w:hAnsi="Cambria" w:cs="Cambria"/>
+          <w:rFonts w:ascii="Times New Roman" w:eastAsia="Cambria" w:hAnsi="Times New Roman" w:cs="Times New Roman"/>
           <w:b/>
           <w:bCs/>
           <w:sz w:val="18"/>
+          <w:szCs w:val="18"/>
           <w:lang w:val="fr-FR"/>
         </w:rPr>
       </w:pPr>
       <w:r>
         <w:rPr>
-          <w:rFonts w:ascii="Cambria" w:eastAsia="Cambria" w:hAnsi="Cambria" w:cs="Cambria"/>
+          <w:rFonts w:ascii="Times New Roman" w:eastAsia="Cambria" w:hAnsi="Times New Roman" w:cs="Times New Roman"/>
           <w:b/>
           <w:bCs/>
           <w:sz w:val="18"/>
+          <w:szCs w:val="18"/>
+          <w:lang w:val="fr-FR"/>
+        </w:rPr>
+        <w:t>{END_LIST_NONSACEM_SACEM}</w:t>
+      </w:r>
+    </w:p>
+    <w:p>
+      <w:pPr>
+        <w:spacing w:after="0" w:line="268" w:lineRule="auto"/>
+        <w:rPr>
+          <w:rFonts w:ascii="Times New Roman" w:eastAsia="Cambria" w:hAnsi="Times New Roman" w:cs="Times New Roman"/>
+          <w:b/>
+          <w:bCs/>
+          <w:sz w:val="18"/>
+          <w:szCs w:val="18"/>
+          <w:lang w:val="fr-FR"/>
+        </w:rPr>
+      </w:pPr>
+    </w:p>
+    <w:p>
+      <w:pPr>
+        <w:spacing w:after="0" w:line="268" w:lineRule="auto"/>
+        <w:rPr>
+          <w:rFonts w:ascii="Times New Roman" w:eastAsia="Cambria" w:hAnsi="Times New Roman" w:cs="Times New Roman"/>
+          <w:b/>
+          <w:bCs/>
+          <w:sz w:val="18"/>
+          <w:szCs w:val="18"/>
+          <w:lang w:val="fr-FR"/>
+        </w:rPr>
+      </w:pPr>
+      <w:r>
+        <w:rPr>
+          <w:rFonts w:ascii="Times New Roman" w:eastAsia="Cambria" w:hAnsi="Times New Roman" w:cs="Times New Roman"/>
+          <w:b/>
+          <w:bCs/>
+          <w:sz w:val="18"/>
+          <w:szCs w:val="18"/>
+          <w:lang w:val="fr-FR"/>
+        </w:rPr>
+        <w:t>{START_MENTION_NONSACEM_SEUL}</w:t>
+      </w:r>
+    </w:p>
+    <w:p>
+      <w:pPr>
+        <w:spacing w:after="0" w:line="268" w:lineRule="auto"/>
+        <w:rPr>
+          <w:rFonts w:ascii="Times New Roman" w:eastAsia="Cambria" w:hAnsi="Times New Roman" w:cs="Times New Roman"/>
+          <w:sz w:val="18"/>
+          <w:szCs w:val="18"/>
+          <w:lang w:val="fr-FR"/>
+        </w:rPr>
+      </w:pPr>
+      <w:r>
+        <w:rPr>
+          <w:rFonts w:ascii="Times New Roman" w:eastAsia="Cambria" w:hAnsi="Times New Roman" w:cs="Times New Roman"/>
+          <w:sz w:val="18"/>
+          <w:szCs w:val="18"/>
+          <w:lang w:val="fr-FR"/>
+        </w:rPr>
+        <w:t xml:space="preserve">Il est ici précisé que les droits patrimoniaux de l'ŒUVRE sont détenus conjointement par, d'une part, [ListeSignataires], et d'autre part [ListeNonSACEM_Noms], qui en contrôlent respectivement [PartsSACEM]% et [PartsNonSACEM]%. Dans ce contexte, tous les pourcentages stipulés au présent contrat s'entendent au prorata de la part contrôlée par </w:t>
+      </w:r>
+      <w:r>
+        <w:rPr>
+          <w:rFonts w:ascii="Times New Roman" w:eastAsia="Cambria" w:hAnsi="Times New Roman" w:cs="Times New Roman"/>
+          <w:sz w:val="18"/>
+          <w:szCs w:val="18"/>
+          <w:lang w:val="fr-FR"/>
+        </w:rPr>
+        <w:t>[ListeSignataires]</w:t>
+      </w:r>
+      <w:r>
+        <w:rPr>
+          <w:rFonts w:ascii="Times New Roman" w:eastAsia="Cambria" w:hAnsi="Times New Roman" w:cs="Times New Roman"/>
+          <w:sz w:val="18"/>
+          <w:szCs w:val="18"/>
+          <w:lang w:val="fr-FR"/>
+        </w:rPr>
+        <w:t>, soit [PartsSACEM]% de l'ŒUVRE.</w:t>
+      </w:r>
+    </w:p>
+    <w:p>
+      <w:pPr>
+        <w:spacing w:after="0" w:line="268" w:lineRule="auto"/>
+        <w:rPr>
+          <w:rFonts w:ascii="Times New Roman" w:eastAsia="Cambria" w:hAnsi="Times New Roman" w:cs="Times New Roman"/>
+          <w:b/>
+          <w:bCs/>
+          <w:sz w:val="18"/>
+          <w:szCs w:val="18"/>
+          <w:lang w:val="fr-FR"/>
+        </w:rPr>
+      </w:pPr>
+      <w:r>
+        <w:rPr>
+          <w:rFonts w:ascii="Times New Roman" w:eastAsia="Cambria" w:hAnsi="Times New Roman" w:cs="Times New Roman"/>
+          <w:b/>
+          <w:bCs/>
+          <w:sz w:val="18"/>
+          <w:szCs w:val="18"/>
+          <w:lang w:val="fr-FR"/>
+        </w:rPr>
+        <w:t>{END_MENTION_NONSACEM_SEUL}</w:t>
+      </w:r>
+    </w:p>
+    <w:p>
+      <w:pPr>
+        <w:spacing w:after="0" w:line="268" w:lineRule="auto"/>
+        <w:rPr>
+          <w:rFonts w:ascii="Times New Roman" w:eastAsia="Cambria" w:hAnsi="Times New Roman" w:cs="Times New Roman"/>
+          <w:b/>
+          <w:bCs/>
+          <w:sz w:val="18"/>
+          <w:szCs w:val="18"/>
+          <w:lang w:val="fr-FR"/>
+        </w:rPr>
+      </w:pPr>
+    </w:p>
+    <w:p>
+      <w:pPr>
+        <w:spacing w:after="0" w:line="268" w:lineRule="auto"/>
+        <w:rPr>
+          <w:rFonts w:ascii="Times New Roman" w:eastAsia="Cambria" w:hAnsi="Times New Roman" w:cs="Times New Roman"/>
+          <w:b/>
+          <w:bCs/>
+          <w:sz w:val="18"/>
+          <w:szCs w:val="18"/>
+          <w:lang w:val="fr-FR"/>
+        </w:rPr>
+      </w:pPr>
+      <w:r>
+        <w:rPr>
+          <w:rFonts w:ascii="Times New Roman" w:eastAsia="Cambria" w:hAnsi="Times New Roman" w:cs="Times New Roman"/>
+          <w:b/>
+          <w:bCs/>
+          <w:sz w:val="18"/>
+          <w:szCs w:val="18"/>
+          <w:lang w:val="fr-FR"/>
+        </w:rPr>
+        <w:t>{START_BDO_COMMENTAIRE_NONSACEM}</w:t>
+      </w:r>
+    </w:p>
+    <w:p>
+      <w:pPr>
+        <w:spacing w:after="0" w:line="268" w:lineRule="auto"/>
+        <w:rPr>
+          <w:rFonts w:ascii="Times New Roman" w:eastAsia="Cambria" w:hAnsi="Times New Roman" w:cs="Times New Roman"/>
+          <w:sz w:val="18"/>
+          <w:szCs w:val="18"/>
+          <w:lang w:val="fr-FR"/>
+        </w:rPr>
+      </w:pPr>
+      <w:r>
+        <w:rPr>
+          <w:rFonts w:ascii="Times New Roman" w:eastAsia="Cambria" w:hAnsi="Times New Roman" w:cs="Times New Roman"/>
+          <w:sz w:val="18"/>
+          <w:szCs w:val="18"/>
+          <w:lang w:val="fr-FR"/>
+        </w:rPr>
+        <w:t>Le présent dépôt porte sur [PartsSACEM]% de l'œuvre (parts de [ListeAC_SACEM] et leurs éditeurs [ListeE_SACEM]). Les autres [PartsNonSACEM]% reviennent à [ListeNonSACEM][EditeurDe], membre[Pluriel] d'une société de gestion collective étrangère.</w:t>
+      </w:r>
+    </w:p>
+    <w:p>
+      <w:pPr>
+        <w:spacing w:after="0" w:line="268" w:lineRule="auto"/>
+        <w:rPr>
+          <w:rFonts w:ascii="Times New Roman" w:eastAsia="Cambria" w:hAnsi="Times New Roman" w:cs="Times New Roman"/>
+          <w:b/>
+          <w:bCs/>
+          <w:sz w:val="18"/>
+          <w:szCs w:val="18"/>
+          <w:lang w:val="fr-FR"/>
+        </w:rPr>
+      </w:pPr>
+      <w:r>
+        <w:rPr>
+          <w:rFonts w:ascii="Times New Roman" w:eastAsia="Cambria" w:hAnsi="Times New Roman" w:cs="Times New Roman"/>
+          <w:b/>
+          <w:bCs/>
+          <w:sz w:val="18"/>
+          <w:szCs w:val="18"/>
           <w:lang w:val="fr-FR"/>
         </w:rPr>
         <w:t>{END_BDO_COMMENTAIRE_NONSACEM}</w:t>
